--- a/lab-materials/lab04/files/lab04_litreview_HINTS.docx
+++ b/lab-materials/lab04/files/lab04_litreview_HINTS.docx
@@ -18,82 +18,149 @@
         <w:t xml:space="preserve">Hints for Literature Review &amp; Proposal!!</w:t>
       </w:r>
     </w:p>
-    <w:p>
-      <w:pPr>
-        <w:pStyle w:val="box"/>
-      </w:pPr>
-      <w:r>
-        <w:rPr>
-          <w:rStyle w:val="section-title"/>
-        </w:rPr>
-        <w:t xml:space="preserve">Hints &amp; Help!!</w:t>
-      </w:r>
-    </w:p>
-    <w:p>
-      <w:pPr>
-        <w:pStyle w:val="box"/>
-      </w:pPr>
-      <w:r>
-        <w:t xml:space="preserve">**This is the “hint” sheet – do NOT turn this in. Instead, use it as a guide to make sure that you have covered all of the necessary point or have included all of the relevant details for each box.</w:t>
-      </w:r>
-    </w:p>
-    <w:p>
-      <w:pPr>
-        <w:pStyle w:val="box"/>
-      </w:pPr>
-      <w:r>
-        <w:rPr>
-          <w:b/>
-          <w:bCs/>
-        </w:rPr>
-        <w:t xml:space="preserve">General Hints:</w:t>
-      </w:r>
-    </w:p>
-    <w:p>
-      <w:pPr>
-        <w:pStyle w:val="box"/>
-      </w:pPr>
-      <w:r>
-        <w:t xml:space="preserve">Write your answers as full thoughts, don’t write it as a direct answer to the prompt in the box. The reader won’t have access to the prompt, so your text needs to stand on its own.</w:t>
-      </w:r>
-    </w:p>
-    <w:p>
-      <w:pPr>
-        <w:pStyle w:val="box"/>
-      </w:pPr>
-      <w:r>
-        <w:t xml:space="preserve">Don’t forget to include transition sentences between boxes or sections as needed. Think of it like this, you should be able to read down the content grading sheet and it should sound &amp; feel like a paper!</w:t>
-      </w:r>
-    </w:p>
-    <w:p>
-      <w:pPr>
-        <w:pStyle w:val="box"/>
-      </w:pPr>
-      <w:r>
-        <w:t xml:space="preserve">Use a formal tone with your writing.</w:t>
-      </w:r>
-    </w:p>
-    <w:p>
-      <w:pPr>
-        <w:pStyle w:val="box"/>
-      </w:pPr>
-      <w:r>
-        <w:t xml:space="preserve">Do not use direct quotes, paraphrase when conveying ideas/details from the original papers.</w:t>
-      </w:r>
-    </w:p>
-    <w:p>
-      <w:pPr>
-        <w:pStyle w:val="box"/>
-      </w:pPr>
-      <w:r>
-        <w:t xml:space="preserve">Even though this is a writing exercise, the best examples of this assignment usually come from devoting the majority of your time to thinking!</w:t>
-      </w:r>
+    <w:tbl>
+      <w:tblPr>
+        <w:tblStyle w:val="Table"/>
+        <w:tblLook w:firstRow="1" w:lastRow="0" w:firstColumn="0" w:lastColumn="0" w:noHBand="0" w:noVBand="0" w:val="0020"/>
+        <w:tblBorders>
+          <w:top w:val="single" w:sz="4" w:space="0" w:color="ECCC87"/>
+          <w:left w:val="single" w:sz="4" w:space="0" w:color="ECCC87"/>
+          <w:bottom w:val="single" w:sz="4" w:space="0" w:color="ECCC87"/>
+          <w:right w:val="single" w:sz="4" w:space="0" w:color="ECCC87"/>
+          <w:insideH w:val="nil" w:sz="0" w:space="0" w:color="ECCC87"/>
+          <w:insideV w:val="nil" w:sz="0" w:space="0" w:color="ECCC87"/>
+        </w:tblBorders>
+        <w:tblCellMar>
+          <w:left w:w="144" w:type="dxa"/>
+          <w:right w:w="144" w:type="dxa"/>
+        </w:tblCellMar>
+        <w:tblCaption w:val="Hints &amp; Help!! information box"/>
+        <w:tblDescription w:val="Hints &amp; Help!! callout containing related guidance and content."/>
+      </w:tblPr>
+      <w:tr>
+        <w:trPr>
+          <w:cantSplit/>
+          <w:tblHeader/>
+        </w:trPr>
+        <w:tc>
+          <w:tcPr>
+            <w:shd w:color="auto" w:fill="FDF6E3" w:val="clear"/>
+            <w:tcMar>
+              <w:top w:w="100" w:type="dxa"/>
+              <w:bottom w:w="100" w:type="dxa"/>
+              <w:left w:w="140" w:type="dxa"/>
+              <w:right w:w="140" w:type="dxa"/>
+            </w:tcMar>
+          </w:tcPr>
+          <w:p>
+            <w:pPr>
+              <w:pStyle w:val="FirstParagraph"/>
+              <w:spacing xmlns:w="http://schemas.openxmlformats.org/wordprocessingml/2006/main" w:before="0" w:after="0" w:line="240" w:lineRule="auto"/>
+              <w:keepNext/>
+            </w:pPr>
+            <w:r>
+              <w:rPr>
+                <w:rStyle w:val="section-title"/>
+              </w:rPr>
+              <w:t xml:space="preserve">Hints &amp; Help!!</w:t>
+            </w:r>
+          </w:p>
+        </w:tc>
+      </w:tr>
+      <w:tr>
+        <w:trPr>
+          <w:cantSplit/>
+        </w:trPr>
+        <w:tc>
+          <w:tcPr>
+            <w:tcMar>
+              <w:top w:w="100" w:type="dxa"/>
+              <w:bottom w:w="100" w:type="dxa"/>
+              <w:left w:w="140" w:type="dxa"/>
+              <w:right w:w="140" w:type="dxa"/>
+            </w:tcMar>
+            <w:shd w:val="clear" w:color="auto" w:fill="FDF6E3"/>
+          </w:tcPr>
+          <w:p>
+            <w:pPr>
+              <w:pStyle w:val="BodyText"/>
+              <w:spacing xmlns:w="http://schemas.openxmlformats.org/wordprocessingml/2006/main" w:before="0" w:after="120" w:line="288" w:lineRule="auto"/>
+            </w:pPr>
+            <w:r>
+              <w:t xml:space="preserve">This is the “hint” sheet – do NOT turn this in. Instead, use it as a guide to make sure that you have covered all of the necessary point or have included all of the relevant details for each box.</w:t>
+            </w:r>
+          </w:p>
+          <w:p>
+            <w:pPr>
+              <w:pStyle w:val="BodyText"/>
+              <w:spacing w:before="0" w:after="120" w:line="288" w:lineRule="auto"/>
+            </w:pPr>
+            <w:r>
+              <w:rPr>
+                <w:b/>
+                <w:bCs/>
+              </w:rPr>
+              <w:t xml:space="preserve">General Hints:</w:t>
+            </w:r>
+          </w:p>
+          <w:p>
+            <w:pPr>
+              <w:pStyle w:val="BodyText"/>
+              <w:spacing w:before="0" w:after="120" w:line="288" w:lineRule="auto"/>
+            </w:pPr>
+            <w:r>
+              <w:t xml:space="preserve">Write your answers as full thoughts, don’t write it as a direct answer to the prompt in the box. The reader won’t have access to the prompt, so your text needs to stand on its own.</w:t>
+            </w:r>
+          </w:p>
+          <w:p>
+            <w:pPr>
+              <w:pStyle w:val="BodyText"/>
+              <w:spacing w:before="0" w:after="120" w:line="288" w:lineRule="auto"/>
+            </w:pPr>
+            <w:r>
+              <w:t xml:space="preserve">Don’t forget to include transition sentences between boxes or sections as needed. Think of it like this, you should be able to read down the content grading sheet and it should sound &amp; feel like a paper!</w:t>
+            </w:r>
+          </w:p>
+          <w:p>
+            <w:pPr>
+              <w:pStyle w:val="BodyText"/>
+              <w:spacing w:before="0" w:after="120" w:line="288" w:lineRule="auto"/>
+            </w:pPr>
+            <w:r>
+              <w:t xml:space="preserve">Use a formal tone with your writing.</w:t>
+            </w:r>
+          </w:p>
+          <w:p>
+            <w:pPr>
+              <w:pStyle w:val="BodyText"/>
+              <w:spacing w:before="0" w:after="120" w:line="288" w:lineRule="auto"/>
+            </w:pPr>
+            <w:r>
+              <w:t xml:space="preserve">Do not use direct quotes, paraphrase when conveying ideas/details from the original papers.</w:t>
+            </w:r>
+          </w:p>
+          <w:p>
+            <w:pPr>
+              <w:pStyle w:val="BodyText"/>
+              <w:spacing xmlns:w="http://schemas.openxmlformats.org/wordprocessingml/2006/main" w:after="40" w:before="0" w:line="288" w:lineRule="auto"/>
+            </w:pPr>
+            <w:r>
+              <w:t xml:space="preserve">Even though this is a writing exercise, the best examples of this assignment usually come from devoting the majority of your time to thinking!</w:t>
+            </w:r>
+          </w:p>
+        </w:tc>
+      </w:tr>
+    </w:tbl>
+    <w:p xmlns:w="http://schemas.openxmlformats.org/wordprocessingml/2006/main">
+      <w:pPr>
+        <w:spacing w:before="0" w:after="0" w:line="120" w:lineRule="exact"/>
+      </w:pPr>
     </w:p>
     <w:tbl xmlns:w="http://schemas.openxmlformats.org/wordprocessingml/2006/main" xmlns:r="http://schemas.openxmlformats.org/officeDocument/2006/relationships" xmlns:w14="http://schemas.microsoft.com/office/word/2010/wordml" xmlns:wp="http://schemas.openxmlformats.org/drawingml/2006/wordprocessingDrawing" xmlns:a="http://schemas.openxmlformats.org/drawingml/2006/main" xmlns:pic="http://schemas.openxmlformats.org/drawingml/2006/picture">
       <w:tblPr>
         <w:tblLayout w:type="fixed"/>
         <w:jc w:val="center"/>
-        <w:tblLook w:firstRow="1" w:lastRow="0" w:firstColumn="0" w:lastColumn="0" w:noHBand="0" w:noVBand="1"/>
+        <w:tblLook w:firstRow="1" w:lastRow="0" w:firstColumn="0" w:lastColumn="0" w:noHBand="0" w:noVBand="1" w:val="0020"/>
       </w:tblPr>
       <w:tblGrid>
         <w:gridCol w:w="3600"/>
@@ -134,7 +201,7 @@
               <w:spacing w:after="100" w:before="100" w:line="240"/>
               <w:ind w:left="100" w:right="100" w:firstLine="0" w:firstLineChars="0"/>
               <w:rPr>
-                <w:rFonts w:ascii="Helvetica" w:hAnsi="Helvetica" w:eastAsia="Helvetica" w:cs="Helvetica"/>
+                <w:rFonts w:ascii="Arial" w:hAnsi="Arial" w:eastAsia="Arial" w:cs="Arial"/>
                 <w:i w:val="false"/>
                 <w:b w:val="true"/>
                 <w:u w:val="none"/>
@@ -146,7 +213,7 @@
             </w:pPr>
             <w:r xmlns:w="http://schemas.openxmlformats.org/wordprocessingml/2006/main" xmlns:wp="http://schemas.openxmlformats.org/drawingml/2006/wordprocessingDrawing" xmlns:r="http://schemas.openxmlformats.org/officeDocument/2006/relationships" xmlns:w14="http://schemas.microsoft.com/office/word/2010/wordml">
               <w:rPr>
-                <w:rFonts w:ascii="Helvetica" w:hAnsi="Helvetica" w:eastAsia="Helvetica" w:cs="Helvetica"/>
+                <w:rFonts w:ascii="Arial" w:hAnsi="Arial" w:eastAsia="Arial" w:cs="Arial"/>
                 <w:i w:val="false"/>
                 <w:b w:val="true"/>
                 <w:u w:val="none"/>
@@ -188,7 +255,7 @@
               <w:spacing w:after="100" w:before="100" w:line="240"/>
               <w:ind w:left="100" w:right="100" w:firstLine="0" w:firstLineChars="0"/>
               <w:rPr>
-                <w:rFonts w:ascii="Helvetica" w:hAnsi="Helvetica" w:eastAsia="Helvetica" w:cs="Helvetica"/>
+                <w:rFonts w:ascii="Arial" w:hAnsi="Arial" w:eastAsia="Arial" w:cs="Arial"/>
                 <w:i w:val="false"/>
                 <w:b w:val="true"/>
                 <w:u w:val="none"/>
@@ -200,7 +267,7 @@
             </w:pPr>
             <w:r xmlns:w="http://schemas.openxmlformats.org/wordprocessingml/2006/main" xmlns:wp="http://schemas.openxmlformats.org/drawingml/2006/wordprocessingDrawing" xmlns:r="http://schemas.openxmlformats.org/officeDocument/2006/relationships" xmlns:w14="http://schemas.microsoft.com/office/word/2010/wordml">
               <w:rPr>
-                <w:rFonts w:ascii="Helvetica" w:hAnsi="Helvetica" w:eastAsia="Helvetica" w:cs="Helvetica"/>
+                <w:rFonts w:ascii="Arial" w:hAnsi="Arial" w:eastAsia="Arial" w:cs="Arial"/>
                 <w:i w:val="false"/>
                 <w:b w:val="true"/>
                 <w:u w:val="none"/>
@@ -242,7 +309,7 @@
               <w:spacing w:after="100" w:before="100" w:line="240"/>
               <w:ind w:left="100" w:right="100" w:firstLine="0" w:firstLineChars="0"/>
               <w:rPr>
-                <w:rFonts w:ascii="Helvetica" w:hAnsi="Helvetica" w:eastAsia="Helvetica" w:cs="Helvetica"/>
+                <w:rFonts w:ascii="Arial" w:hAnsi="Arial" w:eastAsia="Arial" w:cs="Arial"/>
                 <w:i w:val="false"/>
                 <w:b w:val="true"/>
                 <w:u w:val="none"/>
@@ -254,7 +321,7 @@
             </w:pPr>
             <w:r xmlns:w="http://schemas.openxmlformats.org/wordprocessingml/2006/main" xmlns:wp="http://schemas.openxmlformats.org/drawingml/2006/wordprocessingDrawing" xmlns:r="http://schemas.openxmlformats.org/officeDocument/2006/relationships" xmlns:w14="http://schemas.microsoft.com/office/word/2010/wordml">
               <w:rPr>
-                <w:rFonts w:ascii="Helvetica" w:hAnsi="Helvetica" w:eastAsia="Helvetica" w:cs="Helvetica"/>
+                <w:rFonts w:ascii="Arial" w:hAnsi="Arial" w:eastAsia="Arial" w:cs="Arial"/>
                 <w:i w:val="false"/>
                 <w:b w:val="true"/>
                 <w:u w:val="none"/>
@@ -301,7 +368,7 @@
               <w:spacing w:after="100" w:before="100" w:line="240"/>
               <w:ind w:left="100" w:right="100" w:firstLine="0" w:firstLineChars="0"/>
               <w:rPr>
-                <w:rFonts w:ascii="Helvetica" w:hAnsi="Helvetica" w:eastAsia="Helvetica" w:cs="Helvetica"/>
+                <w:rFonts w:ascii="Arial" w:hAnsi="Arial" w:eastAsia="Arial" w:cs="Arial"/>
                 <w:i w:val="false"/>
                 <w:b w:val="false"/>
                 <w:u w:val="none"/>
@@ -313,7 +380,7 @@
             </w:pPr>
             <w:r xmlns:w="http://schemas.openxmlformats.org/wordprocessingml/2006/main" xmlns:wp="http://schemas.openxmlformats.org/drawingml/2006/wordprocessingDrawing" xmlns:r="http://schemas.openxmlformats.org/officeDocument/2006/relationships" xmlns:w14="http://schemas.microsoft.com/office/word/2010/wordml">
               <w:rPr>
-                <w:rFonts w:ascii="Helvetica" w:hAnsi="Helvetica" w:eastAsia="Helvetica" w:cs="Helvetica"/>
+                <w:rFonts w:ascii="Arial" w:hAnsi="Arial" w:eastAsia="Arial" w:cs="Arial"/>
                 <w:i w:val="false"/>
                 <w:b w:val="false"/>
                 <w:u w:val="none"/>
@@ -355,7 +422,7 @@
               <w:spacing w:after="100" w:before="100" w:line="240"/>
               <w:ind w:left="100" w:right="100" w:firstLine="0" w:firstLineChars="0"/>
               <w:rPr>
-                <w:rFonts w:ascii="Helvetica" w:hAnsi="Helvetica" w:eastAsia="Helvetica" w:cs="Helvetica"/>
+                <w:rFonts w:ascii="Arial" w:hAnsi="Arial" w:eastAsia="Arial" w:cs="Arial"/>
                 <w:i w:val="false"/>
                 <w:b w:val="false"/>
                 <w:u w:val="none"/>
@@ -367,7 +434,7 @@
             </w:pPr>
             <w:r xmlns:w="http://schemas.openxmlformats.org/wordprocessingml/2006/main" xmlns:wp="http://schemas.openxmlformats.org/drawingml/2006/wordprocessingDrawing" xmlns:r="http://schemas.openxmlformats.org/officeDocument/2006/relationships" xmlns:w14="http://schemas.microsoft.com/office/word/2010/wordml">
               <w:rPr>
-                <w:rFonts w:ascii="Helvetica" w:hAnsi="Helvetica" w:eastAsia="Helvetica" w:cs="Helvetica"/>
+                <w:rFonts w:ascii="Arial" w:hAnsi="Arial" w:eastAsia="Arial" w:cs="Arial"/>
                 <w:i w:val="false"/>
                 <w:b w:val="false"/>
                 <w:u w:val="none"/>
@@ -409,7 +476,7 @@
               <w:spacing w:after="100" w:before="100" w:line="240"/>
               <w:ind w:left="100" w:right="100" w:firstLine="0" w:firstLineChars="0"/>
               <w:rPr>
-                <w:rFonts w:ascii="Helvetica" w:hAnsi="Helvetica" w:eastAsia="Helvetica" w:cs="Helvetica"/>
+                <w:rFonts w:ascii="Arial" w:hAnsi="Arial" w:eastAsia="Arial" w:cs="Arial"/>
                 <w:i w:val="false"/>
                 <w:b w:val="false"/>
                 <w:u w:val="none"/>
@@ -421,7 +488,7 @@
             </w:pPr>
             <w:r xmlns:w="http://schemas.openxmlformats.org/wordprocessingml/2006/main" xmlns:wp="http://schemas.openxmlformats.org/drawingml/2006/wordprocessingDrawing" xmlns:r="http://schemas.openxmlformats.org/officeDocument/2006/relationships" xmlns:w14="http://schemas.microsoft.com/office/word/2010/wordml">
               <w:rPr>
-                <w:rFonts w:ascii="Helvetica" w:hAnsi="Helvetica" w:eastAsia="Helvetica" w:cs="Helvetica"/>
+                <w:rFonts w:ascii="Arial" w:hAnsi="Arial" w:eastAsia="Arial" w:cs="Arial"/>
                 <w:i w:val="false"/>
                 <w:b w:val="false"/>
                 <w:u w:val="none"/>
@@ -468,7 +535,7 @@
               <w:spacing w:after="100" w:before="100" w:line="240"/>
               <w:ind w:left="100" w:right="100" w:firstLine="0" w:firstLineChars="0"/>
               <w:rPr>
-                <w:rFonts w:ascii="Helvetica" w:hAnsi="Helvetica" w:eastAsia="Helvetica" w:cs="Helvetica"/>
+                <w:rFonts w:ascii="Arial" w:hAnsi="Arial" w:eastAsia="Arial" w:cs="Arial"/>
                 <w:i w:val="false"/>
                 <w:b w:val="false"/>
                 <w:u w:val="none"/>
@@ -480,7 +547,7 @@
             </w:pPr>
             <w:r xmlns:w="http://schemas.openxmlformats.org/wordprocessingml/2006/main" xmlns:wp="http://schemas.openxmlformats.org/drawingml/2006/wordprocessingDrawing" xmlns:r="http://schemas.openxmlformats.org/officeDocument/2006/relationships" xmlns:w14="http://schemas.microsoft.com/office/word/2010/wordml">
               <w:rPr>
-                <w:rFonts w:ascii="Helvetica" w:hAnsi="Helvetica" w:eastAsia="Helvetica" w:cs="Helvetica"/>
+                <w:rFonts w:ascii="Arial" w:hAnsi="Arial" w:eastAsia="Arial" w:cs="Arial"/>
                 <w:i w:val="false"/>
                 <w:b w:val="false"/>
                 <w:u w:val="none"/>
@@ -522,7 +589,7 @@
               <w:spacing w:after="100" w:before="100" w:line="240"/>
               <w:ind w:left="100" w:right="100" w:firstLine="0" w:firstLineChars="0"/>
               <w:rPr>
-                <w:rFonts w:ascii="Helvetica" w:hAnsi="Helvetica" w:eastAsia="Helvetica" w:cs="Helvetica"/>
+                <w:rFonts w:ascii="Arial" w:hAnsi="Arial" w:eastAsia="Arial" w:cs="Arial"/>
                 <w:i w:val="false"/>
                 <w:b w:val="false"/>
                 <w:u w:val="none"/>
@@ -534,7 +601,7 @@
             </w:pPr>
             <w:r xmlns:w="http://schemas.openxmlformats.org/wordprocessingml/2006/main" xmlns:wp="http://schemas.openxmlformats.org/drawingml/2006/wordprocessingDrawing" xmlns:r="http://schemas.openxmlformats.org/officeDocument/2006/relationships" xmlns:w14="http://schemas.microsoft.com/office/word/2010/wordml">
               <w:rPr>
-                <w:rFonts w:ascii="Helvetica" w:hAnsi="Helvetica" w:eastAsia="Helvetica" w:cs="Helvetica"/>
+                <w:rFonts w:ascii="Arial" w:hAnsi="Arial" w:eastAsia="Arial" w:cs="Arial"/>
                 <w:i w:val="false"/>
                 <w:b w:val="false"/>
                 <w:u w:val="none"/>
@@ -576,7 +643,7 @@
               <w:spacing w:after="100" w:before="100" w:line="240"/>
               <w:ind w:left="100" w:right="100" w:firstLine="0" w:firstLineChars="0"/>
               <w:rPr>
-                <w:rFonts w:ascii="Helvetica" w:hAnsi="Helvetica" w:eastAsia="Helvetica" w:cs="Helvetica"/>
+                <w:rFonts w:ascii="Arial" w:hAnsi="Arial" w:eastAsia="Arial" w:cs="Arial"/>
                 <w:i w:val="false"/>
                 <w:b w:val="false"/>
                 <w:u w:val="none"/>
@@ -588,7 +655,7 @@
             </w:pPr>
             <w:r xmlns:w="http://schemas.openxmlformats.org/wordprocessingml/2006/main" xmlns:wp="http://schemas.openxmlformats.org/drawingml/2006/wordprocessingDrawing" xmlns:r="http://schemas.openxmlformats.org/officeDocument/2006/relationships" xmlns:w14="http://schemas.microsoft.com/office/word/2010/wordml">
               <w:rPr>
-                <w:rFonts w:ascii="Helvetica" w:hAnsi="Helvetica" w:eastAsia="Helvetica" w:cs="Helvetica"/>
+                <w:rFonts w:ascii="Arial" w:hAnsi="Arial" w:eastAsia="Arial" w:cs="Arial"/>
                 <w:i w:val="false"/>
                 <w:b w:val="false"/>
                 <w:u w:val="none"/>
@@ -635,7 +702,7 @@
               <w:spacing w:after="100" w:before="100" w:line="240"/>
               <w:ind w:left="100" w:right="100" w:firstLine="0" w:firstLineChars="0"/>
               <w:rPr>
-                <w:rFonts w:ascii="Helvetica" w:hAnsi="Helvetica" w:eastAsia="Helvetica" w:cs="Helvetica"/>
+                <w:rFonts w:ascii="Arial" w:hAnsi="Arial" w:eastAsia="Arial" w:cs="Arial"/>
                 <w:i w:val="false"/>
                 <w:b w:val="false"/>
                 <w:u w:val="none"/>
@@ -647,7 +714,7 @@
             </w:pPr>
             <w:r xmlns:w="http://schemas.openxmlformats.org/wordprocessingml/2006/main" xmlns:wp="http://schemas.openxmlformats.org/drawingml/2006/wordprocessingDrawing" xmlns:r="http://schemas.openxmlformats.org/officeDocument/2006/relationships" xmlns:w14="http://schemas.microsoft.com/office/word/2010/wordml">
               <w:rPr>
-                <w:rFonts w:ascii="Helvetica" w:hAnsi="Helvetica" w:eastAsia="Helvetica" w:cs="Helvetica"/>
+                <w:rFonts w:ascii="Arial" w:hAnsi="Arial" w:eastAsia="Arial" w:cs="Arial"/>
                 <w:i w:val="false"/>
                 <w:b w:val="false"/>
                 <w:u w:val="none"/>
@@ -689,7 +756,7 @@
               <w:spacing w:after="100" w:before="100" w:line="240"/>
               <w:ind w:left="100" w:right="100" w:firstLine="0" w:firstLineChars="0"/>
               <w:rPr>
-                <w:rFonts w:ascii="Helvetica" w:hAnsi="Helvetica" w:eastAsia="Helvetica" w:cs="Helvetica"/>
+                <w:rFonts w:ascii="Arial" w:hAnsi="Arial" w:eastAsia="Arial" w:cs="Arial"/>
                 <w:i w:val="false"/>
                 <w:b w:val="false"/>
                 <w:u w:val="none"/>
@@ -701,7 +768,7 @@
             </w:pPr>
             <w:r xmlns:w="http://schemas.openxmlformats.org/wordprocessingml/2006/main" xmlns:wp="http://schemas.openxmlformats.org/drawingml/2006/wordprocessingDrawing" xmlns:r="http://schemas.openxmlformats.org/officeDocument/2006/relationships" xmlns:w14="http://schemas.microsoft.com/office/word/2010/wordml">
               <w:rPr>
-                <w:rFonts w:ascii="Helvetica" w:hAnsi="Helvetica" w:eastAsia="Helvetica" w:cs="Helvetica"/>
+                <w:rFonts w:ascii="Arial" w:hAnsi="Arial" w:eastAsia="Arial" w:cs="Arial"/>
                 <w:i w:val="false"/>
                 <w:b w:val="false"/>
                 <w:u w:val="none"/>
@@ -743,7 +810,7 @@
               <w:spacing w:after="100" w:before="100" w:line="240"/>
               <w:ind w:left="100" w:right="100" w:firstLine="0" w:firstLineChars="0"/>
               <w:rPr>
-                <w:rFonts w:ascii="Helvetica" w:hAnsi="Helvetica" w:eastAsia="Helvetica" w:cs="Helvetica"/>
+                <w:rFonts w:ascii="Arial" w:hAnsi="Arial" w:eastAsia="Arial" w:cs="Arial"/>
                 <w:i w:val="false"/>
                 <w:b w:val="false"/>
                 <w:u w:val="none"/>
@@ -755,7 +822,7 @@
             </w:pPr>
             <w:r xmlns:w="http://schemas.openxmlformats.org/wordprocessingml/2006/main" xmlns:wp="http://schemas.openxmlformats.org/drawingml/2006/wordprocessingDrawing" xmlns:r="http://schemas.openxmlformats.org/officeDocument/2006/relationships" xmlns:w14="http://schemas.microsoft.com/office/word/2010/wordml">
               <w:rPr>
-                <w:rFonts w:ascii="Helvetica" w:hAnsi="Helvetica" w:eastAsia="Helvetica" w:cs="Helvetica"/>
+                <w:rFonts w:ascii="Arial" w:hAnsi="Arial" w:eastAsia="Arial" w:cs="Arial"/>
                 <w:i w:val="false"/>
                 <w:b w:val="false"/>
                 <w:u w:val="none"/>
@@ -802,7 +869,7 @@
               <w:spacing w:after="100" w:before="100" w:line="240"/>
               <w:ind w:left="100" w:right="100" w:firstLine="0" w:firstLineChars="0"/>
               <w:rPr>
-                <w:rFonts w:ascii="Helvetica" w:hAnsi="Helvetica" w:eastAsia="Helvetica" w:cs="Helvetica"/>
+                <w:rFonts w:ascii="Arial" w:hAnsi="Arial" w:eastAsia="Arial" w:cs="Arial"/>
                 <w:i w:val="false"/>
                 <w:b w:val="false"/>
                 <w:u w:val="none"/>
@@ -814,7 +881,7 @@
             </w:pPr>
             <w:r xmlns:w="http://schemas.openxmlformats.org/wordprocessingml/2006/main" xmlns:wp="http://schemas.openxmlformats.org/drawingml/2006/wordprocessingDrawing" xmlns:r="http://schemas.openxmlformats.org/officeDocument/2006/relationships" xmlns:w14="http://schemas.microsoft.com/office/word/2010/wordml">
               <w:rPr>
-                <w:rFonts w:ascii="Helvetica" w:hAnsi="Helvetica" w:eastAsia="Helvetica" w:cs="Helvetica"/>
+                <w:rFonts w:ascii="Arial" w:hAnsi="Arial" w:eastAsia="Arial" w:cs="Arial"/>
                 <w:i w:val="false"/>
                 <w:b w:val="false"/>
                 <w:u w:val="none"/>
@@ -856,7 +923,7 @@
               <w:spacing w:after="100" w:before="100" w:line="240"/>
               <w:ind w:left="100" w:right="100" w:firstLine="0" w:firstLineChars="0"/>
               <w:rPr>
-                <w:rFonts w:ascii="Helvetica" w:hAnsi="Helvetica" w:eastAsia="Helvetica" w:cs="Helvetica"/>
+                <w:rFonts w:ascii="Arial" w:hAnsi="Arial" w:eastAsia="Arial" w:cs="Arial"/>
                 <w:i w:val="false"/>
                 <w:b w:val="false"/>
                 <w:u w:val="none"/>
@@ -868,7 +935,7 @@
             </w:pPr>
             <w:r xmlns:w="http://schemas.openxmlformats.org/wordprocessingml/2006/main" xmlns:wp="http://schemas.openxmlformats.org/drawingml/2006/wordprocessingDrawing" xmlns:r="http://schemas.openxmlformats.org/officeDocument/2006/relationships" xmlns:w14="http://schemas.microsoft.com/office/word/2010/wordml">
               <w:rPr>
-                <w:rFonts w:ascii="Helvetica" w:hAnsi="Helvetica" w:eastAsia="Helvetica" w:cs="Helvetica"/>
+                <w:rFonts w:ascii="Arial" w:hAnsi="Arial" w:eastAsia="Arial" w:cs="Arial"/>
                 <w:i w:val="false"/>
                 <w:b w:val="false"/>
                 <w:u w:val="none"/>
@@ -910,7 +977,7 @@
               <w:spacing w:after="100" w:before="100" w:line="240"/>
               <w:ind w:left="100" w:right="100" w:firstLine="0" w:firstLineChars="0"/>
               <w:rPr>
-                <w:rFonts w:ascii="Helvetica" w:hAnsi="Helvetica" w:eastAsia="Helvetica" w:cs="Helvetica"/>
+                <w:rFonts w:ascii="Arial" w:hAnsi="Arial" w:eastAsia="Arial" w:cs="Arial"/>
                 <w:i w:val="false"/>
                 <w:b w:val="false"/>
                 <w:u w:val="none"/>
@@ -922,7 +989,7 @@
             </w:pPr>
             <w:r xmlns:w="http://schemas.openxmlformats.org/wordprocessingml/2006/main" xmlns:wp="http://schemas.openxmlformats.org/drawingml/2006/wordprocessingDrawing" xmlns:r="http://schemas.openxmlformats.org/officeDocument/2006/relationships" xmlns:w14="http://schemas.microsoft.com/office/word/2010/wordml">
               <w:rPr>
-                <w:rFonts w:ascii="Helvetica" w:hAnsi="Helvetica" w:eastAsia="Helvetica" w:cs="Helvetica"/>
+                <w:rFonts w:ascii="Arial" w:hAnsi="Arial" w:eastAsia="Arial" w:cs="Arial"/>
                 <w:i w:val="false"/>
                 <w:b w:val="false"/>
                 <w:u w:val="none"/>
@@ -969,7 +1036,7 @@
               <w:spacing w:after="100" w:before="100" w:line="240"/>
               <w:ind w:left="100" w:right="100" w:firstLine="0" w:firstLineChars="0"/>
               <w:rPr>
-                <w:rFonts w:ascii="Helvetica" w:hAnsi="Helvetica" w:eastAsia="Helvetica" w:cs="Helvetica"/>
+                <w:rFonts w:ascii="Arial" w:hAnsi="Arial" w:eastAsia="Arial" w:cs="Arial"/>
                 <w:i w:val="false"/>
                 <w:b w:val="false"/>
                 <w:u w:val="none"/>
@@ -981,7 +1048,7 @@
             </w:pPr>
             <w:r xmlns:w="http://schemas.openxmlformats.org/wordprocessingml/2006/main" xmlns:wp="http://schemas.openxmlformats.org/drawingml/2006/wordprocessingDrawing" xmlns:r="http://schemas.openxmlformats.org/officeDocument/2006/relationships" xmlns:w14="http://schemas.microsoft.com/office/word/2010/wordml">
               <w:rPr>
-                <w:rFonts w:ascii="Helvetica" w:hAnsi="Helvetica" w:eastAsia="Helvetica" w:cs="Helvetica"/>
+                <w:rFonts w:ascii="Arial" w:hAnsi="Arial" w:eastAsia="Arial" w:cs="Arial"/>
                 <w:i w:val="false"/>
                 <w:b w:val="false"/>
                 <w:u w:val="none"/>
@@ -1023,7 +1090,7 @@
               <w:spacing w:after="100" w:before="100" w:line="240"/>
               <w:ind w:left="100" w:right="100" w:firstLine="0" w:firstLineChars="0"/>
               <w:rPr>
-                <w:rFonts w:ascii="Helvetica" w:hAnsi="Helvetica" w:eastAsia="Helvetica" w:cs="Helvetica"/>
+                <w:rFonts w:ascii="Arial" w:hAnsi="Arial" w:eastAsia="Arial" w:cs="Arial"/>
                 <w:i w:val="false"/>
                 <w:b w:val="false"/>
                 <w:u w:val="none"/>
@@ -1035,7 +1102,7 @@
             </w:pPr>
             <w:r xmlns:w="http://schemas.openxmlformats.org/wordprocessingml/2006/main" xmlns:wp="http://schemas.openxmlformats.org/drawingml/2006/wordprocessingDrawing" xmlns:r="http://schemas.openxmlformats.org/officeDocument/2006/relationships" xmlns:w14="http://schemas.microsoft.com/office/word/2010/wordml">
               <w:rPr>
-                <w:rFonts w:ascii="Helvetica" w:hAnsi="Helvetica" w:eastAsia="Helvetica" w:cs="Helvetica"/>
+                <w:rFonts w:ascii="Arial" w:hAnsi="Arial" w:eastAsia="Arial" w:cs="Arial"/>
                 <w:i w:val="false"/>
                 <w:b w:val="false"/>
                 <w:u w:val="none"/>
@@ -1077,7 +1144,7 @@
               <w:spacing w:after="100" w:before="100" w:line="240"/>
               <w:ind w:left="100" w:right="100" w:firstLine="0" w:firstLineChars="0"/>
               <w:rPr>
-                <w:rFonts w:ascii="Helvetica" w:hAnsi="Helvetica" w:eastAsia="Helvetica" w:cs="Helvetica"/>
+                <w:rFonts w:ascii="Arial" w:hAnsi="Arial" w:eastAsia="Arial" w:cs="Arial"/>
                 <w:i w:val="false"/>
                 <w:b w:val="false"/>
                 <w:u w:val="none"/>
@@ -1089,7 +1156,7 @@
             </w:pPr>
             <w:r xmlns:w="http://schemas.openxmlformats.org/wordprocessingml/2006/main" xmlns:wp="http://schemas.openxmlformats.org/drawingml/2006/wordprocessingDrawing" xmlns:r="http://schemas.openxmlformats.org/officeDocument/2006/relationships" xmlns:w14="http://schemas.microsoft.com/office/word/2010/wordml">
               <w:rPr>
-                <w:rFonts w:ascii="Helvetica" w:hAnsi="Helvetica" w:eastAsia="Helvetica" w:cs="Helvetica"/>
+                <w:rFonts w:ascii="Arial" w:hAnsi="Arial" w:eastAsia="Arial" w:cs="Arial"/>
                 <w:i w:val="false"/>
                 <w:b w:val="false"/>
                 <w:u w:val="none"/>
@@ -1136,7 +1203,7 @@
               <w:spacing w:after="100" w:before="100" w:line="240"/>
               <w:ind w:left="100" w:right="100" w:firstLine="0" w:firstLineChars="0"/>
               <w:rPr>
-                <w:rFonts w:ascii="Helvetica" w:hAnsi="Helvetica" w:eastAsia="Helvetica" w:cs="Helvetica"/>
+                <w:rFonts w:ascii="Arial" w:hAnsi="Arial" w:eastAsia="Arial" w:cs="Arial"/>
                 <w:i w:val="false"/>
                 <w:b w:val="false"/>
                 <w:u w:val="none"/>
@@ -1148,7 +1215,7 @@
             </w:pPr>
             <w:r xmlns:w="http://schemas.openxmlformats.org/wordprocessingml/2006/main" xmlns:wp="http://schemas.openxmlformats.org/drawingml/2006/wordprocessingDrawing" xmlns:r="http://schemas.openxmlformats.org/officeDocument/2006/relationships" xmlns:w14="http://schemas.microsoft.com/office/word/2010/wordml">
               <w:rPr>
-                <w:rFonts w:ascii="Helvetica" w:hAnsi="Helvetica" w:eastAsia="Helvetica" w:cs="Helvetica"/>
+                <w:rFonts w:ascii="Arial" w:hAnsi="Arial" w:eastAsia="Arial" w:cs="Arial"/>
                 <w:i w:val="false"/>
                 <w:b w:val="false"/>
                 <w:u w:val="none"/>
@@ -1190,7 +1257,7 @@
               <w:spacing w:after="100" w:before="100" w:line="240"/>
               <w:ind w:left="100" w:right="100" w:firstLine="0" w:firstLineChars="0"/>
               <w:rPr>
-                <w:rFonts w:ascii="Helvetica" w:hAnsi="Helvetica" w:eastAsia="Helvetica" w:cs="Helvetica"/>
+                <w:rFonts w:ascii="Arial" w:hAnsi="Arial" w:eastAsia="Arial" w:cs="Arial"/>
                 <w:i w:val="false"/>
                 <w:b w:val="false"/>
                 <w:u w:val="none"/>
@@ -1202,7 +1269,7 @@
             </w:pPr>
             <w:r xmlns:w="http://schemas.openxmlformats.org/wordprocessingml/2006/main" xmlns:wp="http://schemas.openxmlformats.org/drawingml/2006/wordprocessingDrawing" xmlns:r="http://schemas.openxmlformats.org/officeDocument/2006/relationships" xmlns:w14="http://schemas.microsoft.com/office/word/2010/wordml">
               <w:rPr>
-                <w:rFonts w:ascii="Helvetica" w:hAnsi="Helvetica" w:eastAsia="Helvetica" w:cs="Helvetica"/>
+                <w:rFonts w:ascii="Arial" w:hAnsi="Arial" w:eastAsia="Arial" w:cs="Arial"/>
                 <w:i w:val="false"/>
                 <w:b w:val="false"/>
                 <w:u w:val="none"/>
@@ -1244,7 +1311,7 @@
               <w:spacing w:after="100" w:before="100" w:line="240"/>
               <w:ind w:left="100" w:right="100" w:firstLine="0" w:firstLineChars="0"/>
               <w:rPr>
-                <w:rFonts w:ascii="Helvetica" w:hAnsi="Helvetica" w:eastAsia="Helvetica" w:cs="Helvetica"/>
+                <w:rFonts w:ascii="Arial" w:hAnsi="Arial" w:eastAsia="Arial" w:cs="Arial"/>
                 <w:i w:val="false"/>
                 <w:b w:val="false"/>
                 <w:u w:val="none"/>
@@ -1256,7 +1323,7 @@
             </w:pPr>
             <w:r xmlns:w="http://schemas.openxmlformats.org/wordprocessingml/2006/main" xmlns:wp="http://schemas.openxmlformats.org/drawingml/2006/wordprocessingDrawing" xmlns:r="http://schemas.openxmlformats.org/officeDocument/2006/relationships" xmlns:w14="http://schemas.microsoft.com/office/word/2010/wordml">
               <w:rPr>
-                <w:rFonts w:ascii="Helvetica" w:hAnsi="Helvetica" w:eastAsia="Helvetica" w:cs="Helvetica"/>
+                <w:rFonts w:ascii="Arial" w:hAnsi="Arial" w:eastAsia="Arial" w:cs="Arial"/>
                 <w:i w:val="false"/>
                 <w:b w:val="false"/>
                 <w:u w:val="none"/>
@@ -1303,7 +1370,7 @@
               <w:spacing w:after="100" w:before="100" w:line="240"/>
               <w:ind w:left="100" w:right="100" w:firstLine="0" w:firstLineChars="0"/>
               <w:rPr>
-                <w:rFonts w:ascii="Helvetica" w:hAnsi="Helvetica" w:eastAsia="Helvetica" w:cs="Helvetica"/>
+                <w:rFonts w:ascii="Arial" w:hAnsi="Arial" w:eastAsia="Arial" w:cs="Arial"/>
                 <w:i w:val="false"/>
                 <w:b w:val="false"/>
                 <w:u w:val="none"/>
@@ -1315,7 +1382,7 @@
             </w:pPr>
             <w:r xmlns:w="http://schemas.openxmlformats.org/wordprocessingml/2006/main" xmlns:wp="http://schemas.openxmlformats.org/drawingml/2006/wordprocessingDrawing" xmlns:r="http://schemas.openxmlformats.org/officeDocument/2006/relationships" xmlns:w14="http://schemas.microsoft.com/office/word/2010/wordml">
               <w:rPr>
-                <w:rFonts w:ascii="Helvetica" w:hAnsi="Helvetica" w:eastAsia="Helvetica" w:cs="Helvetica"/>
+                <w:rFonts w:ascii="Arial" w:hAnsi="Arial" w:eastAsia="Arial" w:cs="Arial"/>
                 <w:i w:val="false"/>
                 <w:b w:val="false"/>
                 <w:u w:val="none"/>
@@ -1357,7 +1424,7 @@
               <w:spacing w:after="100" w:before="100" w:line="240"/>
               <w:ind w:left="100" w:right="100" w:firstLine="0" w:firstLineChars="0"/>
               <w:rPr>
-                <w:rFonts w:ascii="Helvetica" w:hAnsi="Helvetica" w:eastAsia="Helvetica" w:cs="Helvetica"/>
+                <w:rFonts w:ascii="Arial" w:hAnsi="Arial" w:eastAsia="Arial" w:cs="Arial"/>
                 <w:i w:val="false"/>
                 <w:b w:val="false"/>
                 <w:u w:val="none"/>
@@ -1369,7 +1436,7 @@
             </w:pPr>
             <w:r xmlns:w="http://schemas.openxmlformats.org/wordprocessingml/2006/main" xmlns:wp="http://schemas.openxmlformats.org/drawingml/2006/wordprocessingDrawing" xmlns:r="http://schemas.openxmlformats.org/officeDocument/2006/relationships" xmlns:w14="http://schemas.microsoft.com/office/word/2010/wordml">
               <w:rPr>
-                <w:rFonts w:ascii="Helvetica" w:hAnsi="Helvetica" w:eastAsia="Helvetica" w:cs="Helvetica"/>
+                <w:rFonts w:ascii="Arial" w:hAnsi="Arial" w:eastAsia="Arial" w:cs="Arial"/>
                 <w:i w:val="false"/>
                 <w:b w:val="false"/>
                 <w:u w:val="none"/>
@@ -1411,7 +1478,7 @@
               <w:spacing w:after="100" w:before="100" w:line="240"/>
               <w:ind w:left="100" w:right="100" w:firstLine="0" w:firstLineChars="0"/>
               <w:rPr>
-                <w:rFonts w:ascii="Helvetica" w:hAnsi="Helvetica" w:eastAsia="Helvetica" w:cs="Helvetica"/>
+                <w:rFonts w:ascii="Arial" w:hAnsi="Arial" w:eastAsia="Arial" w:cs="Arial"/>
                 <w:i w:val="false"/>
                 <w:b w:val="false"/>
                 <w:u w:val="none"/>
@@ -1423,7 +1490,7 @@
             </w:pPr>
             <w:r xmlns:w="http://schemas.openxmlformats.org/wordprocessingml/2006/main" xmlns:wp="http://schemas.openxmlformats.org/drawingml/2006/wordprocessingDrawing" xmlns:r="http://schemas.openxmlformats.org/officeDocument/2006/relationships" xmlns:w14="http://schemas.microsoft.com/office/word/2010/wordml">
               <w:rPr>
-                <w:rFonts w:ascii="Helvetica" w:hAnsi="Helvetica" w:eastAsia="Helvetica" w:cs="Helvetica"/>
+                <w:rFonts w:ascii="Arial" w:hAnsi="Arial" w:eastAsia="Arial" w:cs="Arial"/>
                 <w:i w:val="false"/>
                 <w:b w:val="false"/>
                 <w:u w:val="none"/>
@@ -1470,7 +1537,7 @@
               <w:spacing w:after="100" w:before="100" w:line="240"/>
               <w:ind w:left="100" w:right="100" w:firstLine="0" w:firstLineChars="0"/>
               <w:rPr>
-                <w:rFonts w:ascii="Helvetica" w:hAnsi="Helvetica" w:eastAsia="Helvetica" w:cs="Helvetica"/>
+                <w:rFonts w:ascii="Arial" w:hAnsi="Arial" w:eastAsia="Arial" w:cs="Arial"/>
                 <w:i w:val="false"/>
                 <w:b w:val="false"/>
                 <w:u w:val="none"/>
@@ -1482,7 +1549,7 @@
             </w:pPr>
             <w:r xmlns:w="http://schemas.openxmlformats.org/wordprocessingml/2006/main" xmlns:wp="http://schemas.openxmlformats.org/drawingml/2006/wordprocessingDrawing" xmlns:r="http://schemas.openxmlformats.org/officeDocument/2006/relationships" xmlns:w14="http://schemas.microsoft.com/office/word/2010/wordml">
               <w:rPr>
-                <w:rFonts w:ascii="Helvetica" w:hAnsi="Helvetica" w:eastAsia="Helvetica" w:cs="Helvetica"/>
+                <w:rFonts w:ascii="Arial" w:hAnsi="Arial" w:eastAsia="Arial" w:cs="Arial"/>
                 <w:i w:val="false"/>
                 <w:b w:val="false"/>
                 <w:u w:val="none"/>
@@ -1524,7 +1591,7 @@
               <w:spacing w:after="100" w:before="100" w:line="240"/>
               <w:ind w:left="100" w:right="100" w:firstLine="0" w:firstLineChars="0"/>
               <w:rPr>
-                <w:rFonts w:ascii="Helvetica" w:hAnsi="Helvetica" w:eastAsia="Helvetica" w:cs="Helvetica"/>
+                <w:rFonts w:ascii="Arial" w:hAnsi="Arial" w:eastAsia="Arial" w:cs="Arial"/>
                 <w:i w:val="false"/>
                 <w:b w:val="false"/>
                 <w:u w:val="none"/>
@@ -1536,7 +1603,7 @@
             </w:pPr>
             <w:r xmlns:w="http://schemas.openxmlformats.org/wordprocessingml/2006/main" xmlns:wp="http://schemas.openxmlformats.org/drawingml/2006/wordprocessingDrawing" xmlns:r="http://schemas.openxmlformats.org/officeDocument/2006/relationships" xmlns:w14="http://schemas.microsoft.com/office/word/2010/wordml">
               <w:rPr>
-                <w:rFonts w:ascii="Helvetica" w:hAnsi="Helvetica" w:eastAsia="Helvetica" w:cs="Helvetica"/>
+                <w:rFonts w:ascii="Arial" w:hAnsi="Arial" w:eastAsia="Arial" w:cs="Arial"/>
                 <w:i w:val="false"/>
                 <w:b w:val="false"/>
                 <w:u w:val="none"/>
@@ -1578,7 +1645,7 @@
               <w:spacing w:after="100" w:before="100" w:line="240"/>
               <w:ind w:left="100" w:right="100" w:firstLine="0" w:firstLineChars="0"/>
               <w:rPr>
-                <w:rFonts w:ascii="Helvetica" w:hAnsi="Helvetica" w:eastAsia="Helvetica" w:cs="Helvetica"/>
+                <w:rFonts w:ascii="Arial" w:hAnsi="Arial" w:eastAsia="Arial" w:cs="Arial"/>
                 <w:i w:val="false"/>
                 <w:b w:val="false"/>
                 <w:u w:val="none"/>
@@ -1590,7 +1657,7 @@
             </w:pPr>
             <w:r xmlns:w="http://schemas.openxmlformats.org/wordprocessingml/2006/main" xmlns:wp="http://schemas.openxmlformats.org/drawingml/2006/wordprocessingDrawing" xmlns:r="http://schemas.openxmlformats.org/officeDocument/2006/relationships" xmlns:w14="http://schemas.microsoft.com/office/word/2010/wordml">
               <w:rPr>
-                <w:rFonts w:ascii="Helvetica" w:hAnsi="Helvetica" w:eastAsia="Helvetica" w:cs="Helvetica"/>
+                <w:rFonts w:ascii="Arial" w:hAnsi="Arial" w:eastAsia="Arial" w:cs="Arial"/>
                 <w:i w:val="false"/>
                 <w:b w:val="false"/>
                 <w:u w:val="none"/>
@@ -1637,7 +1704,7 @@
               <w:spacing w:after="100" w:before="100" w:line="240"/>
               <w:ind w:left="100" w:right="100" w:firstLine="0" w:firstLineChars="0"/>
               <w:rPr>
-                <w:rFonts w:ascii="Helvetica" w:hAnsi="Helvetica" w:eastAsia="Helvetica" w:cs="Helvetica"/>
+                <w:rFonts w:ascii="Arial" w:hAnsi="Arial" w:eastAsia="Arial" w:cs="Arial"/>
                 <w:i w:val="false"/>
                 <w:b w:val="false"/>
                 <w:u w:val="none"/>
@@ -1649,7 +1716,7 @@
             </w:pPr>
             <w:r xmlns:w="http://schemas.openxmlformats.org/wordprocessingml/2006/main" xmlns:wp="http://schemas.openxmlformats.org/drawingml/2006/wordprocessingDrawing" xmlns:r="http://schemas.openxmlformats.org/officeDocument/2006/relationships" xmlns:w14="http://schemas.microsoft.com/office/word/2010/wordml">
               <w:rPr>
-                <w:rFonts w:ascii="Helvetica" w:hAnsi="Helvetica" w:eastAsia="Helvetica" w:cs="Helvetica"/>
+                <w:rFonts w:ascii="Arial" w:hAnsi="Arial" w:eastAsia="Arial" w:cs="Arial"/>
                 <w:i w:val="false"/>
                 <w:b w:val="false"/>
                 <w:u w:val="none"/>
@@ -1691,7 +1758,7 @@
               <w:spacing w:after="100" w:before="100" w:line="240"/>
               <w:ind w:left="100" w:right="100" w:firstLine="0" w:firstLineChars="0"/>
               <w:rPr>
-                <w:rFonts w:ascii="Helvetica" w:hAnsi="Helvetica" w:eastAsia="Helvetica" w:cs="Helvetica"/>
+                <w:rFonts w:ascii="Arial" w:hAnsi="Arial" w:eastAsia="Arial" w:cs="Arial"/>
                 <w:i w:val="false"/>
                 <w:b w:val="false"/>
                 <w:u w:val="none"/>
@@ -1703,7 +1770,7 @@
             </w:pPr>
             <w:r xmlns:w="http://schemas.openxmlformats.org/wordprocessingml/2006/main" xmlns:wp="http://schemas.openxmlformats.org/drawingml/2006/wordprocessingDrawing" xmlns:r="http://schemas.openxmlformats.org/officeDocument/2006/relationships" xmlns:w14="http://schemas.microsoft.com/office/word/2010/wordml">
               <w:rPr>
-                <w:rFonts w:ascii="Helvetica" w:hAnsi="Helvetica" w:eastAsia="Helvetica" w:cs="Helvetica"/>
+                <w:rFonts w:ascii="Arial" w:hAnsi="Arial" w:eastAsia="Arial" w:cs="Arial"/>
                 <w:i w:val="false"/>
                 <w:b w:val="false"/>
                 <w:u w:val="none"/>
@@ -1745,7 +1812,7 @@
               <w:spacing w:after="100" w:before="100" w:line="240"/>
               <w:ind w:left="100" w:right="100" w:firstLine="0" w:firstLineChars="0"/>
               <w:rPr>
-                <w:rFonts w:ascii="Helvetica" w:hAnsi="Helvetica" w:eastAsia="Helvetica" w:cs="Helvetica"/>
+                <w:rFonts w:ascii="Arial" w:hAnsi="Arial" w:eastAsia="Arial" w:cs="Arial"/>
                 <w:i w:val="false"/>
                 <w:b w:val="false"/>
                 <w:u w:val="none"/>
@@ -1757,7 +1824,7 @@
             </w:pPr>
             <w:r xmlns:w="http://schemas.openxmlformats.org/wordprocessingml/2006/main" xmlns:wp="http://schemas.openxmlformats.org/drawingml/2006/wordprocessingDrawing" xmlns:r="http://schemas.openxmlformats.org/officeDocument/2006/relationships" xmlns:w14="http://schemas.microsoft.com/office/word/2010/wordml">
               <w:rPr>
-                <w:rFonts w:ascii="Helvetica" w:hAnsi="Helvetica" w:eastAsia="Helvetica" w:cs="Helvetica"/>
+                <w:rFonts w:ascii="Arial" w:hAnsi="Arial" w:eastAsia="Arial" w:cs="Arial"/>
                 <w:i w:val="false"/>
                 <w:b w:val="false"/>
                 <w:u w:val="none"/>
@@ -1804,7 +1871,7 @@
               <w:spacing w:after="100" w:before="100" w:line="240"/>
               <w:ind w:left="100" w:right="100" w:firstLine="0" w:firstLineChars="0"/>
               <w:rPr>
-                <w:rFonts w:ascii="Helvetica" w:hAnsi="Helvetica" w:eastAsia="Helvetica" w:cs="Helvetica"/>
+                <w:rFonts w:ascii="Arial" w:hAnsi="Arial" w:eastAsia="Arial" w:cs="Arial"/>
                 <w:i w:val="false"/>
                 <w:b w:val="false"/>
                 <w:u w:val="none"/>
@@ -1816,7 +1883,7 @@
             </w:pPr>
             <w:r xmlns:w="http://schemas.openxmlformats.org/wordprocessingml/2006/main" xmlns:wp="http://schemas.openxmlformats.org/drawingml/2006/wordprocessingDrawing" xmlns:r="http://schemas.openxmlformats.org/officeDocument/2006/relationships" xmlns:w14="http://schemas.microsoft.com/office/word/2010/wordml">
               <w:rPr>
-                <w:rFonts w:ascii="Helvetica" w:hAnsi="Helvetica" w:eastAsia="Helvetica" w:cs="Helvetica"/>
+                <w:rFonts w:ascii="Arial" w:hAnsi="Arial" w:eastAsia="Arial" w:cs="Arial"/>
                 <w:i w:val="false"/>
                 <w:b w:val="false"/>
                 <w:u w:val="none"/>
@@ -1858,7 +1925,7 @@
               <w:spacing w:after="100" w:before="100" w:line="240"/>
               <w:ind w:left="100" w:right="100" w:firstLine="0" w:firstLineChars="0"/>
               <w:rPr>
-                <w:rFonts w:ascii="Helvetica" w:hAnsi="Helvetica" w:eastAsia="Helvetica" w:cs="Helvetica"/>
+                <w:rFonts w:ascii="Arial" w:hAnsi="Arial" w:eastAsia="Arial" w:cs="Arial"/>
                 <w:i w:val="false"/>
                 <w:b w:val="false"/>
                 <w:u w:val="none"/>
@@ -1870,7 +1937,7 @@
             </w:pPr>
             <w:r xmlns:w="http://schemas.openxmlformats.org/wordprocessingml/2006/main" xmlns:wp="http://schemas.openxmlformats.org/drawingml/2006/wordprocessingDrawing" xmlns:r="http://schemas.openxmlformats.org/officeDocument/2006/relationships" xmlns:w14="http://schemas.microsoft.com/office/word/2010/wordml">
               <w:rPr>
-                <w:rFonts w:ascii="Helvetica" w:hAnsi="Helvetica" w:eastAsia="Helvetica" w:cs="Helvetica"/>
+                <w:rFonts w:ascii="Arial" w:hAnsi="Arial" w:eastAsia="Arial" w:cs="Arial"/>
                 <w:i w:val="false"/>
                 <w:b w:val="false"/>
                 <w:u w:val="none"/>
@@ -1912,7 +1979,7 @@
               <w:spacing w:after="100" w:before="100" w:line="240"/>
               <w:ind w:left="100" w:right="100" w:firstLine="0" w:firstLineChars="0"/>
               <w:rPr>
-                <w:rFonts w:ascii="Helvetica" w:hAnsi="Helvetica" w:eastAsia="Helvetica" w:cs="Helvetica"/>
+                <w:rFonts w:ascii="Arial" w:hAnsi="Arial" w:eastAsia="Arial" w:cs="Arial"/>
                 <w:i w:val="false"/>
                 <w:b w:val="false"/>
                 <w:u w:val="none"/>
@@ -1924,7 +1991,7 @@
             </w:pPr>
             <w:r xmlns:w="http://schemas.openxmlformats.org/wordprocessingml/2006/main" xmlns:wp="http://schemas.openxmlformats.org/drawingml/2006/wordprocessingDrawing" xmlns:r="http://schemas.openxmlformats.org/officeDocument/2006/relationships" xmlns:w14="http://schemas.microsoft.com/office/word/2010/wordml">
               <w:rPr>
-                <w:rFonts w:ascii="Helvetica" w:hAnsi="Helvetica" w:eastAsia="Helvetica" w:cs="Helvetica"/>
+                <w:rFonts w:ascii="Arial" w:hAnsi="Arial" w:eastAsia="Arial" w:cs="Arial"/>
                 <w:i w:val="false"/>
                 <w:b w:val="false"/>
                 <w:u w:val="none"/>
@@ -1971,7 +2038,7 @@
               <w:spacing w:after="100" w:before="100" w:line="240"/>
               <w:ind w:left="100" w:right="100" w:firstLine="0" w:firstLineChars="0"/>
               <w:rPr>
-                <w:rFonts w:ascii="Helvetica" w:hAnsi="Helvetica" w:eastAsia="Helvetica" w:cs="Helvetica"/>
+                <w:rFonts w:ascii="Arial" w:hAnsi="Arial" w:eastAsia="Arial" w:cs="Arial"/>
                 <w:i w:val="false"/>
                 <w:b w:val="false"/>
                 <w:u w:val="none"/>
@@ -1983,7 +2050,7 @@
             </w:pPr>
             <w:r xmlns:w="http://schemas.openxmlformats.org/wordprocessingml/2006/main" xmlns:wp="http://schemas.openxmlformats.org/drawingml/2006/wordprocessingDrawing" xmlns:r="http://schemas.openxmlformats.org/officeDocument/2006/relationships" xmlns:w14="http://schemas.microsoft.com/office/word/2010/wordml">
               <w:rPr>
-                <w:rFonts w:ascii="Helvetica" w:hAnsi="Helvetica" w:eastAsia="Helvetica" w:cs="Helvetica"/>
+                <w:rFonts w:ascii="Arial" w:hAnsi="Arial" w:eastAsia="Arial" w:cs="Arial"/>
                 <w:i w:val="false"/>
                 <w:b w:val="false"/>
                 <w:u w:val="none"/>
@@ -2025,7 +2092,7 @@
               <w:spacing w:after="100" w:before="100" w:line="240"/>
               <w:ind w:left="100" w:right="100" w:firstLine="0" w:firstLineChars="0"/>
               <w:rPr>
-                <w:rFonts w:ascii="Helvetica" w:hAnsi="Helvetica" w:eastAsia="Helvetica" w:cs="Helvetica"/>
+                <w:rFonts w:ascii="Arial" w:hAnsi="Arial" w:eastAsia="Arial" w:cs="Arial"/>
                 <w:i w:val="false"/>
                 <w:b w:val="false"/>
                 <w:u w:val="none"/>
@@ -2037,7 +2104,7 @@
             </w:pPr>
             <w:r xmlns:w="http://schemas.openxmlformats.org/wordprocessingml/2006/main" xmlns:wp="http://schemas.openxmlformats.org/drawingml/2006/wordprocessingDrawing" xmlns:r="http://schemas.openxmlformats.org/officeDocument/2006/relationships" xmlns:w14="http://schemas.microsoft.com/office/word/2010/wordml">
               <w:rPr>
-                <w:rFonts w:ascii="Helvetica" w:hAnsi="Helvetica" w:eastAsia="Helvetica" w:cs="Helvetica"/>
+                <w:rFonts w:ascii="Arial" w:hAnsi="Arial" w:eastAsia="Arial" w:cs="Arial"/>
                 <w:i w:val="false"/>
                 <w:b w:val="false"/>
                 <w:u w:val="none"/>
@@ -2079,7 +2146,7 @@
               <w:spacing w:after="100" w:before="100" w:line="240"/>
               <w:ind w:left="100" w:right="100" w:firstLine="0" w:firstLineChars="0"/>
               <w:rPr>
-                <w:rFonts w:ascii="Helvetica" w:hAnsi="Helvetica" w:eastAsia="Helvetica" w:cs="Helvetica"/>
+                <w:rFonts w:ascii="Arial" w:hAnsi="Arial" w:eastAsia="Arial" w:cs="Arial"/>
                 <w:i w:val="false"/>
                 <w:b w:val="false"/>
                 <w:u w:val="none"/>
@@ -2091,7 +2158,7 @@
             </w:pPr>
             <w:r xmlns:w="http://schemas.openxmlformats.org/wordprocessingml/2006/main" xmlns:wp="http://schemas.openxmlformats.org/drawingml/2006/wordprocessingDrawing" xmlns:r="http://schemas.openxmlformats.org/officeDocument/2006/relationships" xmlns:w14="http://schemas.microsoft.com/office/word/2010/wordml">
               <w:rPr>
-                <w:rFonts w:ascii="Helvetica" w:hAnsi="Helvetica" w:eastAsia="Helvetica" w:cs="Helvetica"/>
+                <w:rFonts w:ascii="Arial" w:hAnsi="Arial" w:eastAsia="Arial" w:cs="Arial"/>
                 <w:i w:val="false"/>
                 <w:b w:val="false"/>
                 <w:u w:val="none"/>
@@ -2138,7 +2205,7 @@
               <w:spacing w:after="100" w:before="100" w:line="240"/>
               <w:ind w:left="100" w:right="100" w:firstLine="0" w:firstLineChars="0"/>
               <w:rPr>
-                <w:rFonts w:ascii="Helvetica" w:hAnsi="Helvetica" w:eastAsia="Helvetica" w:cs="Helvetica"/>
+                <w:rFonts w:ascii="Arial" w:hAnsi="Arial" w:eastAsia="Arial" w:cs="Arial"/>
                 <w:i w:val="false"/>
                 <w:b w:val="false"/>
                 <w:u w:val="none"/>
@@ -2150,7 +2217,7 @@
             </w:pPr>
             <w:r xmlns:w="http://schemas.openxmlformats.org/wordprocessingml/2006/main" xmlns:wp="http://schemas.openxmlformats.org/drawingml/2006/wordprocessingDrawing" xmlns:r="http://schemas.openxmlformats.org/officeDocument/2006/relationships" xmlns:w14="http://schemas.microsoft.com/office/word/2010/wordml">
               <w:rPr>
-                <w:rFonts w:ascii="Helvetica" w:hAnsi="Helvetica" w:eastAsia="Helvetica" w:cs="Helvetica"/>
+                <w:rFonts w:ascii="Arial" w:hAnsi="Arial" w:eastAsia="Arial" w:cs="Arial"/>
                 <w:i w:val="false"/>
                 <w:b w:val="false"/>
                 <w:u w:val="none"/>
@@ -2192,7 +2259,7 @@
               <w:spacing w:after="100" w:before="100" w:line="240"/>
               <w:ind w:left="100" w:right="100" w:firstLine="0" w:firstLineChars="0"/>
               <w:rPr>
-                <w:rFonts w:ascii="Helvetica" w:hAnsi="Helvetica" w:eastAsia="Helvetica" w:cs="Helvetica"/>
+                <w:rFonts w:ascii="Arial" w:hAnsi="Arial" w:eastAsia="Arial" w:cs="Arial"/>
                 <w:i w:val="false"/>
                 <w:b w:val="false"/>
                 <w:u w:val="none"/>
@@ -2204,7 +2271,7 @@
             </w:pPr>
             <w:r xmlns:w="http://schemas.openxmlformats.org/wordprocessingml/2006/main" xmlns:wp="http://schemas.openxmlformats.org/drawingml/2006/wordprocessingDrawing" xmlns:r="http://schemas.openxmlformats.org/officeDocument/2006/relationships" xmlns:w14="http://schemas.microsoft.com/office/word/2010/wordml">
               <w:rPr>
-                <w:rFonts w:ascii="Helvetica" w:hAnsi="Helvetica" w:eastAsia="Helvetica" w:cs="Helvetica"/>
+                <w:rFonts w:ascii="Arial" w:hAnsi="Arial" w:eastAsia="Arial" w:cs="Arial"/>
                 <w:i w:val="false"/>
                 <w:b w:val="false"/>
                 <w:u w:val="none"/>
@@ -2246,7 +2313,7 @@
               <w:spacing w:after="100" w:before="100" w:line="240"/>
               <w:ind w:left="100" w:right="100" w:firstLine="0" w:firstLineChars="0"/>
               <w:rPr>
-                <w:rFonts w:ascii="Helvetica" w:hAnsi="Helvetica" w:eastAsia="Helvetica" w:cs="Helvetica"/>
+                <w:rFonts w:ascii="Arial" w:hAnsi="Arial" w:eastAsia="Arial" w:cs="Arial"/>
                 <w:i w:val="false"/>
                 <w:b w:val="false"/>
                 <w:u w:val="none"/>
@@ -2258,7 +2325,7 @@
             </w:pPr>
             <w:r xmlns:w="http://schemas.openxmlformats.org/wordprocessingml/2006/main" xmlns:wp="http://schemas.openxmlformats.org/drawingml/2006/wordprocessingDrawing" xmlns:r="http://schemas.openxmlformats.org/officeDocument/2006/relationships" xmlns:w14="http://schemas.microsoft.com/office/word/2010/wordml">
               <w:rPr>
-                <w:rFonts w:ascii="Helvetica" w:hAnsi="Helvetica" w:eastAsia="Helvetica" w:cs="Helvetica"/>
+                <w:rFonts w:ascii="Arial" w:hAnsi="Arial" w:eastAsia="Arial" w:cs="Arial"/>
                 <w:i w:val="false"/>
                 <w:b w:val="false"/>
                 <w:u w:val="none"/>
@@ -2305,7 +2372,7 @@
               <w:spacing w:after="100" w:before="100" w:line="240"/>
               <w:ind w:left="100" w:right="100" w:firstLine="0" w:firstLineChars="0"/>
               <w:rPr>
-                <w:rFonts w:ascii="Helvetica" w:hAnsi="Helvetica" w:eastAsia="Helvetica" w:cs="Helvetica"/>
+                <w:rFonts w:ascii="Arial" w:hAnsi="Arial" w:eastAsia="Arial" w:cs="Arial"/>
                 <w:i w:val="false"/>
                 <w:b w:val="false"/>
                 <w:u w:val="none"/>
@@ -2317,7 +2384,7 @@
             </w:pPr>
             <w:r xmlns:w="http://schemas.openxmlformats.org/wordprocessingml/2006/main" xmlns:wp="http://schemas.openxmlformats.org/drawingml/2006/wordprocessingDrawing" xmlns:r="http://schemas.openxmlformats.org/officeDocument/2006/relationships" xmlns:w14="http://schemas.microsoft.com/office/word/2010/wordml">
               <w:rPr>
-                <w:rFonts w:ascii="Helvetica" w:hAnsi="Helvetica" w:eastAsia="Helvetica" w:cs="Helvetica"/>
+                <w:rFonts w:ascii="Arial" w:hAnsi="Arial" w:eastAsia="Arial" w:cs="Arial"/>
                 <w:i w:val="false"/>
                 <w:b w:val="false"/>
                 <w:u w:val="none"/>
@@ -2359,7 +2426,7 @@
               <w:spacing w:after="100" w:before="100" w:line="240"/>
               <w:ind w:left="100" w:right="100" w:firstLine="0" w:firstLineChars="0"/>
               <w:rPr>
-                <w:rFonts w:ascii="Helvetica" w:hAnsi="Helvetica" w:eastAsia="Helvetica" w:cs="Helvetica"/>
+                <w:rFonts w:ascii="Arial" w:hAnsi="Arial" w:eastAsia="Arial" w:cs="Arial"/>
                 <w:i w:val="false"/>
                 <w:b w:val="false"/>
                 <w:u w:val="none"/>
@@ -2371,7 +2438,7 @@
             </w:pPr>
             <w:r xmlns:w="http://schemas.openxmlformats.org/wordprocessingml/2006/main" xmlns:wp="http://schemas.openxmlformats.org/drawingml/2006/wordprocessingDrawing" xmlns:r="http://schemas.openxmlformats.org/officeDocument/2006/relationships" xmlns:w14="http://schemas.microsoft.com/office/word/2010/wordml">
               <w:rPr>
-                <w:rFonts w:ascii="Helvetica" w:hAnsi="Helvetica" w:eastAsia="Helvetica" w:cs="Helvetica"/>
+                <w:rFonts w:ascii="Arial" w:hAnsi="Arial" w:eastAsia="Arial" w:cs="Arial"/>
                 <w:i w:val="false"/>
                 <w:b w:val="false"/>
                 <w:u w:val="none"/>
@@ -2413,7 +2480,7 @@
               <w:spacing w:after="100" w:before="100" w:line="240"/>
               <w:ind w:left="100" w:right="100" w:firstLine="0" w:firstLineChars="0"/>
               <w:rPr>
-                <w:rFonts w:ascii="Helvetica" w:hAnsi="Helvetica" w:eastAsia="Helvetica" w:cs="Helvetica"/>
+                <w:rFonts w:ascii="Arial" w:hAnsi="Arial" w:eastAsia="Arial" w:cs="Arial"/>
                 <w:i w:val="false"/>
                 <w:b w:val="false"/>
                 <w:u w:val="none"/>
@@ -2425,7 +2492,7 @@
             </w:pPr>
             <w:r xmlns:w="http://schemas.openxmlformats.org/wordprocessingml/2006/main" xmlns:wp="http://schemas.openxmlformats.org/drawingml/2006/wordprocessingDrawing" xmlns:r="http://schemas.openxmlformats.org/officeDocument/2006/relationships" xmlns:w14="http://schemas.microsoft.com/office/word/2010/wordml">
               <w:rPr>
-                <w:rFonts w:ascii="Helvetica" w:hAnsi="Helvetica" w:eastAsia="Helvetica" w:cs="Helvetica"/>
+                <w:rFonts w:ascii="Arial" w:hAnsi="Arial" w:eastAsia="Arial" w:cs="Arial"/>
                 <w:i w:val="false"/>
                 <w:b w:val="false"/>
                 <w:u w:val="none"/>
@@ -2472,7 +2539,7 @@
               <w:spacing w:after="100" w:before="100" w:line="240"/>
               <w:ind w:left="100" w:right="100" w:firstLine="0" w:firstLineChars="0"/>
               <w:rPr>
-                <w:rFonts w:ascii="Helvetica" w:hAnsi="Helvetica" w:eastAsia="Helvetica" w:cs="Helvetica"/>
+                <w:rFonts w:ascii="Arial" w:hAnsi="Arial" w:eastAsia="Arial" w:cs="Arial"/>
                 <w:i w:val="false"/>
                 <w:b w:val="false"/>
                 <w:u w:val="none"/>
@@ -2484,7 +2551,7 @@
             </w:pPr>
             <w:r xmlns:w="http://schemas.openxmlformats.org/wordprocessingml/2006/main" xmlns:wp="http://schemas.openxmlformats.org/drawingml/2006/wordprocessingDrawing" xmlns:r="http://schemas.openxmlformats.org/officeDocument/2006/relationships" xmlns:w14="http://schemas.microsoft.com/office/word/2010/wordml">
               <w:rPr>
-                <w:rFonts w:ascii="Helvetica" w:hAnsi="Helvetica" w:eastAsia="Helvetica" w:cs="Helvetica"/>
+                <w:rFonts w:ascii="Arial" w:hAnsi="Arial" w:eastAsia="Arial" w:cs="Arial"/>
                 <w:i w:val="false"/>
                 <w:b w:val="false"/>
                 <w:u w:val="none"/>
@@ -2526,7 +2593,7 @@
               <w:spacing w:after="100" w:before="100" w:line="240"/>
               <w:ind w:left="100" w:right="100" w:firstLine="0" w:firstLineChars="0"/>
               <w:rPr>
-                <w:rFonts w:ascii="Helvetica" w:hAnsi="Helvetica" w:eastAsia="Helvetica" w:cs="Helvetica"/>
+                <w:rFonts w:ascii="Arial" w:hAnsi="Arial" w:eastAsia="Arial" w:cs="Arial"/>
                 <w:i w:val="false"/>
                 <w:b w:val="false"/>
                 <w:u w:val="none"/>
@@ -2538,7 +2605,7 @@
             </w:pPr>
             <w:r xmlns:w="http://schemas.openxmlformats.org/wordprocessingml/2006/main" xmlns:wp="http://schemas.openxmlformats.org/drawingml/2006/wordprocessingDrawing" xmlns:r="http://schemas.openxmlformats.org/officeDocument/2006/relationships" xmlns:w14="http://schemas.microsoft.com/office/word/2010/wordml">
               <w:rPr>
-                <w:rFonts w:ascii="Helvetica" w:hAnsi="Helvetica" w:eastAsia="Helvetica" w:cs="Helvetica"/>
+                <w:rFonts w:ascii="Arial" w:hAnsi="Arial" w:eastAsia="Arial" w:cs="Arial"/>
                 <w:i w:val="false"/>
                 <w:b w:val="false"/>
                 <w:u w:val="none"/>
@@ -2580,7 +2647,7 @@
               <w:spacing w:after="100" w:before="100" w:line="240"/>
               <w:ind w:left="100" w:right="100" w:firstLine="0" w:firstLineChars="0"/>
               <w:rPr>
-                <w:rFonts w:ascii="Helvetica" w:hAnsi="Helvetica" w:eastAsia="Helvetica" w:cs="Helvetica"/>
+                <w:rFonts w:ascii="Arial" w:hAnsi="Arial" w:eastAsia="Arial" w:cs="Arial"/>
                 <w:i w:val="false"/>
                 <w:b w:val="false"/>
                 <w:u w:val="none"/>
@@ -2592,7 +2659,7 @@
             </w:pPr>
             <w:r xmlns:w="http://schemas.openxmlformats.org/wordprocessingml/2006/main" xmlns:wp="http://schemas.openxmlformats.org/drawingml/2006/wordprocessingDrawing" xmlns:r="http://schemas.openxmlformats.org/officeDocument/2006/relationships" xmlns:w14="http://schemas.microsoft.com/office/word/2010/wordml">
               <w:rPr>
-                <w:rFonts w:ascii="Helvetica" w:hAnsi="Helvetica" w:eastAsia="Helvetica" w:cs="Helvetica"/>
+                <w:rFonts w:ascii="Arial" w:hAnsi="Arial" w:eastAsia="Arial" w:cs="Arial"/>
                 <w:i w:val="false"/>
                 <w:b w:val="false"/>
                 <w:u w:val="none"/>
@@ -2639,7 +2706,7 @@
               <w:spacing w:after="100" w:before="100" w:line="240"/>
               <w:ind w:left="100" w:right="100" w:firstLine="0" w:firstLineChars="0"/>
               <w:rPr>
-                <w:rFonts w:ascii="Helvetica" w:hAnsi="Helvetica" w:eastAsia="Helvetica" w:cs="Helvetica"/>
+                <w:rFonts w:ascii="Arial" w:hAnsi="Arial" w:eastAsia="Arial" w:cs="Arial"/>
                 <w:i w:val="false"/>
                 <w:b w:val="false"/>
                 <w:u w:val="none"/>
@@ -2651,7 +2718,7 @@
             </w:pPr>
             <w:r xmlns:w="http://schemas.openxmlformats.org/wordprocessingml/2006/main" xmlns:wp="http://schemas.openxmlformats.org/drawingml/2006/wordprocessingDrawing" xmlns:r="http://schemas.openxmlformats.org/officeDocument/2006/relationships" xmlns:w14="http://schemas.microsoft.com/office/word/2010/wordml">
               <w:rPr>
-                <w:rFonts w:ascii="Helvetica" w:hAnsi="Helvetica" w:eastAsia="Helvetica" w:cs="Helvetica"/>
+                <w:rFonts w:ascii="Arial" w:hAnsi="Arial" w:eastAsia="Arial" w:cs="Arial"/>
                 <w:i w:val="false"/>
                 <w:b w:val="false"/>
                 <w:u w:val="none"/>
@@ -2693,7 +2760,7 @@
               <w:spacing w:after="100" w:before="100" w:line="240"/>
               <w:ind w:left="100" w:right="100" w:firstLine="0" w:firstLineChars="0"/>
               <w:rPr>
-                <w:rFonts w:ascii="Helvetica" w:hAnsi="Helvetica" w:eastAsia="Helvetica" w:cs="Helvetica"/>
+                <w:rFonts w:ascii="Arial" w:hAnsi="Arial" w:eastAsia="Arial" w:cs="Arial"/>
                 <w:i w:val="false"/>
                 <w:b w:val="false"/>
                 <w:u w:val="none"/>
@@ -2705,7 +2772,7 @@
             </w:pPr>
             <w:r xmlns:w="http://schemas.openxmlformats.org/wordprocessingml/2006/main" xmlns:wp="http://schemas.openxmlformats.org/drawingml/2006/wordprocessingDrawing" xmlns:r="http://schemas.openxmlformats.org/officeDocument/2006/relationships" xmlns:w14="http://schemas.microsoft.com/office/word/2010/wordml">
               <w:rPr>
-                <w:rFonts w:ascii="Helvetica" w:hAnsi="Helvetica" w:eastAsia="Helvetica" w:cs="Helvetica"/>
+                <w:rFonts w:ascii="Arial" w:hAnsi="Arial" w:eastAsia="Arial" w:cs="Arial"/>
                 <w:i w:val="false"/>
                 <w:b w:val="false"/>
                 <w:u w:val="none"/>
@@ -2747,7 +2814,7 @@
               <w:spacing w:after="100" w:before="100" w:line="240"/>
               <w:ind w:left="100" w:right="100" w:firstLine="0" w:firstLineChars="0"/>
               <w:rPr>
-                <w:rFonts w:ascii="Helvetica" w:hAnsi="Helvetica" w:eastAsia="Helvetica" w:cs="Helvetica"/>
+                <w:rFonts w:ascii="Arial" w:hAnsi="Arial" w:eastAsia="Arial" w:cs="Arial"/>
                 <w:i w:val="false"/>
                 <w:b w:val="false"/>
                 <w:u w:val="none"/>
@@ -2759,7 +2826,7 @@
             </w:pPr>
             <w:r xmlns:w="http://schemas.openxmlformats.org/wordprocessingml/2006/main" xmlns:wp="http://schemas.openxmlformats.org/drawingml/2006/wordprocessingDrawing" xmlns:r="http://schemas.openxmlformats.org/officeDocument/2006/relationships" xmlns:w14="http://schemas.microsoft.com/office/word/2010/wordml">
               <w:rPr>
-                <w:rFonts w:ascii="Helvetica" w:hAnsi="Helvetica" w:eastAsia="Helvetica" w:cs="Helvetica"/>
+                <w:rFonts w:ascii="Arial" w:hAnsi="Arial" w:eastAsia="Arial" w:cs="Arial"/>
                 <w:i w:val="false"/>
                 <w:b w:val="false"/>
                 <w:u w:val="none"/>
@@ -2806,7 +2873,7 @@
               <w:spacing w:after="100" w:before="100" w:line="240"/>
               <w:ind w:left="100" w:right="100" w:firstLine="0" w:firstLineChars="0"/>
               <w:rPr>
-                <w:rFonts w:ascii="Helvetica" w:hAnsi="Helvetica" w:eastAsia="Helvetica" w:cs="Helvetica"/>
+                <w:rFonts w:ascii="Arial" w:hAnsi="Arial" w:eastAsia="Arial" w:cs="Arial"/>
                 <w:i w:val="false"/>
                 <w:b w:val="false"/>
                 <w:u w:val="none"/>
@@ -2818,7 +2885,7 @@
             </w:pPr>
             <w:r xmlns:w="http://schemas.openxmlformats.org/wordprocessingml/2006/main" xmlns:wp="http://schemas.openxmlformats.org/drawingml/2006/wordprocessingDrawing" xmlns:r="http://schemas.openxmlformats.org/officeDocument/2006/relationships" xmlns:w14="http://schemas.microsoft.com/office/word/2010/wordml">
               <w:rPr>
-                <w:rFonts w:ascii="Helvetica" w:hAnsi="Helvetica" w:eastAsia="Helvetica" w:cs="Helvetica"/>
+                <w:rFonts w:ascii="Arial" w:hAnsi="Arial" w:eastAsia="Arial" w:cs="Arial"/>
                 <w:i w:val="false"/>
                 <w:b w:val="false"/>
                 <w:u w:val="none"/>
@@ -2860,7 +2927,7 @@
               <w:spacing w:after="100" w:before="100" w:line="240"/>
               <w:ind w:left="100" w:right="100" w:firstLine="0" w:firstLineChars="0"/>
               <w:rPr>
-                <w:rFonts w:ascii="Helvetica" w:hAnsi="Helvetica" w:eastAsia="Helvetica" w:cs="Helvetica"/>
+                <w:rFonts w:ascii="Arial" w:hAnsi="Arial" w:eastAsia="Arial" w:cs="Arial"/>
                 <w:i w:val="false"/>
                 <w:b w:val="false"/>
                 <w:u w:val="none"/>
@@ -2872,7 +2939,7 @@
             </w:pPr>
             <w:r xmlns:w="http://schemas.openxmlformats.org/wordprocessingml/2006/main" xmlns:wp="http://schemas.openxmlformats.org/drawingml/2006/wordprocessingDrawing" xmlns:r="http://schemas.openxmlformats.org/officeDocument/2006/relationships" xmlns:w14="http://schemas.microsoft.com/office/word/2010/wordml">
               <w:rPr>
-                <w:rFonts w:ascii="Helvetica" w:hAnsi="Helvetica" w:eastAsia="Helvetica" w:cs="Helvetica"/>
+                <w:rFonts w:ascii="Arial" w:hAnsi="Arial" w:eastAsia="Arial" w:cs="Arial"/>
                 <w:i w:val="false"/>
                 <w:b w:val="false"/>
                 <w:u w:val="none"/>
@@ -2914,7 +2981,7 @@
               <w:spacing w:after="100" w:before="100" w:line="240"/>
               <w:ind w:left="100" w:right="100" w:firstLine="0" w:firstLineChars="0"/>
               <w:rPr>
-                <w:rFonts w:ascii="Helvetica" w:hAnsi="Helvetica" w:eastAsia="Helvetica" w:cs="Helvetica"/>
+                <w:rFonts w:ascii="Arial" w:hAnsi="Arial" w:eastAsia="Arial" w:cs="Arial"/>
                 <w:i w:val="false"/>
                 <w:b w:val="false"/>
                 <w:u w:val="none"/>
@@ -2926,7 +2993,7 @@
             </w:pPr>
             <w:r xmlns:w="http://schemas.openxmlformats.org/wordprocessingml/2006/main" xmlns:wp="http://schemas.openxmlformats.org/drawingml/2006/wordprocessingDrawing" xmlns:r="http://schemas.openxmlformats.org/officeDocument/2006/relationships" xmlns:w14="http://schemas.microsoft.com/office/word/2010/wordml">
               <w:rPr>
-                <w:rFonts w:ascii="Helvetica" w:hAnsi="Helvetica" w:eastAsia="Helvetica" w:cs="Helvetica"/>
+                <w:rFonts w:ascii="Arial" w:hAnsi="Arial" w:eastAsia="Arial" w:cs="Arial"/>
                 <w:i w:val="false"/>
                 <w:b w:val="false"/>
                 <w:u w:val="none"/>
@@ -2973,7 +3040,7 @@
               <w:spacing w:after="100" w:before="100" w:line="240"/>
               <w:ind w:left="100" w:right="100" w:firstLine="0" w:firstLineChars="0"/>
               <w:rPr>
-                <w:rFonts w:ascii="Helvetica" w:hAnsi="Helvetica" w:eastAsia="Helvetica" w:cs="Helvetica"/>
+                <w:rFonts w:ascii="Arial" w:hAnsi="Arial" w:eastAsia="Arial" w:cs="Arial"/>
                 <w:i w:val="false"/>
                 <w:b w:val="false"/>
                 <w:u w:val="none"/>
@@ -2985,7 +3052,7 @@
             </w:pPr>
             <w:r xmlns:w="http://schemas.openxmlformats.org/wordprocessingml/2006/main" xmlns:wp="http://schemas.openxmlformats.org/drawingml/2006/wordprocessingDrawing" xmlns:r="http://schemas.openxmlformats.org/officeDocument/2006/relationships" xmlns:w14="http://schemas.microsoft.com/office/word/2010/wordml">
               <w:rPr>
-                <w:rFonts w:ascii="Helvetica" w:hAnsi="Helvetica" w:eastAsia="Helvetica" w:cs="Helvetica"/>
+                <w:rFonts w:ascii="Arial" w:hAnsi="Arial" w:eastAsia="Arial" w:cs="Arial"/>
                 <w:i w:val="false"/>
                 <w:b w:val="false"/>
                 <w:u w:val="none"/>
@@ -3027,7 +3094,7 @@
               <w:spacing w:after="100" w:before="100" w:line="240"/>
               <w:ind w:left="100" w:right="100" w:firstLine="0" w:firstLineChars="0"/>
               <w:rPr>
-                <w:rFonts w:ascii="Helvetica" w:hAnsi="Helvetica" w:eastAsia="Helvetica" w:cs="Helvetica"/>
+                <w:rFonts w:ascii="Arial" w:hAnsi="Arial" w:eastAsia="Arial" w:cs="Arial"/>
                 <w:i w:val="false"/>
                 <w:b w:val="false"/>
                 <w:u w:val="none"/>
@@ -3039,7 +3106,7 @@
             </w:pPr>
             <w:r xmlns:w="http://schemas.openxmlformats.org/wordprocessingml/2006/main" xmlns:wp="http://schemas.openxmlformats.org/drawingml/2006/wordprocessingDrawing" xmlns:r="http://schemas.openxmlformats.org/officeDocument/2006/relationships" xmlns:w14="http://schemas.microsoft.com/office/word/2010/wordml">
               <w:rPr>
-                <w:rFonts w:ascii="Helvetica" w:hAnsi="Helvetica" w:eastAsia="Helvetica" w:cs="Helvetica"/>
+                <w:rFonts w:ascii="Arial" w:hAnsi="Arial" w:eastAsia="Arial" w:cs="Arial"/>
                 <w:i w:val="false"/>
                 <w:b w:val="false"/>
                 <w:u w:val="none"/>
@@ -3081,7 +3148,7 @@
               <w:spacing w:after="100" w:before="100" w:line="240"/>
               <w:ind w:left="100" w:right="100" w:firstLine="0" w:firstLineChars="0"/>
               <w:rPr>
-                <w:rFonts w:ascii="Helvetica" w:hAnsi="Helvetica" w:eastAsia="Helvetica" w:cs="Helvetica"/>
+                <w:rFonts w:ascii="Arial" w:hAnsi="Arial" w:eastAsia="Arial" w:cs="Arial"/>
                 <w:i w:val="false"/>
                 <w:b w:val="false"/>
                 <w:u w:val="none"/>
@@ -3093,7 +3160,7 @@
             </w:pPr>
             <w:r xmlns:w="http://schemas.openxmlformats.org/wordprocessingml/2006/main" xmlns:wp="http://schemas.openxmlformats.org/drawingml/2006/wordprocessingDrawing" xmlns:r="http://schemas.openxmlformats.org/officeDocument/2006/relationships" xmlns:w14="http://schemas.microsoft.com/office/word/2010/wordml">
               <w:rPr>
-                <w:rFonts w:ascii="Helvetica" w:hAnsi="Helvetica" w:eastAsia="Helvetica" w:cs="Helvetica"/>
+                <w:rFonts w:ascii="Arial" w:hAnsi="Arial" w:eastAsia="Arial" w:cs="Arial"/>
                 <w:i w:val="false"/>
                 <w:b w:val="false"/>
                 <w:u w:val="none"/>
@@ -3140,7 +3207,7 @@
               <w:spacing w:after="100" w:before="100" w:line="240"/>
               <w:ind w:left="100" w:right="100" w:firstLine="0" w:firstLineChars="0"/>
               <w:rPr>
-                <w:rFonts w:ascii="Helvetica" w:hAnsi="Helvetica" w:eastAsia="Helvetica" w:cs="Helvetica"/>
+                <w:rFonts w:ascii="Arial" w:hAnsi="Arial" w:eastAsia="Arial" w:cs="Arial"/>
                 <w:i w:val="false"/>
                 <w:b w:val="false"/>
                 <w:u w:val="none"/>
@@ -3152,7 +3219,7 @@
             </w:pPr>
             <w:r xmlns:w="http://schemas.openxmlformats.org/wordprocessingml/2006/main" xmlns:wp="http://schemas.openxmlformats.org/drawingml/2006/wordprocessingDrawing" xmlns:r="http://schemas.openxmlformats.org/officeDocument/2006/relationships" xmlns:w14="http://schemas.microsoft.com/office/word/2010/wordml">
               <w:rPr>
-                <w:rFonts w:ascii="Helvetica" w:hAnsi="Helvetica" w:eastAsia="Helvetica" w:cs="Helvetica"/>
+                <w:rFonts w:ascii="Arial" w:hAnsi="Arial" w:eastAsia="Arial" w:cs="Arial"/>
                 <w:i w:val="false"/>
                 <w:b w:val="false"/>
                 <w:u w:val="none"/>
@@ -3194,7 +3261,7 @@
               <w:spacing w:after="100" w:before="100" w:line="240"/>
               <w:ind w:left="100" w:right="100" w:firstLine="0" w:firstLineChars="0"/>
               <w:rPr>
-                <w:rFonts w:ascii="Helvetica" w:hAnsi="Helvetica" w:eastAsia="Helvetica" w:cs="Helvetica"/>
+                <w:rFonts w:ascii="Arial" w:hAnsi="Arial" w:eastAsia="Arial" w:cs="Arial"/>
                 <w:i w:val="false"/>
                 <w:b w:val="false"/>
                 <w:u w:val="none"/>
@@ -3206,7 +3273,7 @@
             </w:pPr>
             <w:r xmlns:w="http://schemas.openxmlformats.org/wordprocessingml/2006/main" xmlns:wp="http://schemas.openxmlformats.org/drawingml/2006/wordprocessingDrawing" xmlns:r="http://schemas.openxmlformats.org/officeDocument/2006/relationships" xmlns:w14="http://schemas.microsoft.com/office/word/2010/wordml">
               <w:rPr>
-                <w:rFonts w:ascii="Helvetica" w:hAnsi="Helvetica" w:eastAsia="Helvetica" w:cs="Helvetica"/>
+                <w:rFonts w:ascii="Arial" w:hAnsi="Arial" w:eastAsia="Arial" w:cs="Arial"/>
                 <w:i w:val="false"/>
                 <w:b w:val="false"/>
                 <w:u w:val="none"/>
@@ -3248,7 +3315,7 @@
               <w:spacing w:after="100" w:before="100" w:line="240"/>
               <w:ind w:left="100" w:right="100" w:firstLine="0" w:firstLineChars="0"/>
               <w:rPr>
-                <w:rFonts w:ascii="Helvetica" w:hAnsi="Helvetica" w:eastAsia="Helvetica" w:cs="Helvetica"/>
+                <w:rFonts w:ascii="Arial" w:hAnsi="Arial" w:eastAsia="Arial" w:cs="Arial"/>
                 <w:i w:val="false"/>
                 <w:b w:val="false"/>
                 <w:u w:val="none"/>
@@ -3260,7 +3327,7 @@
             </w:pPr>
             <w:r xmlns:w="http://schemas.openxmlformats.org/wordprocessingml/2006/main" xmlns:wp="http://schemas.openxmlformats.org/drawingml/2006/wordprocessingDrawing" xmlns:r="http://schemas.openxmlformats.org/officeDocument/2006/relationships" xmlns:w14="http://schemas.microsoft.com/office/word/2010/wordml">
               <w:rPr>
-                <w:rFonts w:ascii="Helvetica" w:hAnsi="Helvetica" w:eastAsia="Helvetica" w:cs="Helvetica"/>
+                <w:rFonts w:ascii="Arial" w:hAnsi="Arial" w:eastAsia="Arial" w:cs="Arial"/>
                 <w:i w:val="false"/>
                 <w:b w:val="false"/>
                 <w:u w:val="none"/>
@@ -3307,7 +3374,7 @@
               <w:spacing w:after="100" w:before="100" w:line="240"/>
               <w:ind w:left="100" w:right="100" w:firstLine="0" w:firstLineChars="0"/>
               <w:rPr>
-                <w:rFonts w:ascii="Helvetica" w:hAnsi="Helvetica" w:eastAsia="Helvetica" w:cs="Helvetica"/>
+                <w:rFonts w:ascii="Arial" w:hAnsi="Arial" w:eastAsia="Arial" w:cs="Arial"/>
                 <w:i w:val="false"/>
                 <w:b w:val="false"/>
                 <w:u w:val="none"/>
@@ -3319,7 +3386,7 @@
             </w:pPr>
             <w:r xmlns:w="http://schemas.openxmlformats.org/wordprocessingml/2006/main" xmlns:wp="http://schemas.openxmlformats.org/drawingml/2006/wordprocessingDrawing" xmlns:r="http://schemas.openxmlformats.org/officeDocument/2006/relationships" xmlns:w14="http://schemas.microsoft.com/office/word/2010/wordml">
               <w:rPr>
-                <w:rFonts w:ascii="Helvetica" w:hAnsi="Helvetica" w:eastAsia="Helvetica" w:cs="Helvetica"/>
+                <w:rFonts w:ascii="Arial" w:hAnsi="Arial" w:eastAsia="Arial" w:cs="Arial"/>
                 <w:i w:val="false"/>
                 <w:b w:val="false"/>
                 <w:u w:val="none"/>
@@ -3361,7 +3428,7 @@
               <w:spacing w:after="100" w:before="100" w:line="240"/>
               <w:ind w:left="100" w:right="100" w:firstLine="0" w:firstLineChars="0"/>
               <w:rPr>
-                <w:rFonts w:ascii="Helvetica" w:hAnsi="Helvetica" w:eastAsia="Helvetica" w:cs="Helvetica"/>
+                <w:rFonts w:ascii="Arial" w:hAnsi="Arial" w:eastAsia="Arial" w:cs="Arial"/>
                 <w:i w:val="false"/>
                 <w:b w:val="false"/>
                 <w:u w:val="none"/>
@@ -3373,7 +3440,7 @@
             </w:pPr>
             <w:r xmlns:w="http://schemas.openxmlformats.org/wordprocessingml/2006/main" xmlns:wp="http://schemas.openxmlformats.org/drawingml/2006/wordprocessingDrawing" xmlns:r="http://schemas.openxmlformats.org/officeDocument/2006/relationships" xmlns:w14="http://schemas.microsoft.com/office/word/2010/wordml">
               <w:rPr>
-                <w:rFonts w:ascii="Helvetica" w:hAnsi="Helvetica" w:eastAsia="Helvetica" w:cs="Helvetica"/>
+                <w:rFonts w:ascii="Arial" w:hAnsi="Arial" w:eastAsia="Arial" w:cs="Arial"/>
                 <w:i w:val="false"/>
                 <w:b w:val="false"/>
                 <w:u w:val="none"/>
@@ -3415,7 +3482,7 @@
               <w:spacing w:after="100" w:before="100" w:line="240"/>
               <w:ind w:left="100" w:right="100" w:firstLine="0" w:firstLineChars="0"/>
               <w:rPr>
-                <w:rFonts w:ascii="Helvetica" w:hAnsi="Helvetica" w:eastAsia="Helvetica" w:cs="Helvetica"/>
+                <w:rFonts w:ascii="Arial" w:hAnsi="Arial" w:eastAsia="Arial" w:cs="Arial"/>
                 <w:i w:val="false"/>
                 <w:b w:val="false"/>
                 <w:u w:val="none"/>
@@ -3427,7 +3494,7 @@
             </w:pPr>
             <w:r xmlns:w="http://schemas.openxmlformats.org/wordprocessingml/2006/main" xmlns:wp="http://schemas.openxmlformats.org/drawingml/2006/wordprocessingDrawing" xmlns:r="http://schemas.openxmlformats.org/officeDocument/2006/relationships" xmlns:w14="http://schemas.microsoft.com/office/word/2010/wordml">
               <w:rPr>
-                <w:rFonts w:ascii="Helvetica" w:hAnsi="Helvetica" w:eastAsia="Helvetica" w:cs="Helvetica"/>
+                <w:rFonts w:ascii="Arial" w:hAnsi="Arial" w:eastAsia="Arial" w:cs="Arial"/>
                 <w:i w:val="false"/>
                 <w:b w:val="false"/>
                 <w:u w:val="none"/>
@@ -3474,7 +3541,7 @@
               <w:spacing w:after="100" w:before="100" w:line="240"/>
               <w:ind w:left="100" w:right="100" w:firstLine="0" w:firstLineChars="0"/>
               <w:rPr>
-                <w:rFonts w:ascii="Helvetica" w:hAnsi="Helvetica" w:eastAsia="Helvetica" w:cs="Helvetica"/>
+                <w:rFonts w:ascii="Arial" w:hAnsi="Arial" w:eastAsia="Arial" w:cs="Arial"/>
                 <w:i w:val="false"/>
                 <w:b w:val="false"/>
                 <w:u w:val="none"/>
@@ -3486,7 +3553,7 @@
             </w:pPr>
             <w:r xmlns:w="http://schemas.openxmlformats.org/wordprocessingml/2006/main" xmlns:wp="http://schemas.openxmlformats.org/drawingml/2006/wordprocessingDrawing" xmlns:r="http://schemas.openxmlformats.org/officeDocument/2006/relationships" xmlns:w14="http://schemas.microsoft.com/office/word/2010/wordml">
               <w:rPr>
-                <w:rFonts w:ascii="Helvetica" w:hAnsi="Helvetica" w:eastAsia="Helvetica" w:cs="Helvetica"/>
+                <w:rFonts w:ascii="Arial" w:hAnsi="Arial" w:eastAsia="Arial" w:cs="Arial"/>
                 <w:i w:val="false"/>
                 <w:b w:val="false"/>
                 <w:u w:val="none"/>
@@ -3528,7 +3595,7 @@
               <w:spacing w:after="100" w:before="100" w:line="240"/>
               <w:ind w:left="100" w:right="100" w:firstLine="0" w:firstLineChars="0"/>
               <w:rPr>
-                <w:rFonts w:ascii="Helvetica" w:hAnsi="Helvetica" w:eastAsia="Helvetica" w:cs="Helvetica"/>
+                <w:rFonts w:ascii="Arial" w:hAnsi="Arial" w:eastAsia="Arial" w:cs="Arial"/>
                 <w:i w:val="false"/>
                 <w:b w:val="false"/>
                 <w:u w:val="none"/>
@@ -3540,7 +3607,7 @@
             </w:pPr>
             <w:r xmlns:w="http://schemas.openxmlformats.org/wordprocessingml/2006/main" xmlns:wp="http://schemas.openxmlformats.org/drawingml/2006/wordprocessingDrawing" xmlns:r="http://schemas.openxmlformats.org/officeDocument/2006/relationships" xmlns:w14="http://schemas.microsoft.com/office/word/2010/wordml">
               <w:rPr>
-                <w:rFonts w:ascii="Helvetica" w:hAnsi="Helvetica" w:eastAsia="Helvetica" w:cs="Helvetica"/>
+                <w:rFonts w:ascii="Arial" w:hAnsi="Arial" w:eastAsia="Arial" w:cs="Arial"/>
                 <w:i w:val="false"/>
                 <w:b w:val="false"/>
                 <w:u w:val="none"/>
@@ -3582,7 +3649,7 @@
               <w:spacing w:after="100" w:before="100" w:line="240"/>
               <w:ind w:left="100" w:right="100" w:firstLine="0" w:firstLineChars="0"/>
               <w:rPr>
-                <w:rFonts w:ascii="Helvetica" w:hAnsi="Helvetica" w:eastAsia="Helvetica" w:cs="Helvetica"/>
+                <w:rFonts w:ascii="Arial" w:hAnsi="Arial" w:eastAsia="Arial" w:cs="Arial"/>
                 <w:i w:val="false"/>
                 <w:b w:val="false"/>
                 <w:u w:val="none"/>
@@ -3594,7 +3661,7 @@
             </w:pPr>
             <w:r xmlns:w="http://schemas.openxmlformats.org/wordprocessingml/2006/main" xmlns:wp="http://schemas.openxmlformats.org/drawingml/2006/wordprocessingDrawing" xmlns:r="http://schemas.openxmlformats.org/officeDocument/2006/relationships" xmlns:w14="http://schemas.microsoft.com/office/word/2010/wordml">
               <w:rPr>
-                <w:rFonts w:ascii="Helvetica" w:hAnsi="Helvetica" w:eastAsia="Helvetica" w:cs="Helvetica"/>
+                <w:rFonts w:ascii="Arial" w:hAnsi="Arial" w:eastAsia="Arial" w:cs="Arial"/>
                 <w:i w:val="false"/>
                 <w:b w:val="false"/>
                 <w:u w:val="none"/>
@@ -3641,7 +3708,7 @@
               <w:spacing w:after="100" w:before="100" w:line="240"/>
               <w:ind w:left="100" w:right="100" w:firstLine="0" w:firstLineChars="0"/>
               <w:rPr>
-                <w:rFonts w:ascii="Helvetica" w:hAnsi="Helvetica" w:eastAsia="Helvetica" w:cs="Helvetica"/>
+                <w:rFonts w:ascii="Arial" w:hAnsi="Arial" w:eastAsia="Arial" w:cs="Arial"/>
                 <w:i w:val="false"/>
                 <w:b w:val="false"/>
                 <w:u w:val="none"/>
@@ -3653,7 +3720,7 @@
             </w:pPr>
             <w:r xmlns:w="http://schemas.openxmlformats.org/wordprocessingml/2006/main" xmlns:wp="http://schemas.openxmlformats.org/drawingml/2006/wordprocessingDrawing" xmlns:r="http://schemas.openxmlformats.org/officeDocument/2006/relationships" xmlns:w14="http://schemas.microsoft.com/office/word/2010/wordml">
               <w:rPr>
-                <w:rFonts w:ascii="Helvetica" w:hAnsi="Helvetica" w:eastAsia="Helvetica" w:cs="Helvetica"/>
+                <w:rFonts w:ascii="Arial" w:hAnsi="Arial" w:eastAsia="Arial" w:cs="Arial"/>
                 <w:i w:val="false"/>
                 <w:b w:val="false"/>
                 <w:u w:val="none"/>
@@ -3695,7 +3762,7 @@
               <w:spacing w:after="100" w:before="100" w:line="240"/>
               <w:ind w:left="100" w:right="100" w:firstLine="0" w:firstLineChars="0"/>
               <w:rPr>
-                <w:rFonts w:ascii="Helvetica" w:hAnsi="Helvetica" w:eastAsia="Helvetica" w:cs="Helvetica"/>
+                <w:rFonts w:ascii="Arial" w:hAnsi="Arial" w:eastAsia="Arial" w:cs="Arial"/>
                 <w:i w:val="false"/>
                 <w:b w:val="false"/>
                 <w:u w:val="none"/>
@@ -3707,7 +3774,7 @@
             </w:pPr>
             <w:r xmlns:w="http://schemas.openxmlformats.org/wordprocessingml/2006/main" xmlns:wp="http://schemas.openxmlformats.org/drawingml/2006/wordprocessingDrawing" xmlns:r="http://schemas.openxmlformats.org/officeDocument/2006/relationships" xmlns:w14="http://schemas.microsoft.com/office/word/2010/wordml">
               <w:rPr>
-                <w:rFonts w:ascii="Helvetica" w:hAnsi="Helvetica" w:eastAsia="Helvetica" w:cs="Helvetica"/>
+                <w:rFonts w:ascii="Arial" w:hAnsi="Arial" w:eastAsia="Arial" w:cs="Arial"/>
                 <w:i w:val="false"/>
                 <w:b w:val="false"/>
                 <w:u w:val="none"/>
@@ -3749,7 +3816,7 @@
               <w:spacing w:after="100" w:before="100" w:line="240"/>
               <w:ind w:left="100" w:right="100" w:firstLine="0" w:firstLineChars="0"/>
               <w:rPr>
-                <w:rFonts w:ascii="Helvetica" w:hAnsi="Helvetica" w:eastAsia="Helvetica" w:cs="Helvetica"/>
+                <w:rFonts w:ascii="Arial" w:hAnsi="Arial" w:eastAsia="Arial" w:cs="Arial"/>
                 <w:i w:val="false"/>
                 <w:b w:val="false"/>
                 <w:u w:val="none"/>
@@ -3761,7 +3828,7 @@
             </w:pPr>
             <w:r xmlns:w="http://schemas.openxmlformats.org/wordprocessingml/2006/main" xmlns:wp="http://schemas.openxmlformats.org/drawingml/2006/wordprocessingDrawing" xmlns:r="http://schemas.openxmlformats.org/officeDocument/2006/relationships" xmlns:w14="http://schemas.microsoft.com/office/word/2010/wordml">
               <w:rPr>
-                <w:rFonts w:ascii="Helvetica" w:hAnsi="Helvetica" w:eastAsia="Helvetica" w:cs="Helvetica"/>
+                <w:rFonts w:ascii="Arial" w:hAnsi="Arial" w:eastAsia="Arial" w:cs="Arial"/>
                 <w:i w:val="false"/>
                 <w:b w:val="false"/>
                 <w:u w:val="none"/>
@@ -3808,7 +3875,7 @@
               <w:spacing w:after="100" w:before="100" w:line="240"/>
               <w:ind w:left="100" w:right="100" w:firstLine="0" w:firstLineChars="0"/>
               <w:rPr>
-                <w:rFonts w:ascii="Helvetica" w:hAnsi="Helvetica" w:eastAsia="Helvetica" w:cs="Helvetica"/>
+                <w:rFonts w:ascii="Arial" w:hAnsi="Arial" w:eastAsia="Arial" w:cs="Arial"/>
                 <w:i w:val="false"/>
                 <w:b w:val="false"/>
                 <w:u w:val="none"/>
@@ -3820,7 +3887,7 @@
             </w:pPr>
             <w:r xmlns:w="http://schemas.openxmlformats.org/wordprocessingml/2006/main" xmlns:wp="http://schemas.openxmlformats.org/drawingml/2006/wordprocessingDrawing" xmlns:r="http://schemas.openxmlformats.org/officeDocument/2006/relationships" xmlns:w14="http://schemas.microsoft.com/office/word/2010/wordml">
               <w:rPr>
-                <w:rFonts w:ascii="Helvetica" w:hAnsi="Helvetica" w:eastAsia="Helvetica" w:cs="Helvetica"/>
+                <w:rFonts w:ascii="Arial" w:hAnsi="Arial" w:eastAsia="Arial" w:cs="Arial"/>
                 <w:i w:val="false"/>
                 <w:b w:val="false"/>
                 <w:u w:val="none"/>
@@ -3862,7 +3929,7 @@
               <w:spacing w:after="100" w:before="100" w:line="240"/>
               <w:ind w:left="100" w:right="100" w:firstLine="0" w:firstLineChars="0"/>
               <w:rPr>
-                <w:rFonts w:ascii="Helvetica" w:hAnsi="Helvetica" w:eastAsia="Helvetica" w:cs="Helvetica"/>
+                <w:rFonts w:ascii="Arial" w:hAnsi="Arial" w:eastAsia="Arial" w:cs="Arial"/>
                 <w:i w:val="false"/>
                 <w:b w:val="false"/>
                 <w:u w:val="none"/>
@@ -3874,7 +3941,7 @@
             </w:pPr>
             <w:r xmlns:w="http://schemas.openxmlformats.org/wordprocessingml/2006/main" xmlns:wp="http://schemas.openxmlformats.org/drawingml/2006/wordprocessingDrawing" xmlns:r="http://schemas.openxmlformats.org/officeDocument/2006/relationships" xmlns:w14="http://schemas.microsoft.com/office/word/2010/wordml">
               <w:rPr>
-                <w:rFonts w:ascii="Helvetica" w:hAnsi="Helvetica" w:eastAsia="Helvetica" w:cs="Helvetica"/>
+                <w:rFonts w:ascii="Arial" w:hAnsi="Arial" w:eastAsia="Arial" w:cs="Arial"/>
                 <w:i w:val="false"/>
                 <w:b w:val="false"/>
                 <w:u w:val="none"/>
@@ -3916,7 +3983,7 @@
               <w:spacing w:after="100" w:before="100" w:line="240"/>
               <w:ind w:left="100" w:right="100" w:firstLine="0" w:firstLineChars="0"/>
               <w:rPr>
-                <w:rFonts w:ascii="Helvetica" w:hAnsi="Helvetica" w:eastAsia="Helvetica" w:cs="Helvetica"/>
+                <w:rFonts w:ascii="Arial" w:hAnsi="Arial" w:eastAsia="Arial" w:cs="Arial"/>
                 <w:i w:val="false"/>
                 <w:b w:val="false"/>
                 <w:u w:val="none"/>
@@ -3928,7 +3995,7 @@
             </w:pPr>
             <w:r xmlns:w="http://schemas.openxmlformats.org/wordprocessingml/2006/main" xmlns:wp="http://schemas.openxmlformats.org/drawingml/2006/wordprocessingDrawing" xmlns:r="http://schemas.openxmlformats.org/officeDocument/2006/relationships" xmlns:w14="http://schemas.microsoft.com/office/word/2010/wordml">
               <w:rPr>
-                <w:rFonts w:ascii="Helvetica" w:hAnsi="Helvetica" w:eastAsia="Helvetica" w:cs="Helvetica"/>
+                <w:rFonts w:ascii="Arial" w:hAnsi="Arial" w:eastAsia="Arial" w:cs="Arial"/>
                 <w:i w:val="false"/>
                 <w:b w:val="false"/>
                 <w:u w:val="none"/>
@@ -3975,7 +4042,7 @@
               <w:spacing w:after="100" w:before="100" w:line="240"/>
               <w:ind w:left="100" w:right="100" w:firstLine="0" w:firstLineChars="0"/>
               <w:rPr>
-                <w:rFonts w:ascii="Helvetica" w:hAnsi="Helvetica" w:eastAsia="Helvetica" w:cs="Helvetica"/>
+                <w:rFonts w:ascii="Arial" w:hAnsi="Arial" w:eastAsia="Arial" w:cs="Arial"/>
                 <w:i w:val="false"/>
                 <w:b w:val="false"/>
                 <w:u w:val="none"/>
@@ -3987,7 +4054,7 @@
             </w:pPr>
             <w:r xmlns:w="http://schemas.openxmlformats.org/wordprocessingml/2006/main" xmlns:wp="http://schemas.openxmlformats.org/drawingml/2006/wordprocessingDrawing" xmlns:r="http://schemas.openxmlformats.org/officeDocument/2006/relationships" xmlns:w14="http://schemas.microsoft.com/office/word/2010/wordml">
               <w:rPr>
-                <w:rFonts w:ascii="Helvetica" w:hAnsi="Helvetica" w:eastAsia="Helvetica" w:cs="Helvetica"/>
+                <w:rFonts w:ascii="Arial" w:hAnsi="Arial" w:eastAsia="Arial" w:cs="Arial"/>
                 <w:i w:val="false"/>
                 <w:b w:val="false"/>
                 <w:u w:val="none"/>
@@ -4029,7 +4096,7 @@
               <w:spacing w:after="100" w:before="100" w:line="240"/>
               <w:ind w:left="100" w:right="100" w:firstLine="0" w:firstLineChars="0"/>
               <w:rPr>
-                <w:rFonts w:ascii="Helvetica" w:hAnsi="Helvetica" w:eastAsia="Helvetica" w:cs="Helvetica"/>
+                <w:rFonts w:ascii="Arial" w:hAnsi="Arial" w:eastAsia="Arial" w:cs="Arial"/>
                 <w:i w:val="false"/>
                 <w:b w:val="false"/>
                 <w:u w:val="none"/>
@@ -4041,7 +4108,7 @@
             </w:pPr>
             <w:r xmlns:w="http://schemas.openxmlformats.org/wordprocessingml/2006/main" xmlns:wp="http://schemas.openxmlformats.org/drawingml/2006/wordprocessingDrawing" xmlns:r="http://schemas.openxmlformats.org/officeDocument/2006/relationships" xmlns:w14="http://schemas.microsoft.com/office/word/2010/wordml">
               <w:rPr>
-                <w:rFonts w:ascii="Helvetica" w:hAnsi="Helvetica" w:eastAsia="Helvetica" w:cs="Helvetica"/>
+                <w:rFonts w:ascii="Arial" w:hAnsi="Arial" w:eastAsia="Arial" w:cs="Arial"/>
                 <w:i w:val="false"/>
                 <w:b w:val="false"/>
                 <w:u w:val="none"/>
@@ -4083,7 +4150,7 @@
               <w:spacing w:after="100" w:before="100" w:line="240"/>
               <w:ind w:left="100" w:right="100" w:firstLine="0" w:firstLineChars="0"/>
               <w:rPr>
-                <w:rFonts w:ascii="Helvetica" w:hAnsi="Helvetica" w:eastAsia="Helvetica" w:cs="Helvetica"/>
+                <w:rFonts w:ascii="Arial" w:hAnsi="Arial" w:eastAsia="Arial" w:cs="Arial"/>
                 <w:i w:val="false"/>
                 <w:b w:val="false"/>
                 <w:u w:val="none"/>
@@ -4095,7 +4162,7 @@
             </w:pPr>
             <w:r xmlns:w="http://schemas.openxmlformats.org/wordprocessingml/2006/main" xmlns:wp="http://schemas.openxmlformats.org/drawingml/2006/wordprocessingDrawing" xmlns:r="http://schemas.openxmlformats.org/officeDocument/2006/relationships" xmlns:w14="http://schemas.microsoft.com/office/word/2010/wordml">
               <w:rPr>
-                <w:rFonts w:ascii="Helvetica" w:hAnsi="Helvetica" w:eastAsia="Helvetica" w:cs="Helvetica"/>
+                <w:rFonts w:ascii="Arial" w:hAnsi="Arial" w:eastAsia="Arial" w:cs="Arial"/>
                 <w:i w:val="false"/>
                 <w:b w:val="false"/>
                 <w:u w:val="none"/>
@@ -4142,7 +4209,7 @@
               <w:spacing w:after="100" w:before="100" w:line="240"/>
               <w:ind w:left="100" w:right="100" w:firstLine="0" w:firstLineChars="0"/>
               <w:rPr>
-                <w:rFonts w:ascii="Helvetica" w:hAnsi="Helvetica" w:eastAsia="Helvetica" w:cs="Helvetica"/>
+                <w:rFonts w:ascii="Arial" w:hAnsi="Arial" w:eastAsia="Arial" w:cs="Arial"/>
                 <w:i w:val="false"/>
                 <w:b w:val="false"/>
                 <w:u w:val="none"/>
@@ -4154,7 +4221,7 @@
             </w:pPr>
             <w:r xmlns:w="http://schemas.openxmlformats.org/wordprocessingml/2006/main" xmlns:wp="http://schemas.openxmlformats.org/drawingml/2006/wordprocessingDrawing" xmlns:r="http://schemas.openxmlformats.org/officeDocument/2006/relationships" xmlns:w14="http://schemas.microsoft.com/office/word/2010/wordml">
               <w:rPr>
-                <w:rFonts w:ascii="Helvetica" w:hAnsi="Helvetica" w:eastAsia="Helvetica" w:cs="Helvetica"/>
+                <w:rFonts w:ascii="Arial" w:hAnsi="Arial" w:eastAsia="Arial" w:cs="Arial"/>
                 <w:i w:val="false"/>
                 <w:b w:val="false"/>
                 <w:u w:val="none"/>
@@ -4196,7 +4263,7 @@
               <w:spacing w:after="100" w:before="100" w:line="240"/>
               <w:ind w:left="100" w:right="100" w:firstLine="0" w:firstLineChars="0"/>
               <w:rPr>
-                <w:rFonts w:ascii="Helvetica" w:hAnsi="Helvetica" w:eastAsia="Helvetica" w:cs="Helvetica"/>
+                <w:rFonts w:ascii="Arial" w:hAnsi="Arial" w:eastAsia="Arial" w:cs="Arial"/>
                 <w:i w:val="false"/>
                 <w:b w:val="false"/>
                 <w:u w:val="none"/>
@@ -4208,7 +4275,7 @@
             </w:pPr>
             <w:r xmlns:w="http://schemas.openxmlformats.org/wordprocessingml/2006/main" xmlns:wp="http://schemas.openxmlformats.org/drawingml/2006/wordprocessingDrawing" xmlns:r="http://schemas.openxmlformats.org/officeDocument/2006/relationships" xmlns:w14="http://schemas.microsoft.com/office/word/2010/wordml">
               <w:rPr>
-                <w:rFonts w:ascii="Helvetica" w:hAnsi="Helvetica" w:eastAsia="Helvetica" w:cs="Helvetica"/>
+                <w:rFonts w:ascii="Arial" w:hAnsi="Arial" w:eastAsia="Arial" w:cs="Arial"/>
                 <w:i w:val="false"/>
                 <w:b w:val="false"/>
                 <w:u w:val="none"/>
@@ -4250,7 +4317,7 @@
               <w:spacing w:after="100" w:before="100" w:line="240"/>
               <w:ind w:left="100" w:right="100" w:firstLine="0" w:firstLineChars="0"/>
               <w:rPr>
-                <w:rFonts w:ascii="Helvetica" w:hAnsi="Helvetica" w:eastAsia="Helvetica" w:cs="Helvetica"/>
+                <w:rFonts w:ascii="Arial" w:hAnsi="Arial" w:eastAsia="Arial" w:cs="Arial"/>
                 <w:i w:val="false"/>
                 <w:b w:val="false"/>
                 <w:u w:val="none"/>
@@ -4262,7 +4329,7 @@
             </w:pPr>
             <w:r xmlns:w="http://schemas.openxmlformats.org/wordprocessingml/2006/main" xmlns:wp="http://schemas.openxmlformats.org/drawingml/2006/wordprocessingDrawing" xmlns:r="http://schemas.openxmlformats.org/officeDocument/2006/relationships" xmlns:w14="http://schemas.microsoft.com/office/word/2010/wordml">
               <w:rPr>
-                <w:rFonts w:ascii="Helvetica" w:hAnsi="Helvetica" w:eastAsia="Helvetica" w:cs="Helvetica"/>
+                <w:rFonts w:ascii="Arial" w:hAnsi="Arial" w:eastAsia="Arial" w:cs="Arial"/>
                 <w:i w:val="false"/>
                 <w:b w:val="false"/>
                 <w:u w:val="none"/>
@@ -4309,7 +4376,7 @@
               <w:spacing w:after="100" w:before="100" w:line="240"/>
               <w:ind w:left="100" w:right="100" w:firstLine="0" w:firstLineChars="0"/>
               <w:rPr>
-                <w:rFonts w:ascii="Helvetica" w:hAnsi="Helvetica" w:eastAsia="Helvetica" w:cs="Helvetica"/>
+                <w:rFonts w:ascii="Arial" w:hAnsi="Arial" w:eastAsia="Arial" w:cs="Arial"/>
                 <w:i w:val="false"/>
                 <w:b w:val="false"/>
                 <w:u w:val="none"/>
@@ -4321,7 +4388,7 @@
             </w:pPr>
             <w:r xmlns:w="http://schemas.openxmlformats.org/wordprocessingml/2006/main" xmlns:wp="http://schemas.openxmlformats.org/drawingml/2006/wordprocessingDrawing" xmlns:r="http://schemas.openxmlformats.org/officeDocument/2006/relationships" xmlns:w14="http://schemas.microsoft.com/office/word/2010/wordml">
               <w:rPr>
-                <w:rFonts w:ascii="Helvetica" w:hAnsi="Helvetica" w:eastAsia="Helvetica" w:cs="Helvetica"/>
+                <w:rFonts w:ascii="Arial" w:hAnsi="Arial" w:eastAsia="Arial" w:cs="Arial"/>
                 <w:i w:val="false"/>
                 <w:b w:val="false"/>
                 <w:u w:val="none"/>
@@ -4363,7 +4430,7 @@
               <w:spacing w:after="100" w:before="100" w:line="240"/>
               <w:ind w:left="100" w:right="100" w:firstLine="0" w:firstLineChars="0"/>
               <w:rPr>
-                <w:rFonts w:ascii="Helvetica" w:hAnsi="Helvetica" w:eastAsia="Helvetica" w:cs="Helvetica"/>
+                <w:rFonts w:ascii="Arial" w:hAnsi="Arial" w:eastAsia="Arial" w:cs="Arial"/>
                 <w:i w:val="false"/>
                 <w:b w:val="false"/>
                 <w:u w:val="none"/>
@@ -4375,7 +4442,7 @@
             </w:pPr>
             <w:r xmlns:w="http://schemas.openxmlformats.org/wordprocessingml/2006/main" xmlns:wp="http://schemas.openxmlformats.org/drawingml/2006/wordprocessingDrawing" xmlns:r="http://schemas.openxmlformats.org/officeDocument/2006/relationships" xmlns:w14="http://schemas.microsoft.com/office/word/2010/wordml">
               <w:rPr>
-                <w:rFonts w:ascii="Helvetica" w:hAnsi="Helvetica" w:eastAsia="Helvetica" w:cs="Helvetica"/>
+                <w:rFonts w:ascii="Arial" w:hAnsi="Arial" w:eastAsia="Arial" w:cs="Arial"/>
                 <w:i w:val="false"/>
                 <w:b w:val="false"/>
                 <w:u w:val="none"/>
@@ -4417,7 +4484,7 @@
               <w:spacing w:after="100" w:before="100" w:line="240"/>
               <w:ind w:left="100" w:right="100" w:firstLine="0" w:firstLineChars="0"/>
               <w:rPr>
-                <w:rFonts w:ascii="Helvetica" w:hAnsi="Helvetica" w:eastAsia="Helvetica" w:cs="Helvetica"/>
+                <w:rFonts w:ascii="Arial" w:hAnsi="Arial" w:eastAsia="Arial" w:cs="Arial"/>
                 <w:i w:val="false"/>
                 <w:b w:val="false"/>
                 <w:u w:val="none"/>
@@ -4429,7 +4496,7 @@
             </w:pPr>
             <w:r xmlns:w="http://schemas.openxmlformats.org/wordprocessingml/2006/main" xmlns:wp="http://schemas.openxmlformats.org/drawingml/2006/wordprocessingDrawing" xmlns:r="http://schemas.openxmlformats.org/officeDocument/2006/relationships" xmlns:w14="http://schemas.microsoft.com/office/word/2010/wordml">
               <w:rPr>
-                <w:rFonts w:ascii="Helvetica" w:hAnsi="Helvetica" w:eastAsia="Helvetica" w:cs="Helvetica"/>
+                <w:rFonts w:ascii="Arial" w:hAnsi="Arial" w:eastAsia="Arial" w:cs="Arial"/>
                 <w:i w:val="false"/>
                 <w:b w:val="false"/>
                 <w:u w:val="none"/>
@@ -4476,7 +4543,7 @@
               <w:spacing w:after="100" w:before="100" w:line="240"/>
               <w:ind w:left="100" w:right="100" w:firstLine="0" w:firstLineChars="0"/>
               <w:rPr>
-                <w:rFonts w:ascii="Helvetica" w:hAnsi="Helvetica" w:eastAsia="Helvetica" w:cs="Helvetica"/>
+                <w:rFonts w:ascii="Arial" w:hAnsi="Arial" w:eastAsia="Arial" w:cs="Arial"/>
                 <w:i w:val="false"/>
                 <w:b w:val="false"/>
                 <w:u w:val="none"/>
@@ -4488,7 +4555,7 @@
             </w:pPr>
             <w:r xmlns:w="http://schemas.openxmlformats.org/wordprocessingml/2006/main" xmlns:wp="http://schemas.openxmlformats.org/drawingml/2006/wordprocessingDrawing" xmlns:r="http://schemas.openxmlformats.org/officeDocument/2006/relationships" xmlns:w14="http://schemas.microsoft.com/office/word/2010/wordml">
               <w:rPr>
-                <w:rFonts w:ascii="Helvetica" w:hAnsi="Helvetica" w:eastAsia="Helvetica" w:cs="Helvetica"/>
+                <w:rFonts w:ascii="Arial" w:hAnsi="Arial" w:eastAsia="Arial" w:cs="Arial"/>
                 <w:i w:val="false"/>
                 <w:b w:val="false"/>
                 <w:u w:val="none"/>
@@ -4530,7 +4597,7 @@
               <w:spacing w:after="100" w:before="100" w:line="240"/>
               <w:ind w:left="100" w:right="100" w:firstLine="0" w:firstLineChars="0"/>
               <w:rPr>
-                <w:rFonts w:ascii="Helvetica" w:hAnsi="Helvetica" w:eastAsia="Helvetica" w:cs="Helvetica"/>
+                <w:rFonts w:ascii="Arial" w:hAnsi="Arial" w:eastAsia="Arial" w:cs="Arial"/>
                 <w:i w:val="false"/>
                 <w:b w:val="false"/>
                 <w:u w:val="none"/>
@@ -4542,7 +4609,7 @@
             </w:pPr>
             <w:r xmlns:w="http://schemas.openxmlformats.org/wordprocessingml/2006/main" xmlns:wp="http://schemas.openxmlformats.org/drawingml/2006/wordprocessingDrawing" xmlns:r="http://schemas.openxmlformats.org/officeDocument/2006/relationships" xmlns:w14="http://schemas.microsoft.com/office/word/2010/wordml">
               <w:rPr>
-                <w:rFonts w:ascii="Helvetica" w:hAnsi="Helvetica" w:eastAsia="Helvetica" w:cs="Helvetica"/>
+                <w:rFonts w:ascii="Arial" w:hAnsi="Arial" w:eastAsia="Arial" w:cs="Arial"/>
                 <w:i w:val="false"/>
                 <w:b w:val="false"/>
                 <w:u w:val="none"/>
@@ -4584,7 +4651,7 @@
               <w:spacing w:after="100" w:before="100" w:line="240"/>
               <w:ind w:left="100" w:right="100" w:firstLine="0" w:firstLineChars="0"/>
               <w:rPr>
-                <w:rFonts w:ascii="Helvetica" w:hAnsi="Helvetica" w:eastAsia="Helvetica" w:cs="Helvetica"/>
+                <w:rFonts w:ascii="Arial" w:hAnsi="Arial" w:eastAsia="Arial" w:cs="Arial"/>
                 <w:i w:val="false"/>
                 <w:b w:val="false"/>
                 <w:u w:val="none"/>
@@ -4596,7 +4663,7 @@
             </w:pPr>
             <w:r xmlns:w="http://schemas.openxmlformats.org/wordprocessingml/2006/main" xmlns:wp="http://schemas.openxmlformats.org/drawingml/2006/wordprocessingDrawing" xmlns:r="http://schemas.openxmlformats.org/officeDocument/2006/relationships" xmlns:w14="http://schemas.microsoft.com/office/word/2010/wordml">
               <w:rPr>
-                <w:rFonts w:ascii="Helvetica" w:hAnsi="Helvetica" w:eastAsia="Helvetica" w:cs="Helvetica"/>
+                <w:rFonts w:ascii="Arial" w:hAnsi="Arial" w:eastAsia="Arial" w:cs="Arial"/>
                 <w:i w:val="false"/>
                 <w:b w:val="false"/>
                 <w:u w:val="none"/>
@@ -4643,7 +4710,7 @@
               <w:spacing w:after="100" w:before="100" w:line="240"/>
               <w:ind w:left="100" w:right="100" w:firstLine="0" w:firstLineChars="0"/>
               <w:rPr>
-                <w:rFonts w:ascii="Helvetica" w:hAnsi="Helvetica" w:eastAsia="Helvetica" w:cs="Helvetica"/>
+                <w:rFonts w:ascii="Arial" w:hAnsi="Arial" w:eastAsia="Arial" w:cs="Arial"/>
                 <w:i w:val="false"/>
                 <w:b w:val="false"/>
                 <w:u w:val="none"/>
@@ -4655,7 +4722,7 @@
             </w:pPr>
             <w:r xmlns:w="http://schemas.openxmlformats.org/wordprocessingml/2006/main" xmlns:wp="http://schemas.openxmlformats.org/drawingml/2006/wordprocessingDrawing" xmlns:r="http://schemas.openxmlformats.org/officeDocument/2006/relationships" xmlns:w14="http://schemas.microsoft.com/office/word/2010/wordml">
               <w:rPr>
-                <w:rFonts w:ascii="Helvetica" w:hAnsi="Helvetica" w:eastAsia="Helvetica" w:cs="Helvetica"/>
+                <w:rFonts w:ascii="Arial" w:hAnsi="Arial" w:eastAsia="Arial" w:cs="Arial"/>
                 <w:i w:val="false"/>
                 <w:b w:val="false"/>
                 <w:u w:val="none"/>
@@ -4697,7 +4764,7 @@
               <w:spacing w:after="100" w:before="100" w:line="240"/>
               <w:ind w:left="100" w:right="100" w:firstLine="0" w:firstLineChars="0"/>
               <w:rPr>
-                <w:rFonts w:ascii="Helvetica" w:hAnsi="Helvetica" w:eastAsia="Helvetica" w:cs="Helvetica"/>
+                <w:rFonts w:ascii="Arial" w:hAnsi="Arial" w:eastAsia="Arial" w:cs="Arial"/>
                 <w:i w:val="false"/>
                 <w:b w:val="false"/>
                 <w:u w:val="none"/>
@@ -4709,7 +4776,7 @@
             </w:pPr>
             <w:r xmlns:w="http://schemas.openxmlformats.org/wordprocessingml/2006/main" xmlns:wp="http://schemas.openxmlformats.org/drawingml/2006/wordprocessingDrawing" xmlns:r="http://schemas.openxmlformats.org/officeDocument/2006/relationships" xmlns:w14="http://schemas.microsoft.com/office/word/2010/wordml">
               <w:rPr>
-                <w:rFonts w:ascii="Helvetica" w:hAnsi="Helvetica" w:eastAsia="Helvetica" w:cs="Helvetica"/>
+                <w:rFonts w:ascii="Arial" w:hAnsi="Arial" w:eastAsia="Arial" w:cs="Arial"/>
                 <w:i w:val="false"/>
                 <w:b w:val="false"/>
                 <w:u w:val="none"/>
@@ -4751,7 +4818,7 @@
               <w:spacing w:after="100" w:before="100" w:line="240"/>
               <w:ind w:left="100" w:right="100" w:firstLine="0" w:firstLineChars="0"/>
               <w:rPr>
-                <w:rFonts w:ascii="Helvetica" w:hAnsi="Helvetica" w:eastAsia="Helvetica" w:cs="Helvetica"/>
+                <w:rFonts w:ascii="Arial" w:hAnsi="Arial" w:eastAsia="Arial" w:cs="Arial"/>
                 <w:i w:val="false"/>
                 <w:b w:val="false"/>
                 <w:u w:val="none"/>
@@ -4763,7 +4830,7 @@
             </w:pPr>
             <w:r xmlns:w="http://schemas.openxmlformats.org/wordprocessingml/2006/main" xmlns:wp="http://schemas.openxmlformats.org/drawingml/2006/wordprocessingDrawing" xmlns:r="http://schemas.openxmlformats.org/officeDocument/2006/relationships" xmlns:w14="http://schemas.microsoft.com/office/word/2010/wordml">
               <w:rPr>
-                <w:rFonts w:ascii="Helvetica" w:hAnsi="Helvetica" w:eastAsia="Helvetica" w:cs="Helvetica"/>
+                <w:rFonts w:ascii="Arial" w:hAnsi="Arial" w:eastAsia="Arial" w:cs="Arial"/>
                 <w:i w:val="false"/>
                 <w:b w:val="false"/>
                 <w:u w:val="none"/>
@@ -4810,7 +4877,7 @@
               <w:spacing w:after="100" w:before="100" w:line="240"/>
               <w:ind w:left="100" w:right="100" w:firstLine="0" w:firstLineChars="0"/>
               <w:rPr>
-                <w:rFonts w:ascii="Helvetica" w:hAnsi="Helvetica" w:eastAsia="Helvetica" w:cs="Helvetica"/>
+                <w:rFonts w:ascii="Arial" w:hAnsi="Arial" w:eastAsia="Arial" w:cs="Arial"/>
                 <w:i w:val="false"/>
                 <w:b w:val="false"/>
                 <w:u w:val="none"/>
@@ -4822,7 +4889,7 @@
             </w:pPr>
             <w:r xmlns:w="http://schemas.openxmlformats.org/wordprocessingml/2006/main" xmlns:wp="http://schemas.openxmlformats.org/drawingml/2006/wordprocessingDrawing" xmlns:r="http://schemas.openxmlformats.org/officeDocument/2006/relationships" xmlns:w14="http://schemas.microsoft.com/office/word/2010/wordml">
               <w:rPr>
-                <w:rFonts w:ascii="Helvetica" w:hAnsi="Helvetica" w:eastAsia="Helvetica" w:cs="Helvetica"/>
+                <w:rFonts w:ascii="Arial" w:hAnsi="Arial" w:eastAsia="Arial" w:cs="Arial"/>
                 <w:i w:val="false"/>
                 <w:b w:val="false"/>
                 <w:u w:val="none"/>
@@ -4864,7 +4931,7 @@
               <w:spacing w:after="100" w:before="100" w:line="240"/>
               <w:ind w:left="100" w:right="100" w:firstLine="0" w:firstLineChars="0"/>
               <w:rPr>
-                <w:rFonts w:ascii="Helvetica" w:hAnsi="Helvetica" w:eastAsia="Helvetica" w:cs="Helvetica"/>
+                <w:rFonts w:ascii="Arial" w:hAnsi="Arial" w:eastAsia="Arial" w:cs="Arial"/>
                 <w:i w:val="false"/>
                 <w:b w:val="false"/>
                 <w:u w:val="none"/>
@@ -4876,7 +4943,7 @@
             </w:pPr>
             <w:r xmlns:w="http://schemas.openxmlformats.org/wordprocessingml/2006/main" xmlns:wp="http://schemas.openxmlformats.org/drawingml/2006/wordprocessingDrawing" xmlns:r="http://schemas.openxmlformats.org/officeDocument/2006/relationships" xmlns:w14="http://schemas.microsoft.com/office/word/2010/wordml">
               <w:rPr>
-                <w:rFonts w:ascii="Helvetica" w:hAnsi="Helvetica" w:eastAsia="Helvetica" w:cs="Helvetica"/>
+                <w:rFonts w:ascii="Arial" w:hAnsi="Arial" w:eastAsia="Arial" w:cs="Arial"/>
                 <w:i w:val="false"/>
                 <w:b w:val="false"/>
                 <w:u w:val="none"/>
@@ -4918,7 +4985,7 @@
               <w:spacing w:after="100" w:before="100" w:line="240"/>
               <w:ind w:left="100" w:right="100" w:firstLine="0" w:firstLineChars="0"/>
               <w:rPr>
-                <w:rFonts w:ascii="Helvetica" w:hAnsi="Helvetica" w:eastAsia="Helvetica" w:cs="Helvetica"/>
+                <w:rFonts w:ascii="Arial" w:hAnsi="Arial" w:eastAsia="Arial" w:cs="Arial"/>
                 <w:i w:val="false"/>
                 <w:b w:val="false"/>
                 <w:u w:val="none"/>
@@ -4930,7 +4997,7 @@
             </w:pPr>
             <w:r xmlns:w="http://schemas.openxmlformats.org/wordprocessingml/2006/main" xmlns:wp="http://schemas.openxmlformats.org/drawingml/2006/wordprocessingDrawing" xmlns:r="http://schemas.openxmlformats.org/officeDocument/2006/relationships" xmlns:w14="http://schemas.microsoft.com/office/word/2010/wordml">
               <w:rPr>
-                <w:rFonts w:ascii="Helvetica" w:hAnsi="Helvetica" w:eastAsia="Helvetica" w:cs="Helvetica"/>
+                <w:rFonts w:ascii="Arial" w:hAnsi="Arial" w:eastAsia="Arial" w:cs="Arial"/>
                 <w:i w:val="false"/>
                 <w:b w:val="false"/>
                 <w:u w:val="none"/>
@@ -4977,7 +5044,7 @@
               <w:spacing w:after="100" w:before="100" w:line="240"/>
               <w:ind w:left="100" w:right="100" w:firstLine="0" w:firstLineChars="0"/>
               <w:rPr>
-                <w:rFonts w:ascii="Helvetica" w:hAnsi="Helvetica" w:eastAsia="Helvetica" w:cs="Helvetica"/>
+                <w:rFonts w:ascii="Arial" w:hAnsi="Arial" w:eastAsia="Arial" w:cs="Arial"/>
                 <w:i w:val="false"/>
                 <w:b w:val="false"/>
                 <w:u w:val="none"/>
@@ -4989,7 +5056,7 @@
             </w:pPr>
             <w:r xmlns:w="http://schemas.openxmlformats.org/wordprocessingml/2006/main" xmlns:wp="http://schemas.openxmlformats.org/drawingml/2006/wordprocessingDrawing" xmlns:r="http://schemas.openxmlformats.org/officeDocument/2006/relationships" xmlns:w14="http://schemas.microsoft.com/office/word/2010/wordml">
               <w:rPr>
-                <w:rFonts w:ascii="Helvetica" w:hAnsi="Helvetica" w:eastAsia="Helvetica" w:cs="Helvetica"/>
+                <w:rFonts w:ascii="Arial" w:hAnsi="Arial" w:eastAsia="Arial" w:cs="Arial"/>
                 <w:i w:val="false"/>
                 <w:b w:val="false"/>
                 <w:u w:val="none"/>
@@ -5031,7 +5098,7 @@
               <w:spacing w:after="100" w:before="100" w:line="240"/>
               <w:ind w:left="100" w:right="100" w:firstLine="0" w:firstLineChars="0"/>
               <w:rPr>
-                <w:rFonts w:ascii="Helvetica" w:hAnsi="Helvetica" w:eastAsia="Helvetica" w:cs="Helvetica"/>
+                <w:rFonts w:ascii="Arial" w:hAnsi="Arial" w:eastAsia="Arial" w:cs="Arial"/>
                 <w:i w:val="false"/>
                 <w:b w:val="false"/>
                 <w:u w:val="none"/>
@@ -5043,7 +5110,7 @@
             </w:pPr>
             <w:r xmlns:w="http://schemas.openxmlformats.org/wordprocessingml/2006/main" xmlns:wp="http://schemas.openxmlformats.org/drawingml/2006/wordprocessingDrawing" xmlns:r="http://schemas.openxmlformats.org/officeDocument/2006/relationships" xmlns:w14="http://schemas.microsoft.com/office/word/2010/wordml">
               <w:rPr>
-                <w:rFonts w:ascii="Helvetica" w:hAnsi="Helvetica" w:eastAsia="Helvetica" w:cs="Helvetica"/>
+                <w:rFonts w:ascii="Arial" w:hAnsi="Arial" w:eastAsia="Arial" w:cs="Arial"/>
                 <w:i w:val="false"/>
                 <w:b w:val="false"/>
                 <w:u w:val="none"/>
@@ -5085,7 +5152,7 @@
               <w:spacing w:after="100" w:before="100" w:line="240"/>
               <w:ind w:left="100" w:right="100" w:firstLine="0" w:firstLineChars="0"/>
               <w:rPr>
-                <w:rFonts w:ascii="Helvetica" w:hAnsi="Helvetica" w:eastAsia="Helvetica" w:cs="Helvetica"/>
+                <w:rFonts w:ascii="Arial" w:hAnsi="Arial" w:eastAsia="Arial" w:cs="Arial"/>
                 <w:i w:val="false"/>
                 <w:b w:val="false"/>
                 <w:u w:val="none"/>
@@ -5097,7 +5164,7 @@
             </w:pPr>
             <w:r xmlns:w="http://schemas.openxmlformats.org/wordprocessingml/2006/main" xmlns:wp="http://schemas.openxmlformats.org/drawingml/2006/wordprocessingDrawing" xmlns:r="http://schemas.openxmlformats.org/officeDocument/2006/relationships" xmlns:w14="http://schemas.microsoft.com/office/word/2010/wordml">
               <w:rPr>
-                <w:rFonts w:ascii="Helvetica" w:hAnsi="Helvetica" w:eastAsia="Helvetica" w:cs="Helvetica"/>
+                <w:rFonts w:ascii="Arial" w:hAnsi="Arial" w:eastAsia="Arial" w:cs="Arial"/>
                 <w:i w:val="false"/>
                 <w:b w:val="false"/>
                 <w:u w:val="none"/>
@@ -5144,7 +5211,7 @@
               <w:spacing w:after="100" w:before="100" w:line="240"/>
               <w:ind w:left="100" w:right="100" w:firstLine="0" w:firstLineChars="0"/>
               <w:rPr>
-                <w:rFonts w:ascii="Helvetica" w:hAnsi="Helvetica" w:eastAsia="Helvetica" w:cs="Helvetica"/>
+                <w:rFonts w:ascii="Arial" w:hAnsi="Arial" w:eastAsia="Arial" w:cs="Arial"/>
                 <w:i w:val="false"/>
                 <w:b w:val="false"/>
                 <w:u w:val="none"/>
@@ -5156,7 +5223,7 @@
             </w:pPr>
             <w:r xmlns:w="http://schemas.openxmlformats.org/wordprocessingml/2006/main" xmlns:wp="http://schemas.openxmlformats.org/drawingml/2006/wordprocessingDrawing" xmlns:r="http://schemas.openxmlformats.org/officeDocument/2006/relationships" xmlns:w14="http://schemas.microsoft.com/office/word/2010/wordml">
               <w:rPr>
-                <w:rFonts w:ascii="Helvetica" w:hAnsi="Helvetica" w:eastAsia="Helvetica" w:cs="Helvetica"/>
+                <w:rFonts w:ascii="Arial" w:hAnsi="Arial" w:eastAsia="Arial" w:cs="Arial"/>
                 <w:i w:val="false"/>
                 <w:b w:val="false"/>
                 <w:u w:val="none"/>
@@ -5198,7 +5265,7 @@
               <w:spacing w:after="100" w:before="100" w:line="240"/>
               <w:ind w:left="100" w:right="100" w:firstLine="0" w:firstLineChars="0"/>
               <w:rPr>
-                <w:rFonts w:ascii="Helvetica" w:hAnsi="Helvetica" w:eastAsia="Helvetica" w:cs="Helvetica"/>
+                <w:rFonts w:ascii="Arial" w:hAnsi="Arial" w:eastAsia="Arial" w:cs="Arial"/>
                 <w:i w:val="false"/>
                 <w:b w:val="false"/>
                 <w:u w:val="none"/>
@@ -5210,7 +5277,7 @@
             </w:pPr>
             <w:r xmlns:w="http://schemas.openxmlformats.org/wordprocessingml/2006/main" xmlns:wp="http://schemas.openxmlformats.org/drawingml/2006/wordprocessingDrawing" xmlns:r="http://schemas.openxmlformats.org/officeDocument/2006/relationships" xmlns:w14="http://schemas.microsoft.com/office/word/2010/wordml">
               <w:rPr>
-                <w:rFonts w:ascii="Helvetica" w:hAnsi="Helvetica" w:eastAsia="Helvetica" w:cs="Helvetica"/>
+                <w:rFonts w:ascii="Arial" w:hAnsi="Arial" w:eastAsia="Arial" w:cs="Arial"/>
                 <w:i w:val="false"/>
                 <w:b w:val="false"/>
                 <w:u w:val="none"/>
@@ -5252,7 +5319,7 @@
               <w:spacing w:after="100" w:before="100" w:line="240"/>
               <w:ind w:left="100" w:right="100" w:firstLine="0" w:firstLineChars="0"/>
               <w:rPr>
-                <w:rFonts w:ascii="Helvetica" w:hAnsi="Helvetica" w:eastAsia="Helvetica" w:cs="Helvetica"/>
+                <w:rFonts w:ascii="Arial" w:hAnsi="Arial" w:eastAsia="Arial" w:cs="Arial"/>
                 <w:i w:val="false"/>
                 <w:b w:val="false"/>
                 <w:u w:val="none"/>
@@ -5264,7 +5331,7 @@
             </w:pPr>
             <w:r xmlns:w="http://schemas.openxmlformats.org/wordprocessingml/2006/main" xmlns:wp="http://schemas.openxmlformats.org/drawingml/2006/wordprocessingDrawing" xmlns:r="http://schemas.openxmlformats.org/officeDocument/2006/relationships" xmlns:w14="http://schemas.microsoft.com/office/word/2010/wordml">
               <w:rPr>
-                <w:rFonts w:ascii="Helvetica" w:hAnsi="Helvetica" w:eastAsia="Helvetica" w:cs="Helvetica"/>
+                <w:rFonts w:ascii="Arial" w:hAnsi="Arial" w:eastAsia="Arial" w:cs="Arial"/>
                 <w:i w:val="false"/>
                 <w:b w:val="false"/>
                 <w:u w:val="none"/>
@@ -5311,7 +5378,7 @@
               <w:spacing w:after="100" w:before="100" w:line="240"/>
               <w:ind w:left="100" w:right="100" w:firstLine="0" w:firstLineChars="0"/>
               <w:rPr>
-                <w:rFonts w:ascii="Helvetica" w:hAnsi="Helvetica" w:eastAsia="Helvetica" w:cs="Helvetica"/>
+                <w:rFonts w:ascii="Arial" w:hAnsi="Arial" w:eastAsia="Arial" w:cs="Arial"/>
                 <w:i w:val="false"/>
                 <w:b w:val="false"/>
                 <w:u w:val="none"/>
@@ -5323,7 +5390,7 @@
             </w:pPr>
             <w:r xmlns:w="http://schemas.openxmlformats.org/wordprocessingml/2006/main" xmlns:wp="http://schemas.openxmlformats.org/drawingml/2006/wordprocessingDrawing" xmlns:r="http://schemas.openxmlformats.org/officeDocument/2006/relationships" xmlns:w14="http://schemas.microsoft.com/office/word/2010/wordml">
               <w:rPr>
-                <w:rFonts w:ascii="Helvetica" w:hAnsi="Helvetica" w:eastAsia="Helvetica" w:cs="Helvetica"/>
+                <w:rFonts w:ascii="Arial" w:hAnsi="Arial" w:eastAsia="Arial" w:cs="Arial"/>
                 <w:i w:val="false"/>
                 <w:b w:val="false"/>
                 <w:u w:val="none"/>
@@ -5365,7 +5432,7 @@
               <w:spacing w:after="100" w:before="100" w:line="240"/>
               <w:ind w:left="100" w:right="100" w:firstLine="0" w:firstLineChars="0"/>
               <w:rPr>
-                <w:rFonts w:ascii="Helvetica" w:hAnsi="Helvetica" w:eastAsia="Helvetica" w:cs="Helvetica"/>
+                <w:rFonts w:ascii="Arial" w:hAnsi="Arial" w:eastAsia="Arial" w:cs="Arial"/>
                 <w:i w:val="false"/>
                 <w:b w:val="false"/>
                 <w:u w:val="none"/>
@@ -5377,7 +5444,7 @@
             </w:pPr>
             <w:r xmlns:w="http://schemas.openxmlformats.org/wordprocessingml/2006/main" xmlns:wp="http://schemas.openxmlformats.org/drawingml/2006/wordprocessingDrawing" xmlns:r="http://schemas.openxmlformats.org/officeDocument/2006/relationships" xmlns:w14="http://schemas.microsoft.com/office/word/2010/wordml">
               <w:rPr>
-                <w:rFonts w:ascii="Helvetica" w:hAnsi="Helvetica" w:eastAsia="Helvetica" w:cs="Helvetica"/>
+                <w:rFonts w:ascii="Arial" w:hAnsi="Arial" w:eastAsia="Arial" w:cs="Arial"/>
                 <w:i w:val="false"/>
                 <w:b w:val="false"/>
                 <w:u w:val="none"/>
@@ -5419,7 +5486,7 @@
               <w:spacing w:after="100" w:before="100" w:line="240"/>
               <w:ind w:left="100" w:right="100" w:firstLine="0" w:firstLineChars="0"/>
               <w:rPr>
-                <w:rFonts w:ascii="Helvetica" w:hAnsi="Helvetica" w:eastAsia="Helvetica" w:cs="Helvetica"/>
+                <w:rFonts w:ascii="Arial" w:hAnsi="Arial" w:eastAsia="Arial" w:cs="Arial"/>
                 <w:i w:val="false"/>
                 <w:b w:val="false"/>
                 <w:u w:val="none"/>
@@ -5431,7 +5498,7 @@
             </w:pPr>
             <w:r xmlns:w="http://schemas.openxmlformats.org/wordprocessingml/2006/main" xmlns:wp="http://schemas.openxmlformats.org/drawingml/2006/wordprocessingDrawing" xmlns:r="http://schemas.openxmlformats.org/officeDocument/2006/relationships" xmlns:w14="http://schemas.microsoft.com/office/word/2010/wordml">
               <w:rPr>
-                <w:rFonts w:ascii="Helvetica" w:hAnsi="Helvetica" w:eastAsia="Helvetica" w:cs="Helvetica"/>
+                <w:rFonts w:ascii="Arial" w:hAnsi="Arial" w:eastAsia="Arial" w:cs="Arial"/>
                 <w:i w:val="false"/>
                 <w:b w:val="false"/>
                 <w:u w:val="none"/>
@@ -5478,7 +5545,7 @@
               <w:spacing w:after="100" w:before="100" w:line="240"/>
               <w:ind w:left="100" w:right="100" w:firstLine="0" w:firstLineChars="0"/>
               <w:rPr>
-                <w:rFonts w:ascii="Helvetica" w:hAnsi="Helvetica" w:eastAsia="Helvetica" w:cs="Helvetica"/>
+                <w:rFonts w:ascii="Arial" w:hAnsi="Arial" w:eastAsia="Arial" w:cs="Arial"/>
                 <w:i w:val="false"/>
                 <w:b w:val="false"/>
                 <w:u w:val="none"/>
@@ -5490,7 +5557,7 @@
             </w:pPr>
             <w:r xmlns:w="http://schemas.openxmlformats.org/wordprocessingml/2006/main" xmlns:wp="http://schemas.openxmlformats.org/drawingml/2006/wordprocessingDrawing" xmlns:r="http://schemas.openxmlformats.org/officeDocument/2006/relationships" xmlns:w14="http://schemas.microsoft.com/office/word/2010/wordml">
               <w:rPr>
-                <w:rFonts w:ascii="Helvetica" w:hAnsi="Helvetica" w:eastAsia="Helvetica" w:cs="Helvetica"/>
+                <w:rFonts w:ascii="Arial" w:hAnsi="Arial" w:eastAsia="Arial" w:cs="Arial"/>
                 <w:i w:val="false"/>
                 <w:b w:val="false"/>
                 <w:u w:val="none"/>
@@ -5532,7 +5599,7 @@
               <w:spacing w:after="100" w:before="100" w:line="240"/>
               <w:ind w:left="100" w:right="100" w:firstLine="0" w:firstLineChars="0"/>
               <w:rPr>
-                <w:rFonts w:ascii="Helvetica" w:hAnsi="Helvetica" w:eastAsia="Helvetica" w:cs="Helvetica"/>
+                <w:rFonts w:ascii="Arial" w:hAnsi="Arial" w:eastAsia="Arial" w:cs="Arial"/>
                 <w:i w:val="false"/>
                 <w:b w:val="false"/>
                 <w:u w:val="none"/>
@@ -5544,7 +5611,7 @@
             </w:pPr>
             <w:r xmlns:w="http://schemas.openxmlformats.org/wordprocessingml/2006/main" xmlns:wp="http://schemas.openxmlformats.org/drawingml/2006/wordprocessingDrawing" xmlns:r="http://schemas.openxmlformats.org/officeDocument/2006/relationships" xmlns:w14="http://schemas.microsoft.com/office/word/2010/wordml">
               <w:rPr>
-                <w:rFonts w:ascii="Helvetica" w:hAnsi="Helvetica" w:eastAsia="Helvetica" w:cs="Helvetica"/>
+                <w:rFonts w:ascii="Arial" w:hAnsi="Arial" w:eastAsia="Arial" w:cs="Arial"/>
                 <w:i w:val="false"/>
                 <w:b w:val="false"/>
                 <w:u w:val="none"/>
@@ -5586,7 +5653,7 @@
               <w:spacing w:after="100" w:before="100" w:line="240"/>
               <w:ind w:left="100" w:right="100" w:firstLine="0" w:firstLineChars="0"/>
               <w:rPr>
-                <w:rFonts w:ascii="Helvetica" w:hAnsi="Helvetica" w:eastAsia="Helvetica" w:cs="Helvetica"/>
+                <w:rFonts w:ascii="Arial" w:hAnsi="Arial" w:eastAsia="Arial" w:cs="Arial"/>
                 <w:i w:val="false"/>
                 <w:b w:val="false"/>
                 <w:u w:val="none"/>
@@ -5598,7 +5665,7 @@
             </w:pPr>
             <w:r xmlns:w="http://schemas.openxmlformats.org/wordprocessingml/2006/main" xmlns:wp="http://schemas.openxmlformats.org/drawingml/2006/wordprocessingDrawing" xmlns:r="http://schemas.openxmlformats.org/officeDocument/2006/relationships" xmlns:w14="http://schemas.microsoft.com/office/word/2010/wordml">
               <w:rPr>
-                <w:rFonts w:ascii="Helvetica" w:hAnsi="Helvetica" w:eastAsia="Helvetica" w:cs="Helvetica"/>
+                <w:rFonts w:ascii="Arial" w:hAnsi="Arial" w:eastAsia="Arial" w:cs="Arial"/>
                 <w:i w:val="false"/>
                 <w:b w:val="false"/>
                 <w:u w:val="none"/>
@@ -5645,7 +5712,7 @@
               <w:spacing w:after="100" w:before="100" w:line="240"/>
               <w:ind w:left="100" w:right="100" w:firstLine="0" w:firstLineChars="0"/>
               <w:rPr>
-                <w:rFonts w:ascii="Helvetica" w:hAnsi="Helvetica" w:eastAsia="Helvetica" w:cs="Helvetica"/>
+                <w:rFonts w:ascii="Arial" w:hAnsi="Arial" w:eastAsia="Arial" w:cs="Arial"/>
                 <w:i w:val="false"/>
                 <w:b w:val="false"/>
                 <w:u w:val="none"/>
@@ -5657,7 +5724,7 @@
             </w:pPr>
             <w:r xmlns:w="http://schemas.openxmlformats.org/wordprocessingml/2006/main" xmlns:wp="http://schemas.openxmlformats.org/drawingml/2006/wordprocessingDrawing" xmlns:r="http://schemas.openxmlformats.org/officeDocument/2006/relationships" xmlns:w14="http://schemas.microsoft.com/office/word/2010/wordml">
               <w:rPr>
-                <w:rFonts w:ascii="Helvetica" w:hAnsi="Helvetica" w:eastAsia="Helvetica" w:cs="Helvetica"/>
+                <w:rFonts w:ascii="Arial" w:hAnsi="Arial" w:eastAsia="Arial" w:cs="Arial"/>
                 <w:i w:val="false"/>
                 <w:b w:val="false"/>
                 <w:u w:val="none"/>
@@ -5699,7 +5766,7 @@
               <w:spacing w:after="100" w:before="100" w:line="240"/>
               <w:ind w:left="100" w:right="100" w:firstLine="0" w:firstLineChars="0"/>
               <w:rPr>
-                <w:rFonts w:ascii="Helvetica" w:hAnsi="Helvetica" w:eastAsia="Helvetica" w:cs="Helvetica"/>
+                <w:rFonts w:ascii="Arial" w:hAnsi="Arial" w:eastAsia="Arial" w:cs="Arial"/>
                 <w:i w:val="false"/>
                 <w:b w:val="false"/>
                 <w:u w:val="none"/>
@@ -5711,7 +5778,7 @@
             </w:pPr>
             <w:r xmlns:w="http://schemas.openxmlformats.org/wordprocessingml/2006/main" xmlns:wp="http://schemas.openxmlformats.org/drawingml/2006/wordprocessingDrawing" xmlns:r="http://schemas.openxmlformats.org/officeDocument/2006/relationships" xmlns:w14="http://schemas.microsoft.com/office/word/2010/wordml">
               <w:rPr>
-                <w:rFonts w:ascii="Helvetica" w:hAnsi="Helvetica" w:eastAsia="Helvetica" w:cs="Helvetica"/>
+                <w:rFonts w:ascii="Arial" w:hAnsi="Arial" w:eastAsia="Arial" w:cs="Arial"/>
                 <w:i w:val="false"/>
                 <w:b w:val="false"/>
                 <w:u w:val="none"/>
@@ -5753,7 +5820,7 @@
               <w:spacing w:after="100" w:before="100" w:line="240"/>
               <w:ind w:left="100" w:right="100" w:firstLine="0" w:firstLineChars="0"/>
               <w:rPr>
-                <w:rFonts w:ascii="Helvetica" w:hAnsi="Helvetica" w:eastAsia="Helvetica" w:cs="Helvetica"/>
+                <w:rFonts w:ascii="Arial" w:hAnsi="Arial" w:eastAsia="Arial" w:cs="Arial"/>
                 <w:i w:val="false"/>
                 <w:b w:val="false"/>
                 <w:u w:val="none"/>
@@ -5765,7 +5832,7 @@
             </w:pPr>
             <w:r xmlns:w="http://schemas.openxmlformats.org/wordprocessingml/2006/main" xmlns:wp="http://schemas.openxmlformats.org/drawingml/2006/wordprocessingDrawing" xmlns:r="http://schemas.openxmlformats.org/officeDocument/2006/relationships" xmlns:w14="http://schemas.microsoft.com/office/word/2010/wordml">
               <w:rPr>
-                <w:rFonts w:ascii="Helvetica" w:hAnsi="Helvetica" w:eastAsia="Helvetica" w:cs="Helvetica"/>
+                <w:rFonts w:ascii="Arial" w:hAnsi="Arial" w:eastAsia="Arial" w:cs="Arial"/>
                 <w:i w:val="false"/>
                 <w:b w:val="false"/>
                 <w:u w:val="none"/>
@@ -5812,7 +5879,7 @@
               <w:spacing w:after="100" w:before="100" w:line="240"/>
               <w:ind w:left="100" w:right="100" w:firstLine="0" w:firstLineChars="0"/>
               <w:rPr>
-                <w:rFonts w:ascii="Helvetica" w:hAnsi="Helvetica" w:eastAsia="Helvetica" w:cs="Helvetica"/>
+                <w:rFonts w:ascii="Arial" w:hAnsi="Arial" w:eastAsia="Arial" w:cs="Arial"/>
                 <w:i w:val="false"/>
                 <w:b w:val="false"/>
                 <w:u w:val="none"/>
@@ -5824,7 +5891,7 @@
             </w:pPr>
             <w:r xmlns:w="http://schemas.openxmlformats.org/wordprocessingml/2006/main" xmlns:wp="http://schemas.openxmlformats.org/drawingml/2006/wordprocessingDrawing" xmlns:r="http://schemas.openxmlformats.org/officeDocument/2006/relationships" xmlns:w14="http://schemas.microsoft.com/office/word/2010/wordml">
               <w:rPr>
-                <w:rFonts w:ascii="Helvetica" w:hAnsi="Helvetica" w:eastAsia="Helvetica" w:cs="Helvetica"/>
+                <w:rFonts w:ascii="Arial" w:hAnsi="Arial" w:eastAsia="Arial" w:cs="Arial"/>
                 <w:i w:val="false"/>
                 <w:b w:val="false"/>
                 <w:u w:val="none"/>
@@ -5866,7 +5933,7 @@
               <w:spacing w:after="100" w:before="100" w:line="240"/>
               <w:ind w:left="100" w:right="100" w:firstLine="0" w:firstLineChars="0"/>
               <w:rPr>
-                <w:rFonts w:ascii="Helvetica" w:hAnsi="Helvetica" w:eastAsia="Helvetica" w:cs="Helvetica"/>
+                <w:rFonts w:ascii="Arial" w:hAnsi="Arial" w:eastAsia="Arial" w:cs="Arial"/>
                 <w:i w:val="false"/>
                 <w:b w:val="false"/>
                 <w:u w:val="none"/>
@@ -5878,7 +5945,7 @@
             </w:pPr>
             <w:r xmlns:w="http://schemas.openxmlformats.org/wordprocessingml/2006/main" xmlns:wp="http://schemas.openxmlformats.org/drawingml/2006/wordprocessingDrawing" xmlns:r="http://schemas.openxmlformats.org/officeDocument/2006/relationships" xmlns:w14="http://schemas.microsoft.com/office/word/2010/wordml">
               <w:rPr>
-                <w:rFonts w:ascii="Helvetica" w:hAnsi="Helvetica" w:eastAsia="Helvetica" w:cs="Helvetica"/>
+                <w:rFonts w:ascii="Arial" w:hAnsi="Arial" w:eastAsia="Arial" w:cs="Arial"/>
                 <w:i w:val="false"/>
                 <w:b w:val="false"/>
                 <w:u w:val="none"/>
@@ -5920,7 +5987,7 @@
               <w:spacing w:after="100" w:before="100" w:line="240"/>
               <w:ind w:left="100" w:right="100" w:firstLine="0" w:firstLineChars="0"/>
               <w:rPr>
-                <w:rFonts w:ascii="Helvetica" w:hAnsi="Helvetica" w:eastAsia="Helvetica" w:cs="Helvetica"/>
+                <w:rFonts w:ascii="Arial" w:hAnsi="Arial" w:eastAsia="Arial" w:cs="Arial"/>
                 <w:i w:val="false"/>
                 <w:b w:val="false"/>
                 <w:u w:val="none"/>
@@ -5932,7 +5999,7 @@
             </w:pPr>
             <w:r xmlns:w="http://schemas.openxmlformats.org/wordprocessingml/2006/main" xmlns:wp="http://schemas.openxmlformats.org/drawingml/2006/wordprocessingDrawing" xmlns:r="http://schemas.openxmlformats.org/officeDocument/2006/relationships" xmlns:w14="http://schemas.microsoft.com/office/word/2010/wordml">
               <w:rPr>
-                <w:rFonts w:ascii="Helvetica" w:hAnsi="Helvetica" w:eastAsia="Helvetica" w:cs="Helvetica"/>
+                <w:rFonts w:ascii="Arial" w:hAnsi="Arial" w:eastAsia="Arial" w:cs="Arial"/>
                 <w:i w:val="false"/>
                 <w:b w:val="false"/>
                 <w:u w:val="none"/>
@@ -5979,7 +6046,7 @@
               <w:spacing w:after="100" w:before="100" w:line="240"/>
               <w:ind w:left="100" w:right="100" w:firstLine="0" w:firstLineChars="0"/>
               <w:rPr>
-                <w:rFonts w:ascii="Helvetica" w:hAnsi="Helvetica" w:eastAsia="Helvetica" w:cs="Helvetica"/>
+                <w:rFonts w:ascii="Arial" w:hAnsi="Arial" w:eastAsia="Arial" w:cs="Arial"/>
                 <w:i w:val="false"/>
                 <w:b w:val="false"/>
                 <w:u w:val="none"/>
@@ -5991,7 +6058,7 @@
             </w:pPr>
             <w:r xmlns:w="http://schemas.openxmlformats.org/wordprocessingml/2006/main" xmlns:wp="http://schemas.openxmlformats.org/drawingml/2006/wordprocessingDrawing" xmlns:r="http://schemas.openxmlformats.org/officeDocument/2006/relationships" xmlns:w14="http://schemas.microsoft.com/office/word/2010/wordml">
               <w:rPr>
-                <w:rFonts w:ascii="Helvetica" w:hAnsi="Helvetica" w:eastAsia="Helvetica" w:cs="Helvetica"/>
+                <w:rFonts w:ascii="Arial" w:hAnsi="Arial" w:eastAsia="Arial" w:cs="Arial"/>
                 <w:i w:val="false"/>
                 <w:b w:val="false"/>
                 <w:u w:val="none"/>
@@ -6033,7 +6100,7 @@
               <w:spacing w:after="100" w:before="100" w:line="240"/>
               <w:ind w:left="100" w:right="100" w:firstLine="0" w:firstLineChars="0"/>
               <w:rPr>
-                <w:rFonts w:ascii="Helvetica" w:hAnsi="Helvetica" w:eastAsia="Helvetica" w:cs="Helvetica"/>
+                <w:rFonts w:ascii="Arial" w:hAnsi="Arial" w:eastAsia="Arial" w:cs="Arial"/>
                 <w:i w:val="false"/>
                 <w:b w:val="false"/>
                 <w:u w:val="none"/>
@@ -6045,7 +6112,7 @@
             </w:pPr>
             <w:r xmlns:w="http://schemas.openxmlformats.org/wordprocessingml/2006/main" xmlns:wp="http://schemas.openxmlformats.org/drawingml/2006/wordprocessingDrawing" xmlns:r="http://schemas.openxmlformats.org/officeDocument/2006/relationships" xmlns:w14="http://schemas.microsoft.com/office/word/2010/wordml">
               <w:rPr>
-                <w:rFonts w:ascii="Helvetica" w:hAnsi="Helvetica" w:eastAsia="Helvetica" w:cs="Helvetica"/>
+                <w:rFonts w:ascii="Arial" w:hAnsi="Arial" w:eastAsia="Arial" w:cs="Arial"/>
                 <w:i w:val="false"/>
                 <w:b w:val="false"/>
                 <w:u w:val="none"/>
@@ -6087,7 +6154,7 @@
               <w:spacing w:after="100" w:before="100" w:line="240"/>
               <w:ind w:left="100" w:right="100" w:firstLine="0" w:firstLineChars="0"/>
               <w:rPr>
-                <w:rFonts w:ascii="Helvetica" w:hAnsi="Helvetica" w:eastAsia="Helvetica" w:cs="Helvetica"/>
+                <w:rFonts w:ascii="Arial" w:hAnsi="Arial" w:eastAsia="Arial" w:cs="Arial"/>
                 <w:i w:val="false"/>
                 <w:b w:val="false"/>
                 <w:u w:val="none"/>
@@ -6099,7 +6166,7 @@
             </w:pPr>
             <w:r xmlns:w="http://schemas.openxmlformats.org/wordprocessingml/2006/main" xmlns:wp="http://schemas.openxmlformats.org/drawingml/2006/wordprocessingDrawing" xmlns:r="http://schemas.openxmlformats.org/officeDocument/2006/relationships" xmlns:w14="http://schemas.microsoft.com/office/word/2010/wordml">
               <w:rPr>
-                <w:rFonts w:ascii="Helvetica" w:hAnsi="Helvetica" w:eastAsia="Helvetica" w:cs="Helvetica"/>
+                <w:rFonts w:ascii="Arial" w:hAnsi="Arial" w:eastAsia="Arial" w:cs="Arial"/>
                 <w:i w:val="false"/>
                 <w:b w:val="false"/>
                 <w:u w:val="none"/>
@@ -6146,7 +6213,7 @@
               <w:spacing w:after="100" w:before="100" w:line="240"/>
               <w:ind w:left="100" w:right="100" w:firstLine="0" w:firstLineChars="0"/>
               <w:rPr>
-                <w:rFonts w:ascii="Helvetica" w:hAnsi="Helvetica" w:eastAsia="Helvetica" w:cs="Helvetica"/>
+                <w:rFonts w:ascii="Arial" w:hAnsi="Arial" w:eastAsia="Arial" w:cs="Arial"/>
                 <w:i w:val="false"/>
                 <w:b w:val="false"/>
                 <w:u w:val="none"/>
@@ -6158,7 +6225,7 @@
             </w:pPr>
             <w:r xmlns:w="http://schemas.openxmlformats.org/wordprocessingml/2006/main" xmlns:wp="http://schemas.openxmlformats.org/drawingml/2006/wordprocessingDrawing" xmlns:r="http://schemas.openxmlformats.org/officeDocument/2006/relationships" xmlns:w14="http://schemas.microsoft.com/office/word/2010/wordml">
               <w:rPr>
-                <w:rFonts w:ascii="Helvetica" w:hAnsi="Helvetica" w:eastAsia="Helvetica" w:cs="Helvetica"/>
+                <w:rFonts w:ascii="Arial" w:hAnsi="Arial" w:eastAsia="Arial" w:cs="Arial"/>
                 <w:i w:val="false"/>
                 <w:b w:val="false"/>
                 <w:u w:val="none"/>
@@ -6200,7 +6267,7 @@
               <w:spacing w:after="100" w:before="100" w:line="240"/>
               <w:ind w:left="100" w:right="100" w:firstLine="0" w:firstLineChars="0"/>
               <w:rPr>
-                <w:rFonts w:ascii="Helvetica" w:hAnsi="Helvetica" w:eastAsia="Helvetica" w:cs="Helvetica"/>
+                <w:rFonts w:ascii="Arial" w:hAnsi="Arial" w:eastAsia="Arial" w:cs="Arial"/>
                 <w:i w:val="false"/>
                 <w:b w:val="false"/>
                 <w:u w:val="none"/>
@@ -6212,7 +6279,7 @@
             </w:pPr>
             <w:r xmlns:w="http://schemas.openxmlformats.org/wordprocessingml/2006/main" xmlns:wp="http://schemas.openxmlformats.org/drawingml/2006/wordprocessingDrawing" xmlns:r="http://schemas.openxmlformats.org/officeDocument/2006/relationships" xmlns:w14="http://schemas.microsoft.com/office/word/2010/wordml">
               <w:rPr>
-                <w:rFonts w:ascii="Helvetica" w:hAnsi="Helvetica" w:eastAsia="Helvetica" w:cs="Helvetica"/>
+                <w:rFonts w:ascii="Arial" w:hAnsi="Arial" w:eastAsia="Arial" w:cs="Arial"/>
                 <w:i w:val="false"/>
                 <w:b w:val="false"/>
                 <w:u w:val="none"/>
@@ -6254,7 +6321,7 @@
               <w:spacing w:after="100" w:before="100" w:line="240"/>
               <w:ind w:left="100" w:right="100" w:firstLine="0" w:firstLineChars="0"/>
               <w:rPr>
-                <w:rFonts w:ascii="Helvetica" w:hAnsi="Helvetica" w:eastAsia="Helvetica" w:cs="Helvetica"/>
+                <w:rFonts w:ascii="Arial" w:hAnsi="Arial" w:eastAsia="Arial" w:cs="Arial"/>
                 <w:i w:val="false"/>
                 <w:b w:val="false"/>
                 <w:u w:val="none"/>
@@ -6266,7 +6333,7 @@
             </w:pPr>
             <w:r xmlns:w="http://schemas.openxmlformats.org/wordprocessingml/2006/main" xmlns:wp="http://schemas.openxmlformats.org/drawingml/2006/wordprocessingDrawing" xmlns:r="http://schemas.openxmlformats.org/officeDocument/2006/relationships" xmlns:w14="http://schemas.microsoft.com/office/word/2010/wordml">
               <w:rPr>
-                <w:rFonts w:ascii="Helvetica" w:hAnsi="Helvetica" w:eastAsia="Helvetica" w:cs="Helvetica"/>
+                <w:rFonts w:ascii="Arial" w:hAnsi="Arial" w:eastAsia="Arial" w:cs="Arial"/>
                 <w:i w:val="false"/>
                 <w:b w:val="false"/>
                 <w:u w:val="none"/>
@@ -6313,7 +6380,7 @@
               <w:spacing w:after="100" w:before="100" w:line="240"/>
               <w:ind w:left="100" w:right="100" w:firstLine="0" w:firstLineChars="0"/>
               <w:rPr>
-                <w:rFonts w:ascii="Helvetica" w:hAnsi="Helvetica" w:eastAsia="Helvetica" w:cs="Helvetica"/>
+                <w:rFonts w:ascii="Arial" w:hAnsi="Arial" w:eastAsia="Arial" w:cs="Arial"/>
                 <w:i w:val="false"/>
                 <w:b w:val="false"/>
                 <w:u w:val="none"/>
@@ -6325,7 +6392,7 @@
             </w:pPr>
             <w:r xmlns:w="http://schemas.openxmlformats.org/wordprocessingml/2006/main" xmlns:wp="http://schemas.openxmlformats.org/drawingml/2006/wordprocessingDrawing" xmlns:r="http://schemas.openxmlformats.org/officeDocument/2006/relationships" xmlns:w14="http://schemas.microsoft.com/office/word/2010/wordml">
               <w:rPr>
-                <w:rFonts w:ascii="Helvetica" w:hAnsi="Helvetica" w:eastAsia="Helvetica" w:cs="Helvetica"/>
+                <w:rFonts w:ascii="Arial" w:hAnsi="Arial" w:eastAsia="Arial" w:cs="Arial"/>
                 <w:i w:val="false"/>
                 <w:b w:val="false"/>
                 <w:u w:val="none"/>
@@ -6367,7 +6434,7 @@
               <w:spacing w:after="100" w:before="100" w:line="240"/>
               <w:ind w:left="100" w:right="100" w:firstLine="0" w:firstLineChars="0"/>
               <w:rPr>
-                <w:rFonts w:ascii="Helvetica" w:hAnsi="Helvetica" w:eastAsia="Helvetica" w:cs="Helvetica"/>
+                <w:rFonts w:ascii="Arial" w:hAnsi="Arial" w:eastAsia="Arial" w:cs="Arial"/>
                 <w:i w:val="false"/>
                 <w:b w:val="false"/>
                 <w:u w:val="none"/>
@@ -6379,7 +6446,7 @@
             </w:pPr>
             <w:r xmlns:w="http://schemas.openxmlformats.org/wordprocessingml/2006/main" xmlns:wp="http://schemas.openxmlformats.org/drawingml/2006/wordprocessingDrawing" xmlns:r="http://schemas.openxmlformats.org/officeDocument/2006/relationships" xmlns:w14="http://schemas.microsoft.com/office/word/2010/wordml">
               <w:rPr>
-                <w:rFonts w:ascii="Helvetica" w:hAnsi="Helvetica" w:eastAsia="Helvetica" w:cs="Helvetica"/>
+                <w:rFonts w:ascii="Arial" w:hAnsi="Arial" w:eastAsia="Arial" w:cs="Arial"/>
                 <w:i w:val="false"/>
                 <w:b w:val="false"/>
                 <w:u w:val="none"/>
@@ -6421,7 +6488,7 @@
               <w:spacing w:after="100" w:before="100" w:line="240"/>
               <w:ind w:left="100" w:right="100" w:firstLine="0" w:firstLineChars="0"/>
               <w:rPr>
-                <w:rFonts w:ascii="Helvetica" w:hAnsi="Helvetica" w:eastAsia="Helvetica" w:cs="Helvetica"/>
+                <w:rFonts w:ascii="Arial" w:hAnsi="Arial" w:eastAsia="Arial" w:cs="Arial"/>
                 <w:i w:val="false"/>
                 <w:b w:val="false"/>
                 <w:u w:val="none"/>
@@ -6433,7 +6500,7 @@
             </w:pPr>
             <w:r xmlns:w="http://schemas.openxmlformats.org/wordprocessingml/2006/main" xmlns:wp="http://schemas.openxmlformats.org/drawingml/2006/wordprocessingDrawing" xmlns:r="http://schemas.openxmlformats.org/officeDocument/2006/relationships" xmlns:w14="http://schemas.microsoft.com/office/word/2010/wordml">
               <w:rPr>
-                <w:rFonts w:ascii="Helvetica" w:hAnsi="Helvetica" w:eastAsia="Helvetica" w:cs="Helvetica"/>
+                <w:rFonts w:ascii="Arial" w:hAnsi="Arial" w:eastAsia="Arial" w:cs="Arial"/>
                 <w:i w:val="false"/>
                 <w:b w:val="false"/>
                 <w:u w:val="none"/>
@@ -6480,7 +6547,7 @@
               <w:spacing w:after="100" w:before="100" w:line="240"/>
               <w:ind w:left="100" w:right="100" w:firstLine="0" w:firstLineChars="0"/>
               <w:rPr>
-                <w:rFonts w:ascii="Helvetica" w:hAnsi="Helvetica" w:eastAsia="Helvetica" w:cs="Helvetica"/>
+                <w:rFonts w:ascii="Arial" w:hAnsi="Arial" w:eastAsia="Arial" w:cs="Arial"/>
                 <w:i w:val="false"/>
                 <w:b w:val="false"/>
                 <w:u w:val="none"/>
@@ -6492,7 +6559,7 @@
             </w:pPr>
             <w:r xmlns:w="http://schemas.openxmlformats.org/wordprocessingml/2006/main" xmlns:wp="http://schemas.openxmlformats.org/drawingml/2006/wordprocessingDrawing" xmlns:r="http://schemas.openxmlformats.org/officeDocument/2006/relationships" xmlns:w14="http://schemas.microsoft.com/office/word/2010/wordml">
               <w:rPr>
-                <w:rFonts w:ascii="Helvetica" w:hAnsi="Helvetica" w:eastAsia="Helvetica" w:cs="Helvetica"/>
+                <w:rFonts w:ascii="Arial" w:hAnsi="Arial" w:eastAsia="Arial" w:cs="Arial"/>
                 <w:i w:val="false"/>
                 <w:b w:val="false"/>
                 <w:u w:val="none"/>
@@ -6534,7 +6601,7 @@
               <w:spacing w:after="100" w:before="100" w:line="240"/>
               <w:ind w:left="100" w:right="100" w:firstLine="0" w:firstLineChars="0"/>
               <w:rPr>
-                <w:rFonts w:ascii="Helvetica" w:hAnsi="Helvetica" w:eastAsia="Helvetica" w:cs="Helvetica"/>
+                <w:rFonts w:ascii="Arial" w:hAnsi="Arial" w:eastAsia="Arial" w:cs="Arial"/>
                 <w:i w:val="false"/>
                 <w:b w:val="false"/>
                 <w:u w:val="none"/>
@@ -6546,7 +6613,7 @@
             </w:pPr>
             <w:r xmlns:w="http://schemas.openxmlformats.org/wordprocessingml/2006/main" xmlns:wp="http://schemas.openxmlformats.org/drawingml/2006/wordprocessingDrawing" xmlns:r="http://schemas.openxmlformats.org/officeDocument/2006/relationships" xmlns:w14="http://schemas.microsoft.com/office/word/2010/wordml">
               <w:rPr>
-                <w:rFonts w:ascii="Helvetica" w:hAnsi="Helvetica" w:eastAsia="Helvetica" w:cs="Helvetica"/>
+                <w:rFonts w:ascii="Arial" w:hAnsi="Arial" w:eastAsia="Arial" w:cs="Arial"/>
                 <w:i w:val="false"/>
                 <w:b w:val="false"/>
                 <w:u w:val="none"/>
@@ -6588,7 +6655,7 @@
               <w:spacing w:after="100" w:before="100" w:line="240"/>
               <w:ind w:left="100" w:right="100" w:firstLine="0" w:firstLineChars="0"/>
               <w:rPr>
-                <w:rFonts w:ascii="Helvetica" w:hAnsi="Helvetica" w:eastAsia="Helvetica" w:cs="Helvetica"/>
+                <w:rFonts w:ascii="Arial" w:hAnsi="Arial" w:eastAsia="Arial" w:cs="Arial"/>
                 <w:i w:val="false"/>
                 <w:b w:val="false"/>
                 <w:u w:val="none"/>
@@ -6600,7 +6667,7 @@
             </w:pPr>
             <w:r xmlns:w="http://schemas.openxmlformats.org/wordprocessingml/2006/main" xmlns:wp="http://schemas.openxmlformats.org/drawingml/2006/wordprocessingDrawing" xmlns:r="http://schemas.openxmlformats.org/officeDocument/2006/relationships" xmlns:w14="http://schemas.microsoft.com/office/word/2010/wordml">
               <w:rPr>
-                <w:rFonts w:ascii="Helvetica" w:hAnsi="Helvetica" w:eastAsia="Helvetica" w:cs="Helvetica"/>
+                <w:rFonts w:ascii="Arial" w:hAnsi="Arial" w:eastAsia="Arial" w:cs="Arial"/>
                 <w:i w:val="false"/>
                 <w:b w:val="false"/>
                 <w:u w:val="none"/>
@@ -6647,7 +6714,7 @@
               <w:spacing w:after="100" w:before="100" w:line="240"/>
               <w:ind w:left="100" w:right="100" w:firstLine="0" w:firstLineChars="0"/>
               <w:rPr>
-                <w:rFonts w:ascii="Helvetica" w:hAnsi="Helvetica" w:eastAsia="Helvetica" w:cs="Helvetica"/>
+                <w:rFonts w:ascii="Arial" w:hAnsi="Arial" w:eastAsia="Arial" w:cs="Arial"/>
                 <w:i w:val="false"/>
                 <w:b w:val="false"/>
                 <w:u w:val="none"/>
@@ -6659,7 +6726,7 @@
             </w:pPr>
             <w:r xmlns:w="http://schemas.openxmlformats.org/wordprocessingml/2006/main" xmlns:wp="http://schemas.openxmlformats.org/drawingml/2006/wordprocessingDrawing" xmlns:r="http://schemas.openxmlformats.org/officeDocument/2006/relationships" xmlns:w14="http://schemas.microsoft.com/office/word/2010/wordml">
               <w:rPr>
-                <w:rFonts w:ascii="Helvetica" w:hAnsi="Helvetica" w:eastAsia="Helvetica" w:cs="Helvetica"/>
+                <w:rFonts w:ascii="Arial" w:hAnsi="Arial" w:eastAsia="Arial" w:cs="Arial"/>
                 <w:i w:val="false"/>
                 <w:b w:val="false"/>
                 <w:u w:val="none"/>
@@ -6701,7 +6768,7 @@
               <w:spacing w:after="100" w:before="100" w:line="240"/>
               <w:ind w:left="100" w:right="100" w:firstLine="0" w:firstLineChars="0"/>
               <w:rPr>
-                <w:rFonts w:ascii="Helvetica" w:hAnsi="Helvetica" w:eastAsia="Helvetica" w:cs="Helvetica"/>
+                <w:rFonts w:ascii="Arial" w:hAnsi="Arial" w:eastAsia="Arial" w:cs="Arial"/>
                 <w:i w:val="false"/>
                 <w:b w:val="false"/>
                 <w:u w:val="none"/>
@@ -6713,7 +6780,7 @@
             </w:pPr>
             <w:r xmlns:w="http://schemas.openxmlformats.org/wordprocessingml/2006/main" xmlns:wp="http://schemas.openxmlformats.org/drawingml/2006/wordprocessingDrawing" xmlns:r="http://schemas.openxmlformats.org/officeDocument/2006/relationships" xmlns:w14="http://schemas.microsoft.com/office/word/2010/wordml">
               <w:rPr>
-                <w:rFonts w:ascii="Helvetica" w:hAnsi="Helvetica" w:eastAsia="Helvetica" w:cs="Helvetica"/>
+                <w:rFonts w:ascii="Arial" w:hAnsi="Arial" w:eastAsia="Arial" w:cs="Arial"/>
                 <w:i w:val="false"/>
                 <w:b w:val="false"/>
                 <w:u w:val="none"/>
@@ -6755,7 +6822,7 @@
               <w:spacing w:after="100" w:before="100" w:line="240"/>
               <w:ind w:left="100" w:right="100" w:firstLine="0" w:firstLineChars="0"/>
               <w:rPr>
-                <w:rFonts w:ascii="Helvetica" w:hAnsi="Helvetica" w:eastAsia="Helvetica" w:cs="Helvetica"/>
+                <w:rFonts w:ascii="Arial" w:hAnsi="Arial" w:eastAsia="Arial" w:cs="Arial"/>
                 <w:i w:val="false"/>
                 <w:b w:val="false"/>
                 <w:u w:val="none"/>
@@ -6767,7 +6834,7 @@
             </w:pPr>
             <w:r xmlns:w="http://schemas.openxmlformats.org/wordprocessingml/2006/main" xmlns:wp="http://schemas.openxmlformats.org/drawingml/2006/wordprocessingDrawing" xmlns:r="http://schemas.openxmlformats.org/officeDocument/2006/relationships" xmlns:w14="http://schemas.microsoft.com/office/word/2010/wordml">
               <w:rPr>
-                <w:rFonts w:ascii="Helvetica" w:hAnsi="Helvetica" w:eastAsia="Helvetica" w:cs="Helvetica"/>
+                <w:rFonts w:ascii="Arial" w:hAnsi="Arial" w:eastAsia="Arial" w:cs="Arial"/>
                 <w:i w:val="false"/>
                 <w:b w:val="false"/>
                 <w:u w:val="none"/>
@@ -6814,7 +6881,7 @@
               <w:spacing w:after="100" w:before="100" w:line="240"/>
               <w:ind w:left="100" w:right="100" w:firstLine="0" w:firstLineChars="0"/>
               <w:rPr>
-                <w:rFonts w:ascii="Helvetica" w:hAnsi="Helvetica" w:eastAsia="Helvetica" w:cs="Helvetica"/>
+                <w:rFonts w:ascii="Arial" w:hAnsi="Arial" w:eastAsia="Arial" w:cs="Arial"/>
                 <w:i w:val="false"/>
                 <w:b w:val="false"/>
                 <w:u w:val="none"/>
@@ -6826,7 +6893,7 @@
             </w:pPr>
             <w:r xmlns:w="http://schemas.openxmlformats.org/wordprocessingml/2006/main" xmlns:wp="http://schemas.openxmlformats.org/drawingml/2006/wordprocessingDrawing" xmlns:r="http://schemas.openxmlformats.org/officeDocument/2006/relationships" xmlns:w14="http://schemas.microsoft.com/office/word/2010/wordml">
               <w:rPr>
-                <w:rFonts w:ascii="Helvetica" w:hAnsi="Helvetica" w:eastAsia="Helvetica" w:cs="Helvetica"/>
+                <w:rFonts w:ascii="Arial" w:hAnsi="Arial" w:eastAsia="Arial" w:cs="Arial"/>
                 <w:i w:val="false"/>
                 <w:b w:val="false"/>
                 <w:u w:val="none"/>
@@ -6868,7 +6935,7 @@
               <w:spacing w:after="100" w:before="100" w:line="240"/>
               <w:ind w:left="100" w:right="100" w:firstLine="0" w:firstLineChars="0"/>
               <w:rPr>
-                <w:rFonts w:ascii="Helvetica" w:hAnsi="Helvetica" w:eastAsia="Helvetica" w:cs="Helvetica"/>
+                <w:rFonts w:ascii="Arial" w:hAnsi="Arial" w:eastAsia="Arial" w:cs="Arial"/>
                 <w:i w:val="false"/>
                 <w:b w:val="false"/>
                 <w:u w:val="none"/>
@@ -6880,7 +6947,7 @@
             </w:pPr>
             <w:r xmlns:w="http://schemas.openxmlformats.org/wordprocessingml/2006/main" xmlns:wp="http://schemas.openxmlformats.org/drawingml/2006/wordprocessingDrawing" xmlns:r="http://schemas.openxmlformats.org/officeDocument/2006/relationships" xmlns:w14="http://schemas.microsoft.com/office/word/2010/wordml">
               <w:rPr>
-                <w:rFonts w:ascii="Helvetica" w:hAnsi="Helvetica" w:eastAsia="Helvetica" w:cs="Helvetica"/>
+                <w:rFonts w:ascii="Arial" w:hAnsi="Arial" w:eastAsia="Arial" w:cs="Arial"/>
                 <w:i w:val="false"/>
                 <w:b w:val="false"/>
                 <w:u w:val="none"/>
@@ -6922,7 +6989,7 @@
               <w:spacing w:after="100" w:before="100" w:line="240"/>
               <w:ind w:left="100" w:right="100" w:firstLine="0" w:firstLineChars="0"/>
               <w:rPr>
-                <w:rFonts w:ascii="Helvetica" w:hAnsi="Helvetica" w:eastAsia="Helvetica" w:cs="Helvetica"/>
+                <w:rFonts w:ascii="Arial" w:hAnsi="Arial" w:eastAsia="Arial" w:cs="Arial"/>
                 <w:i w:val="false"/>
                 <w:b w:val="false"/>
                 <w:u w:val="none"/>
@@ -6934,7 +7001,7 @@
             </w:pPr>
             <w:r xmlns:w="http://schemas.openxmlformats.org/wordprocessingml/2006/main" xmlns:wp="http://schemas.openxmlformats.org/drawingml/2006/wordprocessingDrawing" xmlns:r="http://schemas.openxmlformats.org/officeDocument/2006/relationships" xmlns:w14="http://schemas.microsoft.com/office/word/2010/wordml">
               <w:rPr>
-                <w:rFonts w:ascii="Helvetica" w:hAnsi="Helvetica" w:eastAsia="Helvetica" w:cs="Helvetica"/>
+                <w:rFonts w:ascii="Arial" w:hAnsi="Arial" w:eastAsia="Arial" w:cs="Arial"/>
                 <w:i w:val="false"/>
                 <w:b w:val="false"/>
                 <w:u w:val="none"/>
@@ -6981,7 +7048,7 @@
               <w:spacing w:after="100" w:before="100" w:line="240"/>
               <w:ind w:left="100" w:right="100" w:firstLine="0" w:firstLineChars="0"/>
               <w:rPr>
-                <w:rFonts w:ascii="Helvetica" w:hAnsi="Helvetica" w:eastAsia="Helvetica" w:cs="Helvetica"/>
+                <w:rFonts w:ascii="Arial" w:hAnsi="Arial" w:eastAsia="Arial" w:cs="Arial"/>
                 <w:i w:val="false"/>
                 <w:b w:val="false"/>
                 <w:u w:val="none"/>
@@ -6993,7 +7060,7 @@
             </w:pPr>
             <w:r xmlns:w="http://schemas.openxmlformats.org/wordprocessingml/2006/main" xmlns:wp="http://schemas.openxmlformats.org/drawingml/2006/wordprocessingDrawing" xmlns:r="http://schemas.openxmlformats.org/officeDocument/2006/relationships" xmlns:w14="http://schemas.microsoft.com/office/word/2010/wordml">
               <w:rPr>
-                <w:rFonts w:ascii="Helvetica" w:hAnsi="Helvetica" w:eastAsia="Helvetica" w:cs="Helvetica"/>
+                <w:rFonts w:ascii="Arial" w:hAnsi="Arial" w:eastAsia="Arial" w:cs="Arial"/>
                 <w:i w:val="false"/>
                 <w:b w:val="false"/>
                 <w:u w:val="none"/>
@@ -7035,7 +7102,7 @@
               <w:spacing w:after="100" w:before="100" w:line="240"/>
               <w:ind w:left="100" w:right="100" w:firstLine="0" w:firstLineChars="0"/>
               <w:rPr>
-                <w:rFonts w:ascii="Helvetica" w:hAnsi="Helvetica" w:eastAsia="Helvetica" w:cs="Helvetica"/>
+                <w:rFonts w:ascii="Arial" w:hAnsi="Arial" w:eastAsia="Arial" w:cs="Arial"/>
                 <w:i w:val="false"/>
                 <w:b w:val="false"/>
                 <w:u w:val="none"/>
@@ -7047,7 +7114,7 @@
             </w:pPr>
             <w:r xmlns:w="http://schemas.openxmlformats.org/wordprocessingml/2006/main" xmlns:wp="http://schemas.openxmlformats.org/drawingml/2006/wordprocessingDrawing" xmlns:r="http://schemas.openxmlformats.org/officeDocument/2006/relationships" xmlns:w14="http://schemas.microsoft.com/office/word/2010/wordml">
               <w:rPr>
-                <w:rFonts w:ascii="Helvetica" w:hAnsi="Helvetica" w:eastAsia="Helvetica" w:cs="Helvetica"/>
+                <w:rFonts w:ascii="Arial" w:hAnsi="Arial" w:eastAsia="Arial" w:cs="Arial"/>
                 <w:i w:val="false"/>
                 <w:b w:val="false"/>
                 <w:u w:val="none"/>
@@ -7089,7 +7156,7 @@
               <w:spacing w:after="100" w:before="100" w:line="240"/>
               <w:ind w:left="100" w:right="100" w:firstLine="0" w:firstLineChars="0"/>
               <w:rPr>
-                <w:rFonts w:ascii="Helvetica" w:hAnsi="Helvetica" w:eastAsia="Helvetica" w:cs="Helvetica"/>
+                <w:rFonts w:ascii="Arial" w:hAnsi="Arial" w:eastAsia="Arial" w:cs="Arial"/>
                 <w:i w:val="false"/>
                 <w:b w:val="false"/>
                 <w:u w:val="none"/>
@@ -7101,7 +7168,7 @@
             </w:pPr>
             <w:r xmlns:w="http://schemas.openxmlformats.org/wordprocessingml/2006/main" xmlns:wp="http://schemas.openxmlformats.org/drawingml/2006/wordprocessingDrawing" xmlns:r="http://schemas.openxmlformats.org/officeDocument/2006/relationships" xmlns:w14="http://schemas.microsoft.com/office/word/2010/wordml">
               <w:rPr>
-                <w:rFonts w:ascii="Helvetica" w:hAnsi="Helvetica" w:eastAsia="Helvetica" w:cs="Helvetica"/>
+                <w:rFonts w:ascii="Arial" w:hAnsi="Arial" w:eastAsia="Arial" w:cs="Arial"/>
                 <w:i w:val="false"/>
                 <w:b w:val="false"/>
                 <w:u w:val="none"/>
@@ -7148,7 +7215,7 @@
               <w:spacing w:after="100" w:before="100" w:line="240"/>
               <w:ind w:left="100" w:right="100" w:firstLine="0" w:firstLineChars="0"/>
               <w:rPr>
-                <w:rFonts w:ascii="Helvetica" w:hAnsi="Helvetica" w:eastAsia="Helvetica" w:cs="Helvetica"/>
+                <w:rFonts w:ascii="Arial" w:hAnsi="Arial" w:eastAsia="Arial" w:cs="Arial"/>
                 <w:i w:val="false"/>
                 <w:b w:val="false"/>
                 <w:u w:val="none"/>
@@ -7160,7 +7227,7 @@
             </w:pPr>
             <w:r xmlns:w="http://schemas.openxmlformats.org/wordprocessingml/2006/main" xmlns:wp="http://schemas.openxmlformats.org/drawingml/2006/wordprocessingDrawing" xmlns:r="http://schemas.openxmlformats.org/officeDocument/2006/relationships" xmlns:w14="http://schemas.microsoft.com/office/word/2010/wordml">
               <w:rPr>
-                <w:rFonts w:ascii="Helvetica" w:hAnsi="Helvetica" w:eastAsia="Helvetica" w:cs="Helvetica"/>
+                <w:rFonts w:ascii="Arial" w:hAnsi="Arial" w:eastAsia="Arial" w:cs="Arial"/>
                 <w:i w:val="false"/>
                 <w:b w:val="false"/>
                 <w:u w:val="none"/>
@@ -7202,7 +7269,7 @@
               <w:spacing w:after="100" w:before="100" w:line="240"/>
               <w:ind w:left="100" w:right="100" w:firstLine="0" w:firstLineChars="0"/>
               <w:rPr>
-                <w:rFonts w:ascii="Helvetica" w:hAnsi="Helvetica" w:eastAsia="Helvetica" w:cs="Helvetica"/>
+                <w:rFonts w:ascii="Arial" w:hAnsi="Arial" w:eastAsia="Arial" w:cs="Arial"/>
                 <w:i w:val="false"/>
                 <w:b w:val="false"/>
                 <w:u w:val="none"/>
@@ -7214,7 +7281,7 @@
             </w:pPr>
             <w:r xmlns:w="http://schemas.openxmlformats.org/wordprocessingml/2006/main" xmlns:wp="http://schemas.openxmlformats.org/drawingml/2006/wordprocessingDrawing" xmlns:r="http://schemas.openxmlformats.org/officeDocument/2006/relationships" xmlns:w14="http://schemas.microsoft.com/office/word/2010/wordml">
               <w:rPr>
-                <w:rFonts w:ascii="Helvetica" w:hAnsi="Helvetica" w:eastAsia="Helvetica" w:cs="Helvetica"/>
+                <w:rFonts w:ascii="Arial" w:hAnsi="Arial" w:eastAsia="Arial" w:cs="Arial"/>
                 <w:i w:val="false"/>
                 <w:b w:val="false"/>
                 <w:u w:val="none"/>
@@ -7256,7 +7323,7 @@
               <w:spacing w:after="100" w:before="100" w:line="240"/>
               <w:ind w:left="100" w:right="100" w:firstLine="0" w:firstLineChars="0"/>
               <w:rPr>
-                <w:rFonts w:ascii="Helvetica" w:hAnsi="Helvetica" w:eastAsia="Helvetica" w:cs="Helvetica"/>
+                <w:rFonts w:ascii="Arial" w:hAnsi="Arial" w:eastAsia="Arial" w:cs="Arial"/>
                 <w:i w:val="false"/>
                 <w:b w:val="false"/>
                 <w:u w:val="none"/>
@@ -7268,7 +7335,7 @@
             </w:pPr>
             <w:r xmlns:w="http://schemas.openxmlformats.org/wordprocessingml/2006/main" xmlns:wp="http://schemas.openxmlformats.org/drawingml/2006/wordprocessingDrawing" xmlns:r="http://schemas.openxmlformats.org/officeDocument/2006/relationships" xmlns:w14="http://schemas.microsoft.com/office/word/2010/wordml">
               <w:rPr>
-                <w:rFonts w:ascii="Helvetica" w:hAnsi="Helvetica" w:eastAsia="Helvetica" w:cs="Helvetica"/>
+                <w:rFonts w:ascii="Arial" w:hAnsi="Arial" w:eastAsia="Arial" w:cs="Arial"/>
                 <w:i w:val="false"/>
                 <w:b w:val="false"/>
                 <w:u w:val="none"/>
@@ -7315,7 +7382,7 @@
               <w:spacing w:after="100" w:before="100" w:line="240"/>
               <w:ind w:left="100" w:right="100" w:firstLine="0" w:firstLineChars="0"/>
               <w:rPr>
-                <w:rFonts w:ascii="Helvetica" w:hAnsi="Helvetica" w:eastAsia="Helvetica" w:cs="Helvetica"/>
+                <w:rFonts w:ascii="Arial" w:hAnsi="Arial" w:eastAsia="Arial" w:cs="Arial"/>
                 <w:i w:val="false"/>
                 <w:b w:val="false"/>
                 <w:u w:val="none"/>
@@ -7327,7 +7394,7 @@
             </w:pPr>
             <w:r xmlns:w="http://schemas.openxmlformats.org/wordprocessingml/2006/main" xmlns:wp="http://schemas.openxmlformats.org/drawingml/2006/wordprocessingDrawing" xmlns:r="http://schemas.openxmlformats.org/officeDocument/2006/relationships" xmlns:w14="http://schemas.microsoft.com/office/word/2010/wordml">
               <w:rPr>
-                <w:rFonts w:ascii="Helvetica" w:hAnsi="Helvetica" w:eastAsia="Helvetica" w:cs="Helvetica"/>
+                <w:rFonts w:ascii="Arial" w:hAnsi="Arial" w:eastAsia="Arial" w:cs="Arial"/>
                 <w:i w:val="false"/>
                 <w:b w:val="false"/>
                 <w:u w:val="none"/>
@@ -7369,7 +7436,7 @@
               <w:spacing w:after="100" w:before="100" w:line="240"/>
               <w:ind w:left="100" w:right="100" w:firstLine="0" w:firstLineChars="0"/>
               <w:rPr>
-                <w:rFonts w:ascii="Helvetica" w:hAnsi="Helvetica" w:eastAsia="Helvetica" w:cs="Helvetica"/>
+                <w:rFonts w:ascii="Arial" w:hAnsi="Arial" w:eastAsia="Arial" w:cs="Arial"/>
                 <w:i w:val="false"/>
                 <w:b w:val="false"/>
                 <w:u w:val="none"/>
@@ -7381,7 +7448,7 @@
             </w:pPr>
             <w:r xmlns:w="http://schemas.openxmlformats.org/wordprocessingml/2006/main" xmlns:wp="http://schemas.openxmlformats.org/drawingml/2006/wordprocessingDrawing" xmlns:r="http://schemas.openxmlformats.org/officeDocument/2006/relationships" xmlns:w14="http://schemas.microsoft.com/office/word/2010/wordml">
               <w:rPr>
-                <w:rFonts w:ascii="Helvetica" w:hAnsi="Helvetica" w:eastAsia="Helvetica" w:cs="Helvetica"/>
+                <w:rFonts w:ascii="Arial" w:hAnsi="Arial" w:eastAsia="Arial" w:cs="Arial"/>
                 <w:i w:val="false"/>
                 <w:b w:val="false"/>
                 <w:u w:val="none"/>
@@ -7423,7 +7490,7 @@
               <w:spacing w:after="100" w:before="100" w:line="240"/>
               <w:ind w:left="100" w:right="100" w:firstLine="0" w:firstLineChars="0"/>
               <w:rPr>
-                <w:rFonts w:ascii="Helvetica" w:hAnsi="Helvetica" w:eastAsia="Helvetica" w:cs="Helvetica"/>
+                <w:rFonts w:ascii="Arial" w:hAnsi="Arial" w:eastAsia="Arial" w:cs="Arial"/>
                 <w:i w:val="false"/>
                 <w:b w:val="false"/>
                 <w:u w:val="none"/>
@@ -7435,16 +7502,16 @@
             </w:pPr>
             <w:r xmlns:w="http://schemas.openxmlformats.org/wordprocessingml/2006/main" xmlns:wp="http://schemas.openxmlformats.org/drawingml/2006/wordprocessingDrawing" xmlns:r="http://schemas.openxmlformats.org/officeDocument/2006/relationships" xmlns:w14="http://schemas.microsoft.com/office/word/2010/wordml">
               <w:rPr>
-                <w:rFonts w:ascii="Helvetica" w:hAnsi="Helvetica" w:eastAsia="Helvetica" w:cs="Helvetica"/>
-                <w:i w:val="false"/>
-                <w:b w:val="false"/>
-                <w:u w:val="none"/>
-                <w:strike w:val="false"/>
-                <w:sz w:val="22"/>
-                <w:szCs w:val="22"/>
-                <w:color w:val="000000"/>
-              </w:rPr>
-              <w:t xml:space="preserve">Give all of the info pertaining to the formal terms you have learned to use when describing the design (BG vs. WG, true vs. non experiment and why, etc). Be careful, people DO eat in groups; however, when we talk about random assignment of groups it is like the karate study… we assign whole groups of people to a condition and then everyone in that group provides us with a DV score. Here, we are only collecting one DV score per table, so individual DV scores come from an assignment of the tipper to that condition (even though multiple people ate at the table). If everyone at a table left individual tips and we counted those separately, we might have assignment by groups, but that’s not the case here.</w:t>
+                <w:rFonts w:ascii="Arial" w:hAnsi="Arial" w:eastAsia="Arial" w:cs="Arial"/>
+                <w:i w:val="false"/>
+                <w:b w:val="false"/>
+                <w:u w:val="none"/>
+                <w:strike w:val="false"/>
+                <w:sz w:val="22"/>
+                <w:szCs w:val="22"/>
+                <w:color w:val="000000"/>
+              </w:rPr>
+              <w:t xml:space="preserve">Describe the design using formal terms: between-groups or within-groups, and experimental or nonexperimental. Explain how servers came to be in the standing and squatting groups and what that means for causal conclusions.</w:t>
             </w:r>
           </w:p>
         </w:tc>
@@ -7482,7 +7549,7 @@
               <w:spacing w:after="100" w:before="100" w:line="240"/>
               <w:ind w:left="100" w:right="100" w:firstLine="0" w:firstLineChars="0"/>
               <w:rPr>
-                <w:rFonts w:ascii="Helvetica" w:hAnsi="Helvetica" w:eastAsia="Helvetica" w:cs="Helvetica"/>
+                <w:rFonts w:ascii="Arial" w:hAnsi="Arial" w:eastAsia="Arial" w:cs="Arial"/>
                 <w:i w:val="false"/>
                 <w:b w:val="false"/>
                 <w:u w:val="none"/>
@@ -7494,7 +7561,7 @@
             </w:pPr>
             <w:r xmlns:w="http://schemas.openxmlformats.org/wordprocessingml/2006/main" xmlns:wp="http://schemas.openxmlformats.org/drawingml/2006/wordprocessingDrawing" xmlns:r="http://schemas.openxmlformats.org/officeDocument/2006/relationships" xmlns:w14="http://schemas.microsoft.com/office/word/2010/wordml">
               <w:rPr>
-                <w:rFonts w:ascii="Helvetica" w:hAnsi="Helvetica" w:eastAsia="Helvetica" w:cs="Helvetica"/>
+                <w:rFonts w:ascii="Arial" w:hAnsi="Arial" w:eastAsia="Arial" w:cs="Arial"/>
                 <w:i w:val="false"/>
                 <w:b w:val="false"/>
                 <w:u w:val="none"/>
@@ -7536,7 +7603,7 @@
               <w:spacing w:after="100" w:before="100" w:line="240"/>
               <w:ind w:left="100" w:right="100" w:firstLine="0" w:firstLineChars="0"/>
               <w:rPr>
-                <w:rFonts w:ascii="Helvetica" w:hAnsi="Helvetica" w:eastAsia="Helvetica" w:cs="Helvetica"/>
+                <w:rFonts w:ascii="Arial" w:hAnsi="Arial" w:eastAsia="Arial" w:cs="Arial"/>
                 <w:i w:val="false"/>
                 <w:b w:val="false"/>
                 <w:u w:val="none"/>
@@ -7548,7 +7615,7 @@
             </w:pPr>
             <w:r xmlns:w="http://schemas.openxmlformats.org/wordprocessingml/2006/main" xmlns:wp="http://schemas.openxmlformats.org/drawingml/2006/wordprocessingDrawing" xmlns:r="http://schemas.openxmlformats.org/officeDocument/2006/relationships" xmlns:w14="http://schemas.microsoft.com/office/word/2010/wordml">
               <w:rPr>
-                <w:rFonts w:ascii="Helvetica" w:hAnsi="Helvetica" w:eastAsia="Helvetica" w:cs="Helvetica"/>
+                <w:rFonts w:ascii="Arial" w:hAnsi="Arial" w:eastAsia="Arial" w:cs="Arial"/>
                 <w:i w:val="false"/>
                 <w:b w:val="false"/>
                 <w:u w:val="none"/>
@@ -7590,7 +7657,7 @@
               <w:spacing w:after="100" w:before="100" w:line="240"/>
               <w:ind w:left="100" w:right="100" w:firstLine="0" w:firstLineChars="0"/>
               <w:rPr>
-                <w:rFonts w:ascii="Helvetica" w:hAnsi="Helvetica" w:eastAsia="Helvetica" w:cs="Helvetica"/>
+                <w:rFonts w:ascii="Arial" w:hAnsi="Arial" w:eastAsia="Arial" w:cs="Arial"/>
                 <w:i w:val="false"/>
                 <w:b w:val="false"/>
                 <w:u w:val="none"/>
@@ -7602,16 +7669,16 @@
             </w:pPr>
             <w:r xmlns:w="http://schemas.openxmlformats.org/wordprocessingml/2006/main" xmlns:wp="http://schemas.openxmlformats.org/drawingml/2006/wordprocessingDrawing" xmlns:r="http://schemas.openxmlformats.org/officeDocument/2006/relationships" xmlns:w14="http://schemas.microsoft.com/office/word/2010/wordml">
               <w:rPr>
-                <w:rFonts w:ascii="Helvetica" w:hAnsi="Helvetica" w:eastAsia="Helvetica" w:cs="Helvetica"/>
-                <w:i w:val="false"/>
-                <w:b w:val="false"/>
-                <w:u w:val="none"/>
-                <w:strike w:val="false"/>
-                <w:sz w:val="22"/>
-                <w:szCs w:val="22"/>
-                <w:color w:val="000000"/>
-              </w:rPr>
-              <w:t xml:space="preserve">Describe the equipment/materials used. Think about the setting, what would others need in order to replicate the study? Think about the servers, they need something for the method of assignment, and they need info on the DV measurement… how is the DV info collected? Did this study have other DV’s besides tips… what do they need in order to measure that DV?</w:t>
+                <w:rFonts w:ascii="Arial" w:hAnsi="Arial" w:eastAsia="Arial" w:cs="Arial"/>
+                <w:i w:val="false"/>
+                <w:b w:val="false"/>
+                <w:u w:val="none"/>
+                <w:strike w:val="false"/>
+                <w:sz w:val="22"/>
+                <w:szCs w:val="22"/>
+                <w:color w:val="000000"/>
+              </w:rPr>
+              <w:t xml:space="preserve">Describe the setting and materials needed to replicate the observations. Explain how posture, time at the table, and add-on sales were recorded.</w:t>
             </w:r>
           </w:p>
         </w:tc>
@@ -7649,7 +7716,7 @@
               <w:spacing w:after="100" w:before="100" w:line="240"/>
               <w:ind w:left="100" w:right="100" w:firstLine="0" w:firstLineChars="0"/>
               <w:rPr>
-                <w:rFonts w:ascii="Helvetica" w:hAnsi="Helvetica" w:eastAsia="Helvetica" w:cs="Helvetica"/>
+                <w:rFonts w:ascii="Arial" w:hAnsi="Arial" w:eastAsia="Arial" w:cs="Arial"/>
                 <w:i w:val="false"/>
                 <w:b w:val="false"/>
                 <w:u w:val="none"/>
@@ -7661,7 +7728,7 @@
             </w:pPr>
             <w:r xmlns:w="http://schemas.openxmlformats.org/wordprocessingml/2006/main" xmlns:wp="http://schemas.openxmlformats.org/drawingml/2006/wordprocessingDrawing" xmlns:r="http://schemas.openxmlformats.org/officeDocument/2006/relationships" xmlns:w14="http://schemas.microsoft.com/office/word/2010/wordml">
               <w:rPr>
-                <w:rFonts w:ascii="Helvetica" w:hAnsi="Helvetica" w:eastAsia="Helvetica" w:cs="Helvetica"/>
+                <w:rFonts w:ascii="Arial" w:hAnsi="Arial" w:eastAsia="Arial" w:cs="Arial"/>
                 <w:i w:val="false"/>
                 <w:b w:val="false"/>
                 <w:u w:val="none"/>
@@ -7703,7 +7770,7 @@
               <w:spacing w:after="100" w:before="100" w:line="240"/>
               <w:ind w:left="100" w:right="100" w:firstLine="0" w:firstLineChars="0"/>
               <w:rPr>
-                <w:rFonts w:ascii="Helvetica" w:hAnsi="Helvetica" w:eastAsia="Helvetica" w:cs="Helvetica"/>
+                <w:rFonts w:ascii="Arial" w:hAnsi="Arial" w:eastAsia="Arial" w:cs="Arial"/>
                 <w:i w:val="false"/>
                 <w:b w:val="false"/>
                 <w:u w:val="none"/>
@@ -7715,7 +7782,7 @@
             </w:pPr>
             <w:r xmlns:w="http://schemas.openxmlformats.org/wordprocessingml/2006/main" xmlns:wp="http://schemas.openxmlformats.org/drawingml/2006/wordprocessingDrawing" xmlns:r="http://schemas.openxmlformats.org/officeDocument/2006/relationships" xmlns:w14="http://schemas.microsoft.com/office/word/2010/wordml">
               <w:rPr>
-                <w:rFonts w:ascii="Helvetica" w:hAnsi="Helvetica" w:eastAsia="Helvetica" w:cs="Helvetica"/>
+                <w:rFonts w:ascii="Arial" w:hAnsi="Arial" w:eastAsia="Arial" w:cs="Arial"/>
                 <w:i w:val="false"/>
                 <w:b w:val="false"/>
                 <w:u w:val="none"/>
@@ -7757,7 +7824,7 @@
               <w:spacing w:after="100" w:before="100" w:line="240"/>
               <w:ind w:left="100" w:right="100" w:firstLine="0" w:firstLineChars="0"/>
               <w:rPr>
-                <w:rFonts w:ascii="Helvetica" w:hAnsi="Helvetica" w:eastAsia="Helvetica" w:cs="Helvetica"/>
+                <w:rFonts w:ascii="Arial" w:hAnsi="Arial" w:eastAsia="Arial" w:cs="Arial"/>
                 <w:i w:val="false"/>
                 <w:b w:val="false"/>
                 <w:u w:val="none"/>
@@ -7769,7 +7836,7 @@
             </w:pPr>
             <w:r xmlns:w="http://schemas.openxmlformats.org/wordprocessingml/2006/main" xmlns:wp="http://schemas.openxmlformats.org/drawingml/2006/wordprocessingDrawing" xmlns:r="http://schemas.openxmlformats.org/officeDocument/2006/relationships" xmlns:w14="http://schemas.microsoft.com/office/word/2010/wordml">
               <w:rPr>
-                <w:rFonts w:ascii="Helvetica" w:hAnsi="Helvetica" w:eastAsia="Helvetica" w:cs="Helvetica"/>
+                <w:rFonts w:ascii="Arial" w:hAnsi="Arial" w:eastAsia="Arial" w:cs="Arial"/>
                 <w:i w:val="false"/>
                 <w:b w:val="false"/>
                 <w:u w:val="none"/>
@@ -7816,7 +7883,7 @@
               <w:spacing w:after="100" w:before="100" w:line="240"/>
               <w:ind w:left="100" w:right="100" w:firstLine="0" w:firstLineChars="0"/>
               <w:rPr>
-                <w:rFonts w:ascii="Helvetica" w:hAnsi="Helvetica" w:eastAsia="Helvetica" w:cs="Helvetica"/>
+                <w:rFonts w:ascii="Arial" w:hAnsi="Arial" w:eastAsia="Arial" w:cs="Arial"/>
                 <w:i w:val="false"/>
                 <w:b w:val="false"/>
                 <w:u w:val="none"/>
@@ -7828,7 +7895,7 @@
             </w:pPr>
             <w:r xmlns:w="http://schemas.openxmlformats.org/wordprocessingml/2006/main" xmlns:wp="http://schemas.openxmlformats.org/drawingml/2006/wordprocessingDrawing" xmlns:r="http://schemas.openxmlformats.org/officeDocument/2006/relationships" xmlns:w14="http://schemas.microsoft.com/office/word/2010/wordml">
               <w:rPr>
-                <w:rFonts w:ascii="Helvetica" w:hAnsi="Helvetica" w:eastAsia="Helvetica" w:cs="Helvetica"/>
+                <w:rFonts w:ascii="Arial" w:hAnsi="Arial" w:eastAsia="Arial" w:cs="Arial"/>
                 <w:i w:val="false"/>
                 <w:b w:val="false"/>
                 <w:u w:val="none"/>
@@ -7870,7 +7937,7 @@
               <w:spacing w:after="100" w:before="100" w:line="240"/>
               <w:ind w:left="100" w:right="100" w:firstLine="0" w:firstLineChars="0"/>
               <w:rPr>
-                <w:rFonts w:ascii="Helvetica" w:hAnsi="Helvetica" w:eastAsia="Helvetica" w:cs="Helvetica"/>
+                <w:rFonts w:ascii="Arial" w:hAnsi="Arial" w:eastAsia="Arial" w:cs="Arial"/>
                 <w:i w:val="false"/>
                 <w:b w:val="false"/>
                 <w:u w:val="none"/>
@@ -7882,7 +7949,7 @@
             </w:pPr>
             <w:r xmlns:w="http://schemas.openxmlformats.org/wordprocessingml/2006/main" xmlns:wp="http://schemas.openxmlformats.org/drawingml/2006/wordprocessingDrawing" xmlns:r="http://schemas.openxmlformats.org/officeDocument/2006/relationships" xmlns:w14="http://schemas.microsoft.com/office/word/2010/wordml">
               <w:rPr>
-                <w:rFonts w:ascii="Helvetica" w:hAnsi="Helvetica" w:eastAsia="Helvetica" w:cs="Helvetica"/>
+                <w:rFonts w:ascii="Arial" w:hAnsi="Arial" w:eastAsia="Arial" w:cs="Arial"/>
                 <w:i w:val="false"/>
                 <w:b w:val="false"/>
                 <w:u w:val="none"/>
@@ -7924,7 +7991,7 @@
               <w:spacing w:after="100" w:before="100" w:line="240"/>
               <w:ind w:left="100" w:right="100" w:firstLine="0" w:firstLineChars="0"/>
               <w:rPr>
-                <w:rFonts w:ascii="Helvetica" w:hAnsi="Helvetica" w:eastAsia="Helvetica" w:cs="Helvetica"/>
+                <w:rFonts w:ascii="Arial" w:hAnsi="Arial" w:eastAsia="Arial" w:cs="Arial"/>
                 <w:i w:val="false"/>
                 <w:b w:val="false"/>
                 <w:u w:val="none"/>
@@ -7936,7 +8003,7 @@
             </w:pPr>
             <w:r xmlns:w="http://schemas.openxmlformats.org/wordprocessingml/2006/main" xmlns:wp="http://schemas.openxmlformats.org/drawingml/2006/wordprocessingDrawing" xmlns:r="http://schemas.openxmlformats.org/officeDocument/2006/relationships" xmlns:w14="http://schemas.microsoft.com/office/word/2010/wordml">
               <w:rPr>
-                <w:rFonts w:ascii="Helvetica" w:hAnsi="Helvetica" w:eastAsia="Helvetica" w:cs="Helvetica"/>
+                <w:rFonts w:ascii="Arial" w:hAnsi="Arial" w:eastAsia="Arial" w:cs="Arial"/>
                 <w:i w:val="false"/>
                 <w:b w:val="false"/>
                 <w:u w:val="none"/>
@@ -7983,7 +8050,7 @@
               <w:spacing w:after="100" w:before="100" w:line="240"/>
               <w:ind w:left="100" w:right="100" w:firstLine="0" w:firstLineChars="0"/>
               <w:rPr>
-                <w:rFonts w:ascii="Helvetica" w:hAnsi="Helvetica" w:eastAsia="Helvetica" w:cs="Helvetica"/>
+                <w:rFonts w:ascii="Arial" w:hAnsi="Arial" w:eastAsia="Arial" w:cs="Arial"/>
                 <w:i w:val="false"/>
                 <w:b w:val="false"/>
                 <w:u w:val="none"/>
@@ -7995,7 +8062,7 @@
             </w:pPr>
             <w:r xmlns:w="http://schemas.openxmlformats.org/wordprocessingml/2006/main" xmlns:wp="http://schemas.openxmlformats.org/drawingml/2006/wordprocessingDrawing" xmlns:r="http://schemas.openxmlformats.org/officeDocument/2006/relationships" xmlns:w14="http://schemas.microsoft.com/office/word/2010/wordml">
               <w:rPr>
-                <w:rFonts w:ascii="Helvetica" w:hAnsi="Helvetica" w:eastAsia="Helvetica" w:cs="Helvetica"/>
+                <w:rFonts w:ascii="Arial" w:hAnsi="Arial" w:eastAsia="Arial" w:cs="Arial"/>
                 <w:i w:val="false"/>
                 <w:b w:val="false"/>
                 <w:u w:val="none"/>
@@ -8037,7 +8104,7 @@
               <w:spacing w:after="100" w:before="100" w:line="240"/>
               <w:ind w:left="100" w:right="100" w:firstLine="0" w:firstLineChars="0"/>
               <w:rPr>
-                <w:rFonts w:ascii="Helvetica" w:hAnsi="Helvetica" w:eastAsia="Helvetica" w:cs="Helvetica"/>
+                <w:rFonts w:ascii="Arial" w:hAnsi="Arial" w:eastAsia="Arial" w:cs="Arial"/>
                 <w:i w:val="false"/>
                 <w:b w:val="false"/>
                 <w:u w:val="none"/>
@@ -8049,7 +8116,7 @@
             </w:pPr>
             <w:r xmlns:w="http://schemas.openxmlformats.org/wordprocessingml/2006/main" xmlns:wp="http://schemas.openxmlformats.org/drawingml/2006/wordprocessingDrawing" xmlns:r="http://schemas.openxmlformats.org/officeDocument/2006/relationships" xmlns:w14="http://schemas.microsoft.com/office/word/2010/wordml">
               <w:rPr>
-                <w:rFonts w:ascii="Helvetica" w:hAnsi="Helvetica" w:eastAsia="Helvetica" w:cs="Helvetica"/>
+                <w:rFonts w:ascii="Arial" w:hAnsi="Arial" w:eastAsia="Arial" w:cs="Arial"/>
                 <w:i w:val="false"/>
                 <w:b w:val="false"/>
                 <w:u w:val="none"/>
@@ -8091,7 +8158,7 @@
               <w:spacing w:after="100" w:before="100" w:line="240"/>
               <w:ind w:left="100" w:right="100" w:firstLine="0" w:firstLineChars="0"/>
               <w:rPr>
-                <w:rFonts w:ascii="Helvetica" w:hAnsi="Helvetica" w:eastAsia="Helvetica" w:cs="Helvetica"/>
+                <w:rFonts w:ascii="Arial" w:hAnsi="Arial" w:eastAsia="Arial" w:cs="Arial"/>
                 <w:i w:val="false"/>
                 <w:b w:val="false"/>
                 <w:u w:val="none"/>
@@ -8103,7 +8170,7 @@
             </w:pPr>
             <w:r xmlns:w="http://schemas.openxmlformats.org/wordprocessingml/2006/main" xmlns:wp="http://schemas.openxmlformats.org/drawingml/2006/wordprocessingDrawing" xmlns:r="http://schemas.openxmlformats.org/officeDocument/2006/relationships" xmlns:w14="http://schemas.microsoft.com/office/word/2010/wordml">
               <w:rPr>
-                <w:rFonts w:ascii="Helvetica" w:hAnsi="Helvetica" w:eastAsia="Helvetica" w:cs="Helvetica"/>
+                <w:rFonts w:ascii="Arial" w:hAnsi="Arial" w:eastAsia="Arial" w:cs="Arial"/>
                 <w:i w:val="false"/>
                 <w:b w:val="false"/>
                 <w:u w:val="none"/>
@@ -8150,7 +8217,7 @@
               <w:spacing w:after="100" w:before="100" w:line="240"/>
               <w:ind w:left="100" w:right="100" w:firstLine="0" w:firstLineChars="0"/>
               <w:rPr>
-                <w:rFonts w:ascii="Helvetica" w:hAnsi="Helvetica" w:eastAsia="Helvetica" w:cs="Helvetica"/>
+                <w:rFonts w:ascii="Arial" w:hAnsi="Arial" w:eastAsia="Arial" w:cs="Arial"/>
                 <w:i w:val="false"/>
                 <w:b w:val="false"/>
                 <w:u w:val="none"/>
@@ -8162,7 +8229,7 @@
             </w:pPr>
             <w:r xmlns:w="http://schemas.openxmlformats.org/wordprocessingml/2006/main" xmlns:wp="http://schemas.openxmlformats.org/drawingml/2006/wordprocessingDrawing" xmlns:r="http://schemas.openxmlformats.org/officeDocument/2006/relationships" xmlns:w14="http://schemas.microsoft.com/office/word/2010/wordml">
               <w:rPr>
-                <w:rFonts w:ascii="Helvetica" w:hAnsi="Helvetica" w:eastAsia="Helvetica" w:cs="Helvetica"/>
+                <w:rFonts w:ascii="Arial" w:hAnsi="Arial" w:eastAsia="Arial" w:cs="Arial"/>
                 <w:i w:val="false"/>
                 <w:b w:val="false"/>
                 <w:u w:val="none"/>
@@ -8204,7 +8271,7 @@
               <w:spacing w:after="100" w:before="100" w:line="240"/>
               <w:ind w:left="100" w:right="100" w:firstLine="0" w:firstLineChars="0"/>
               <w:rPr>
-                <w:rFonts w:ascii="Helvetica" w:hAnsi="Helvetica" w:eastAsia="Helvetica" w:cs="Helvetica"/>
+                <w:rFonts w:ascii="Arial" w:hAnsi="Arial" w:eastAsia="Arial" w:cs="Arial"/>
                 <w:i w:val="false"/>
                 <w:b w:val="false"/>
                 <w:u w:val="none"/>
@@ -8216,7 +8283,7 @@
             </w:pPr>
             <w:r xmlns:w="http://schemas.openxmlformats.org/wordprocessingml/2006/main" xmlns:wp="http://schemas.openxmlformats.org/drawingml/2006/wordprocessingDrawing" xmlns:r="http://schemas.openxmlformats.org/officeDocument/2006/relationships" xmlns:w14="http://schemas.microsoft.com/office/word/2010/wordml">
               <w:rPr>
-                <w:rFonts w:ascii="Helvetica" w:hAnsi="Helvetica" w:eastAsia="Helvetica" w:cs="Helvetica"/>
+                <w:rFonts w:ascii="Arial" w:hAnsi="Arial" w:eastAsia="Arial" w:cs="Arial"/>
                 <w:i w:val="false"/>
                 <w:b w:val="false"/>
                 <w:u w:val="none"/>
@@ -8258,7 +8325,7 @@
               <w:spacing w:after="100" w:before="100" w:line="240"/>
               <w:ind w:left="100" w:right="100" w:firstLine="0" w:firstLineChars="0"/>
               <w:rPr>
-                <w:rFonts w:ascii="Helvetica" w:hAnsi="Helvetica" w:eastAsia="Helvetica" w:cs="Helvetica"/>
+                <w:rFonts w:ascii="Arial" w:hAnsi="Arial" w:eastAsia="Arial" w:cs="Arial"/>
                 <w:i w:val="false"/>
                 <w:b w:val="false"/>
                 <w:u w:val="none"/>
@@ -8270,7 +8337,7 @@
             </w:pPr>
             <w:r xmlns:w="http://schemas.openxmlformats.org/wordprocessingml/2006/main" xmlns:wp="http://schemas.openxmlformats.org/drawingml/2006/wordprocessingDrawing" xmlns:r="http://schemas.openxmlformats.org/officeDocument/2006/relationships" xmlns:w14="http://schemas.microsoft.com/office/word/2010/wordml">
               <w:rPr>
-                <w:rFonts w:ascii="Helvetica" w:hAnsi="Helvetica" w:eastAsia="Helvetica" w:cs="Helvetica"/>
+                <w:rFonts w:ascii="Arial" w:hAnsi="Arial" w:eastAsia="Arial" w:cs="Arial"/>
                 <w:i w:val="false"/>
                 <w:b w:val="false"/>
                 <w:u w:val="none"/>
@@ -8317,7 +8384,7 @@
               <w:spacing w:after="100" w:before="100" w:line="240"/>
               <w:ind w:left="100" w:right="100" w:firstLine="0" w:firstLineChars="0"/>
               <w:rPr>
-                <w:rFonts w:ascii="Helvetica" w:hAnsi="Helvetica" w:eastAsia="Helvetica" w:cs="Helvetica"/>
+                <w:rFonts w:ascii="Arial" w:hAnsi="Arial" w:eastAsia="Arial" w:cs="Arial"/>
                 <w:i w:val="false"/>
                 <w:b w:val="false"/>
                 <w:u w:val="none"/>
@@ -8329,7 +8396,7 @@
             </w:pPr>
             <w:r xmlns:w="http://schemas.openxmlformats.org/wordprocessingml/2006/main" xmlns:wp="http://schemas.openxmlformats.org/drawingml/2006/wordprocessingDrawing" xmlns:r="http://schemas.openxmlformats.org/officeDocument/2006/relationships" xmlns:w14="http://schemas.microsoft.com/office/word/2010/wordml">
               <w:rPr>
-                <w:rFonts w:ascii="Helvetica" w:hAnsi="Helvetica" w:eastAsia="Helvetica" w:cs="Helvetica"/>
+                <w:rFonts w:ascii="Arial" w:hAnsi="Arial" w:eastAsia="Arial" w:cs="Arial"/>
                 <w:i w:val="false"/>
                 <w:b w:val="false"/>
                 <w:u w:val="none"/>
@@ -8371,7 +8438,7 @@
               <w:spacing w:after="100" w:before="100" w:line="240"/>
               <w:ind w:left="100" w:right="100" w:firstLine="0" w:firstLineChars="0"/>
               <w:rPr>
-                <w:rFonts w:ascii="Helvetica" w:hAnsi="Helvetica" w:eastAsia="Helvetica" w:cs="Helvetica"/>
+                <w:rFonts w:ascii="Arial" w:hAnsi="Arial" w:eastAsia="Arial" w:cs="Arial"/>
                 <w:i w:val="false"/>
                 <w:b w:val="false"/>
                 <w:u w:val="none"/>
@@ -8383,7 +8450,7 @@
             </w:pPr>
             <w:r xmlns:w="http://schemas.openxmlformats.org/wordprocessingml/2006/main" xmlns:wp="http://schemas.openxmlformats.org/drawingml/2006/wordprocessingDrawing" xmlns:r="http://schemas.openxmlformats.org/officeDocument/2006/relationships" xmlns:w14="http://schemas.microsoft.com/office/word/2010/wordml">
               <w:rPr>
-                <w:rFonts w:ascii="Helvetica" w:hAnsi="Helvetica" w:eastAsia="Helvetica" w:cs="Helvetica"/>
+                <w:rFonts w:ascii="Arial" w:hAnsi="Arial" w:eastAsia="Arial" w:cs="Arial"/>
                 <w:i w:val="false"/>
                 <w:b w:val="false"/>
                 <w:u w:val="none"/>
@@ -8425,7 +8492,7 @@
               <w:spacing w:after="100" w:before="100" w:line="240"/>
               <w:ind w:left="100" w:right="100" w:firstLine="0" w:firstLineChars="0"/>
               <w:rPr>
-                <w:rFonts w:ascii="Helvetica" w:hAnsi="Helvetica" w:eastAsia="Helvetica" w:cs="Helvetica"/>
+                <w:rFonts w:ascii="Arial" w:hAnsi="Arial" w:eastAsia="Arial" w:cs="Arial"/>
                 <w:i w:val="false"/>
                 <w:b w:val="false"/>
                 <w:u w:val="none"/>
@@ -8437,7 +8504,7 @@
             </w:pPr>
             <w:r xmlns:w="http://schemas.openxmlformats.org/wordprocessingml/2006/main" xmlns:wp="http://schemas.openxmlformats.org/drawingml/2006/wordprocessingDrawing" xmlns:r="http://schemas.openxmlformats.org/officeDocument/2006/relationships" xmlns:w14="http://schemas.microsoft.com/office/word/2010/wordml">
               <w:rPr>
-                <w:rFonts w:ascii="Helvetica" w:hAnsi="Helvetica" w:eastAsia="Helvetica" w:cs="Helvetica"/>
+                <w:rFonts w:ascii="Arial" w:hAnsi="Arial" w:eastAsia="Arial" w:cs="Arial"/>
                 <w:i w:val="false"/>
                 <w:b w:val="false"/>
                 <w:u w:val="none"/>
@@ -8484,7 +8551,7 @@
               <w:spacing w:after="100" w:before="100" w:line="240"/>
               <w:ind w:left="100" w:right="100" w:firstLine="0" w:firstLineChars="0"/>
               <w:rPr>
-                <w:rFonts w:ascii="Helvetica" w:hAnsi="Helvetica" w:eastAsia="Helvetica" w:cs="Helvetica"/>
+                <w:rFonts w:ascii="Arial" w:hAnsi="Arial" w:eastAsia="Arial" w:cs="Arial"/>
                 <w:i w:val="false"/>
                 <w:b w:val="false"/>
                 <w:u w:val="none"/>
@@ -8496,7 +8563,7 @@
             </w:pPr>
             <w:r xmlns:w="http://schemas.openxmlformats.org/wordprocessingml/2006/main" xmlns:wp="http://schemas.openxmlformats.org/drawingml/2006/wordprocessingDrawing" xmlns:r="http://schemas.openxmlformats.org/officeDocument/2006/relationships" xmlns:w14="http://schemas.microsoft.com/office/word/2010/wordml">
               <w:rPr>
-                <w:rFonts w:ascii="Helvetica" w:hAnsi="Helvetica" w:eastAsia="Helvetica" w:cs="Helvetica"/>
+                <w:rFonts w:ascii="Arial" w:hAnsi="Arial" w:eastAsia="Arial" w:cs="Arial"/>
                 <w:i w:val="false"/>
                 <w:b w:val="false"/>
                 <w:u w:val="none"/>
@@ -8538,7 +8605,7 @@
               <w:spacing w:after="100" w:before="100" w:line="240"/>
               <w:ind w:left="100" w:right="100" w:firstLine="0" w:firstLineChars="0"/>
               <w:rPr>
-                <w:rFonts w:ascii="Helvetica" w:hAnsi="Helvetica" w:eastAsia="Helvetica" w:cs="Helvetica"/>
+                <w:rFonts w:ascii="Arial" w:hAnsi="Arial" w:eastAsia="Arial" w:cs="Arial"/>
                 <w:i w:val="false"/>
                 <w:b w:val="false"/>
                 <w:u w:val="none"/>
@@ -8550,7 +8617,7 @@
             </w:pPr>
             <w:r xmlns:w="http://schemas.openxmlformats.org/wordprocessingml/2006/main" xmlns:wp="http://schemas.openxmlformats.org/drawingml/2006/wordprocessingDrawing" xmlns:r="http://schemas.openxmlformats.org/officeDocument/2006/relationships" xmlns:w14="http://schemas.microsoft.com/office/word/2010/wordml">
               <w:rPr>
-                <w:rFonts w:ascii="Helvetica" w:hAnsi="Helvetica" w:eastAsia="Helvetica" w:cs="Helvetica"/>
+                <w:rFonts w:ascii="Arial" w:hAnsi="Arial" w:eastAsia="Arial" w:cs="Arial"/>
                 <w:i w:val="false"/>
                 <w:b w:val="false"/>
                 <w:u w:val="none"/>
@@ -8592,7 +8659,7 @@
               <w:spacing w:after="100" w:before="100" w:line="240"/>
               <w:ind w:left="100" w:right="100" w:firstLine="0" w:firstLineChars="0"/>
               <w:rPr>
-                <w:rFonts w:ascii="Helvetica" w:hAnsi="Helvetica" w:eastAsia="Helvetica" w:cs="Helvetica"/>
+                <w:rFonts w:ascii="Arial" w:hAnsi="Arial" w:eastAsia="Arial" w:cs="Arial"/>
                 <w:i w:val="false"/>
                 <w:b w:val="false"/>
                 <w:u w:val="none"/>
@@ -8604,7 +8671,7 @@
             </w:pPr>
             <w:r xmlns:w="http://schemas.openxmlformats.org/wordprocessingml/2006/main" xmlns:wp="http://schemas.openxmlformats.org/drawingml/2006/wordprocessingDrawing" xmlns:r="http://schemas.openxmlformats.org/officeDocument/2006/relationships" xmlns:w14="http://schemas.microsoft.com/office/word/2010/wordml">
               <w:rPr>
-                <w:rFonts w:ascii="Helvetica" w:hAnsi="Helvetica" w:eastAsia="Helvetica" w:cs="Helvetica"/>
+                <w:rFonts w:ascii="Arial" w:hAnsi="Arial" w:eastAsia="Arial" w:cs="Arial"/>
                 <w:i w:val="false"/>
                 <w:b w:val="false"/>
                 <w:u w:val="none"/>
@@ -8651,7 +8718,7 @@
               <w:spacing w:after="100" w:before="100" w:line="240"/>
               <w:ind w:left="100" w:right="100" w:firstLine="0" w:firstLineChars="0"/>
               <w:rPr>
-                <w:rFonts w:ascii="Helvetica" w:hAnsi="Helvetica" w:eastAsia="Helvetica" w:cs="Helvetica"/>
+                <w:rFonts w:ascii="Arial" w:hAnsi="Arial" w:eastAsia="Arial" w:cs="Arial"/>
                 <w:i w:val="false"/>
                 <w:b w:val="false"/>
                 <w:u w:val="none"/>
@@ -8663,7 +8730,7 @@
             </w:pPr>
             <w:r xmlns:w="http://schemas.openxmlformats.org/wordprocessingml/2006/main" xmlns:wp="http://schemas.openxmlformats.org/drawingml/2006/wordprocessingDrawing" xmlns:r="http://schemas.openxmlformats.org/officeDocument/2006/relationships" xmlns:w14="http://schemas.microsoft.com/office/word/2010/wordml">
               <w:rPr>
-                <w:rFonts w:ascii="Helvetica" w:hAnsi="Helvetica" w:eastAsia="Helvetica" w:cs="Helvetica"/>
+                <w:rFonts w:ascii="Arial" w:hAnsi="Arial" w:eastAsia="Arial" w:cs="Arial"/>
                 <w:i w:val="false"/>
                 <w:b w:val="false"/>
                 <w:u w:val="none"/>
@@ -8705,7 +8772,7 @@
               <w:spacing w:after="100" w:before="100" w:line="240"/>
               <w:ind w:left="100" w:right="100" w:firstLine="0" w:firstLineChars="0"/>
               <w:rPr>
-                <w:rFonts w:ascii="Helvetica" w:hAnsi="Helvetica" w:eastAsia="Helvetica" w:cs="Helvetica"/>
+                <w:rFonts w:ascii="Arial" w:hAnsi="Arial" w:eastAsia="Arial" w:cs="Arial"/>
                 <w:i w:val="false"/>
                 <w:b w:val="false"/>
                 <w:u w:val="none"/>
@@ -8717,7 +8784,7 @@
             </w:pPr>
             <w:r xmlns:w="http://schemas.openxmlformats.org/wordprocessingml/2006/main" xmlns:wp="http://schemas.openxmlformats.org/drawingml/2006/wordprocessingDrawing" xmlns:r="http://schemas.openxmlformats.org/officeDocument/2006/relationships" xmlns:w14="http://schemas.microsoft.com/office/word/2010/wordml">
               <w:rPr>
-                <w:rFonts w:ascii="Helvetica" w:hAnsi="Helvetica" w:eastAsia="Helvetica" w:cs="Helvetica"/>
+                <w:rFonts w:ascii="Arial" w:hAnsi="Arial" w:eastAsia="Arial" w:cs="Arial"/>
                 <w:i w:val="false"/>
                 <w:b w:val="false"/>
                 <w:u w:val="none"/>
@@ -8759,7 +8826,7 @@
               <w:spacing w:after="100" w:before="100" w:line="240"/>
               <w:ind w:left="100" w:right="100" w:firstLine="0" w:firstLineChars="0"/>
               <w:rPr>
-                <w:rFonts w:ascii="Helvetica" w:hAnsi="Helvetica" w:eastAsia="Helvetica" w:cs="Helvetica"/>
+                <w:rFonts w:ascii="Arial" w:hAnsi="Arial" w:eastAsia="Arial" w:cs="Arial"/>
                 <w:i w:val="false"/>
                 <w:b w:val="false"/>
                 <w:u w:val="none"/>
@@ -8771,7 +8838,7 @@
             </w:pPr>
             <w:r xmlns:w="http://schemas.openxmlformats.org/wordprocessingml/2006/main" xmlns:wp="http://schemas.openxmlformats.org/drawingml/2006/wordprocessingDrawing" xmlns:r="http://schemas.openxmlformats.org/officeDocument/2006/relationships" xmlns:w14="http://schemas.microsoft.com/office/word/2010/wordml">
               <w:rPr>
-                <w:rFonts w:ascii="Helvetica" w:hAnsi="Helvetica" w:eastAsia="Helvetica" w:cs="Helvetica"/>
+                <w:rFonts w:ascii="Arial" w:hAnsi="Arial" w:eastAsia="Arial" w:cs="Arial"/>
                 <w:i w:val="false"/>
                 <w:b w:val="false"/>
                 <w:u w:val="none"/>
@@ -8818,7 +8885,7 @@
               <w:spacing w:after="100" w:before="100" w:line="240"/>
               <w:ind w:left="100" w:right="100" w:firstLine="0" w:firstLineChars="0"/>
               <w:rPr>
-                <w:rFonts w:ascii="Helvetica" w:hAnsi="Helvetica" w:eastAsia="Helvetica" w:cs="Helvetica"/>
+                <w:rFonts w:ascii="Arial" w:hAnsi="Arial" w:eastAsia="Arial" w:cs="Arial"/>
                 <w:i w:val="false"/>
                 <w:b w:val="false"/>
                 <w:u w:val="none"/>
@@ -8830,7 +8897,7 @@
             </w:pPr>
             <w:r xmlns:w="http://schemas.openxmlformats.org/wordprocessingml/2006/main" xmlns:wp="http://schemas.openxmlformats.org/drawingml/2006/wordprocessingDrawing" xmlns:r="http://schemas.openxmlformats.org/officeDocument/2006/relationships" xmlns:w14="http://schemas.microsoft.com/office/word/2010/wordml">
               <w:rPr>
-                <w:rFonts w:ascii="Helvetica" w:hAnsi="Helvetica" w:eastAsia="Helvetica" w:cs="Helvetica"/>
+                <w:rFonts w:ascii="Arial" w:hAnsi="Arial" w:eastAsia="Arial" w:cs="Arial"/>
                 <w:i w:val="false"/>
                 <w:b w:val="false"/>
                 <w:u w:val="none"/>
@@ -8872,7 +8939,7 @@
               <w:spacing w:after="100" w:before="100" w:line="240"/>
               <w:ind w:left="100" w:right="100" w:firstLine="0" w:firstLineChars="0"/>
               <w:rPr>
-                <w:rFonts w:ascii="Helvetica" w:hAnsi="Helvetica" w:eastAsia="Helvetica" w:cs="Helvetica"/>
+                <w:rFonts w:ascii="Arial" w:hAnsi="Arial" w:eastAsia="Arial" w:cs="Arial"/>
                 <w:i w:val="false"/>
                 <w:b w:val="false"/>
                 <w:u w:val="none"/>
@@ -8884,7 +8951,7 @@
             </w:pPr>
             <w:r xmlns:w="http://schemas.openxmlformats.org/wordprocessingml/2006/main" xmlns:wp="http://schemas.openxmlformats.org/drawingml/2006/wordprocessingDrawing" xmlns:r="http://schemas.openxmlformats.org/officeDocument/2006/relationships" xmlns:w14="http://schemas.microsoft.com/office/word/2010/wordml">
               <w:rPr>
-                <w:rFonts w:ascii="Helvetica" w:hAnsi="Helvetica" w:eastAsia="Helvetica" w:cs="Helvetica"/>
+                <w:rFonts w:ascii="Arial" w:hAnsi="Arial" w:eastAsia="Arial" w:cs="Arial"/>
                 <w:i w:val="false"/>
                 <w:b w:val="false"/>
                 <w:u w:val="none"/>
@@ -8926,7 +8993,7 @@
               <w:spacing w:after="100" w:before="100" w:line="240"/>
               <w:ind w:left="100" w:right="100" w:firstLine="0" w:firstLineChars="0"/>
               <w:rPr>
-                <w:rFonts w:ascii="Helvetica" w:hAnsi="Helvetica" w:eastAsia="Helvetica" w:cs="Helvetica"/>
+                <w:rFonts w:ascii="Arial" w:hAnsi="Arial" w:eastAsia="Arial" w:cs="Arial"/>
                 <w:i w:val="false"/>
                 <w:b w:val="false"/>
                 <w:u w:val="none"/>
@@ -8938,7 +9005,7 @@
             </w:pPr>
             <w:r xmlns:w="http://schemas.openxmlformats.org/wordprocessingml/2006/main" xmlns:wp="http://schemas.openxmlformats.org/drawingml/2006/wordprocessingDrawing" xmlns:r="http://schemas.openxmlformats.org/officeDocument/2006/relationships" xmlns:w14="http://schemas.microsoft.com/office/word/2010/wordml">
               <w:rPr>
-                <w:rFonts w:ascii="Helvetica" w:hAnsi="Helvetica" w:eastAsia="Helvetica" w:cs="Helvetica"/>
+                <w:rFonts w:ascii="Arial" w:hAnsi="Arial" w:eastAsia="Arial" w:cs="Arial"/>
                 <w:i w:val="false"/>
                 <w:b w:val="false"/>
                 <w:u w:val="none"/>
@@ -8985,7 +9052,7 @@
               <w:spacing w:after="100" w:before="100" w:line="240"/>
               <w:ind w:left="100" w:right="100" w:firstLine="0" w:firstLineChars="0"/>
               <w:rPr>
-                <w:rFonts w:ascii="Helvetica" w:hAnsi="Helvetica" w:eastAsia="Helvetica" w:cs="Helvetica"/>
+                <w:rFonts w:ascii="Arial" w:hAnsi="Arial" w:eastAsia="Arial" w:cs="Arial"/>
                 <w:i w:val="false"/>
                 <w:b w:val="false"/>
                 <w:u w:val="none"/>
@@ -8997,7 +9064,7 @@
             </w:pPr>
             <w:r xmlns:w="http://schemas.openxmlformats.org/wordprocessingml/2006/main" xmlns:wp="http://schemas.openxmlformats.org/drawingml/2006/wordprocessingDrawing" xmlns:r="http://schemas.openxmlformats.org/officeDocument/2006/relationships" xmlns:w14="http://schemas.microsoft.com/office/word/2010/wordml">
               <w:rPr>
-                <w:rFonts w:ascii="Helvetica" w:hAnsi="Helvetica" w:eastAsia="Helvetica" w:cs="Helvetica"/>
+                <w:rFonts w:ascii="Arial" w:hAnsi="Arial" w:eastAsia="Arial" w:cs="Arial"/>
                 <w:i w:val="false"/>
                 <w:b w:val="false"/>
                 <w:u w:val="none"/>
@@ -9039,7 +9106,7 @@
               <w:spacing w:after="100" w:before="100" w:line="240"/>
               <w:ind w:left="100" w:right="100" w:firstLine="0" w:firstLineChars="0"/>
               <w:rPr>
-                <w:rFonts w:ascii="Helvetica" w:hAnsi="Helvetica" w:eastAsia="Helvetica" w:cs="Helvetica"/>
+                <w:rFonts w:ascii="Arial" w:hAnsi="Arial" w:eastAsia="Arial" w:cs="Arial"/>
                 <w:i w:val="false"/>
                 <w:b w:val="false"/>
                 <w:u w:val="none"/>
@@ -9051,7 +9118,7 @@
             </w:pPr>
             <w:r xmlns:w="http://schemas.openxmlformats.org/wordprocessingml/2006/main" xmlns:wp="http://schemas.openxmlformats.org/drawingml/2006/wordprocessingDrawing" xmlns:r="http://schemas.openxmlformats.org/officeDocument/2006/relationships" xmlns:w14="http://schemas.microsoft.com/office/word/2010/wordml">
               <w:rPr>
-                <w:rFonts w:ascii="Helvetica" w:hAnsi="Helvetica" w:eastAsia="Helvetica" w:cs="Helvetica"/>
+                <w:rFonts w:ascii="Arial" w:hAnsi="Arial" w:eastAsia="Arial" w:cs="Arial"/>
                 <w:i w:val="false"/>
                 <w:b w:val="false"/>
                 <w:u w:val="none"/>
@@ -9093,7 +9160,7 @@
               <w:spacing w:after="100" w:before="100" w:line="240"/>
               <w:ind w:left="100" w:right="100" w:firstLine="0" w:firstLineChars="0"/>
               <w:rPr>
-                <w:rFonts w:ascii="Helvetica" w:hAnsi="Helvetica" w:eastAsia="Helvetica" w:cs="Helvetica"/>
+                <w:rFonts w:ascii="Arial" w:hAnsi="Arial" w:eastAsia="Arial" w:cs="Arial"/>
                 <w:i w:val="false"/>
                 <w:b w:val="false"/>
                 <w:u w:val="none"/>
@@ -9105,7 +9172,7 @@
             </w:pPr>
             <w:r xmlns:w="http://schemas.openxmlformats.org/wordprocessingml/2006/main" xmlns:wp="http://schemas.openxmlformats.org/drawingml/2006/wordprocessingDrawing" xmlns:r="http://schemas.openxmlformats.org/officeDocument/2006/relationships" xmlns:w14="http://schemas.microsoft.com/office/word/2010/wordml">
               <w:rPr>
-                <w:rFonts w:ascii="Helvetica" w:hAnsi="Helvetica" w:eastAsia="Helvetica" w:cs="Helvetica"/>
+                <w:rFonts w:ascii="Arial" w:hAnsi="Arial" w:eastAsia="Arial" w:cs="Arial"/>
                 <w:i w:val="false"/>
                 <w:b w:val="false"/>
                 <w:u w:val="none"/>
@@ -9152,7 +9219,7 @@
               <w:spacing w:after="100" w:before="100" w:line="240"/>
               <w:ind w:left="100" w:right="100" w:firstLine="0" w:firstLineChars="0"/>
               <w:rPr>
-                <w:rFonts w:ascii="Helvetica" w:hAnsi="Helvetica" w:eastAsia="Helvetica" w:cs="Helvetica"/>
+                <w:rFonts w:ascii="Arial" w:hAnsi="Arial" w:eastAsia="Arial" w:cs="Arial"/>
                 <w:i w:val="false"/>
                 <w:b w:val="false"/>
                 <w:u w:val="none"/>
@@ -9164,7 +9231,7 @@
             </w:pPr>
             <w:r xmlns:w="http://schemas.openxmlformats.org/wordprocessingml/2006/main" xmlns:wp="http://schemas.openxmlformats.org/drawingml/2006/wordprocessingDrawing" xmlns:r="http://schemas.openxmlformats.org/officeDocument/2006/relationships" xmlns:w14="http://schemas.microsoft.com/office/word/2010/wordml">
               <w:rPr>
-                <w:rFonts w:ascii="Helvetica" w:hAnsi="Helvetica" w:eastAsia="Helvetica" w:cs="Helvetica"/>
+                <w:rFonts w:ascii="Arial" w:hAnsi="Arial" w:eastAsia="Arial" w:cs="Arial"/>
                 <w:i w:val="false"/>
                 <w:b w:val="false"/>
                 <w:u w:val="none"/>
@@ -9206,7 +9273,7 @@
               <w:spacing w:after="100" w:before="100" w:line="240"/>
               <w:ind w:left="100" w:right="100" w:firstLine="0" w:firstLineChars="0"/>
               <w:rPr>
-                <w:rFonts w:ascii="Helvetica" w:hAnsi="Helvetica" w:eastAsia="Helvetica" w:cs="Helvetica"/>
+                <w:rFonts w:ascii="Arial" w:hAnsi="Arial" w:eastAsia="Arial" w:cs="Arial"/>
                 <w:i w:val="false"/>
                 <w:b w:val="false"/>
                 <w:u w:val="none"/>
@@ -9218,7 +9285,7 @@
             </w:pPr>
             <w:r xmlns:w="http://schemas.openxmlformats.org/wordprocessingml/2006/main" xmlns:wp="http://schemas.openxmlformats.org/drawingml/2006/wordprocessingDrawing" xmlns:r="http://schemas.openxmlformats.org/officeDocument/2006/relationships" xmlns:w14="http://schemas.microsoft.com/office/word/2010/wordml">
               <w:rPr>
-                <w:rFonts w:ascii="Helvetica" w:hAnsi="Helvetica" w:eastAsia="Helvetica" w:cs="Helvetica"/>
+                <w:rFonts w:ascii="Arial" w:hAnsi="Arial" w:eastAsia="Arial" w:cs="Arial"/>
                 <w:i w:val="false"/>
                 <w:b w:val="false"/>
                 <w:u w:val="none"/>
@@ -9260,7 +9327,7 @@
               <w:spacing w:after="100" w:before="100" w:line="240"/>
               <w:ind w:left="100" w:right="100" w:firstLine="0" w:firstLineChars="0"/>
               <w:rPr>
-                <w:rFonts w:ascii="Helvetica" w:hAnsi="Helvetica" w:eastAsia="Helvetica" w:cs="Helvetica"/>
+                <w:rFonts w:ascii="Arial" w:hAnsi="Arial" w:eastAsia="Arial" w:cs="Arial"/>
                 <w:i w:val="false"/>
                 <w:b w:val="false"/>
                 <w:u w:val="none"/>
@@ -9272,7 +9339,7 @@
             </w:pPr>
             <w:r xmlns:w="http://schemas.openxmlformats.org/wordprocessingml/2006/main" xmlns:wp="http://schemas.openxmlformats.org/drawingml/2006/wordprocessingDrawing" xmlns:r="http://schemas.openxmlformats.org/officeDocument/2006/relationships" xmlns:w14="http://schemas.microsoft.com/office/word/2010/wordml">
               <w:rPr>
-                <w:rFonts w:ascii="Helvetica" w:hAnsi="Helvetica" w:eastAsia="Helvetica" w:cs="Helvetica"/>
+                <w:rFonts w:ascii="Arial" w:hAnsi="Arial" w:eastAsia="Arial" w:cs="Arial"/>
                 <w:i w:val="false"/>
                 <w:b w:val="false"/>
                 <w:u w:val="none"/>
@@ -9319,7 +9386,7 @@
               <w:spacing w:after="100" w:before="100" w:line="240"/>
               <w:ind w:left="100" w:right="100" w:firstLine="0" w:firstLineChars="0"/>
               <w:rPr>
-                <w:rFonts w:ascii="Helvetica" w:hAnsi="Helvetica" w:eastAsia="Helvetica" w:cs="Helvetica"/>
+                <w:rFonts w:ascii="Arial" w:hAnsi="Arial" w:eastAsia="Arial" w:cs="Arial"/>
                 <w:i w:val="false"/>
                 <w:b w:val="false"/>
                 <w:u w:val="none"/>
@@ -9331,7 +9398,7 @@
             </w:pPr>
             <w:r xmlns:w="http://schemas.openxmlformats.org/wordprocessingml/2006/main" xmlns:wp="http://schemas.openxmlformats.org/drawingml/2006/wordprocessingDrawing" xmlns:r="http://schemas.openxmlformats.org/officeDocument/2006/relationships" xmlns:w14="http://schemas.microsoft.com/office/word/2010/wordml">
               <w:rPr>
-                <w:rFonts w:ascii="Helvetica" w:hAnsi="Helvetica" w:eastAsia="Helvetica" w:cs="Helvetica"/>
+                <w:rFonts w:ascii="Arial" w:hAnsi="Arial" w:eastAsia="Arial" w:cs="Arial"/>
                 <w:i w:val="false"/>
                 <w:b w:val="false"/>
                 <w:u w:val="none"/>
@@ -9373,7 +9440,7 @@
               <w:spacing w:after="100" w:before="100" w:line="240"/>
               <w:ind w:left="100" w:right="100" w:firstLine="0" w:firstLineChars="0"/>
               <w:rPr>
-                <w:rFonts w:ascii="Helvetica" w:hAnsi="Helvetica" w:eastAsia="Helvetica" w:cs="Helvetica"/>
+                <w:rFonts w:ascii="Arial" w:hAnsi="Arial" w:eastAsia="Arial" w:cs="Arial"/>
                 <w:i w:val="false"/>
                 <w:b w:val="false"/>
                 <w:u w:val="none"/>
@@ -9385,7 +9452,7 @@
             </w:pPr>
             <w:r xmlns:w="http://schemas.openxmlformats.org/wordprocessingml/2006/main" xmlns:wp="http://schemas.openxmlformats.org/drawingml/2006/wordprocessingDrawing" xmlns:r="http://schemas.openxmlformats.org/officeDocument/2006/relationships" xmlns:w14="http://schemas.microsoft.com/office/word/2010/wordml">
               <w:rPr>
-                <w:rFonts w:ascii="Helvetica" w:hAnsi="Helvetica" w:eastAsia="Helvetica" w:cs="Helvetica"/>
+                <w:rFonts w:ascii="Arial" w:hAnsi="Arial" w:eastAsia="Arial" w:cs="Arial"/>
                 <w:i w:val="false"/>
                 <w:b w:val="false"/>
                 <w:u w:val="none"/>
@@ -9427,7 +9494,7 @@
               <w:spacing w:after="100" w:before="100" w:line="240"/>
               <w:ind w:left="100" w:right="100" w:firstLine="0" w:firstLineChars="0"/>
               <w:rPr>
-                <w:rFonts w:ascii="Helvetica" w:hAnsi="Helvetica" w:eastAsia="Helvetica" w:cs="Helvetica"/>
+                <w:rFonts w:ascii="Arial" w:hAnsi="Arial" w:eastAsia="Arial" w:cs="Arial"/>
                 <w:i w:val="false"/>
                 <w:b w:val="false"/>
                 <w:u w:val="none"/>
@@ -9439,7 +9506,7 @@
             </w:pPr>
             <w:r xmlns:w="http://schemas.openxmlformats.org/wordprocessingml/2006/main" xmlns:wp="http://schemas.openxmlformats.org/drawingml/2006/wordprocessingDrawing" xmlns:r="http://schemas.openxmlformats.org/officeDocument/2006/relationships" xmlns:w14="http://schemas.microsoft.com/office/word/2010/wordml">
               <w:rPr>
-                <w:rFonts w:ascii="Helvetica" w:hAnsi="Helvetica" w:eastAsia="Helvetica" w:cs="Helvetica"/>
+                <w:rFonts w:ascii="Arial" w:hAnsi="Arial" w:eastAsia="Arial" w:cs="Arial"/>
                 <w:i w:val="false"/>
                 <w:b w:val="false"/>
                 <w:u w:val="none"/>
@@ -9453,7 +9520,7 @@
             </w:r>
             <w:r xmlns:w="http://schemas.openxmlformats.org/wordprocessingml/2006/main" xmlns:wp="http://schemas.openxmlformats.org/drawingml/2006/wordprocessingDrawing" xmlns:r="http://schemas.openxmlformats.org/officeDocument/2006/relationships" xmlns:w14="http://schemas.microsoft.com/office/word/2010/wordml">
               <w:rPr>
-                <w:rFonts w:ascii="Helvetica" w:hAnsi="Helvetica" w:eastAsia="Helvetica" w:cs="Helvetica"/>
+                <w:rFonts w:ascii="Arial" w:hAnsi="Arial" w:eastAsia="Arial" w:cs="Arial"/>
                 <w:i w:val="false"/>
                 <w:b w:val="false"/>
                 <w:u w:val="none"/>
@@ -9466,7 +9533,7 @@
             </w:r>
             <w:r xmlns:w="http://schemas.openxmlformats.org/wordprocessingml/2006/main" xmlns:wp="http://schemas.openxmlformats.org/drawingml/2006/wordprocessingDrawing" xmlns:r="http://schemas.openxmlformats.org/officeDocument/2006/relationships" xmlns:w14="http://schemas.microsoft.com/office/word/2010/wordml">
               <w:rPr>
-                <w:rFonts w:ascii="Helvetica" w:hAnsi="Helvetica" w:eastAsia="Helvetica" w:cs="Helvetica"/>
+                <w:rFonts w:ascii="Arial" w:hAnsi="Arial" w:eastAsia="Arial" w:cs="Arial"/>
                 <w:i w:val="false"/>
                 <w:b w:val="false"/>
                 <w:u w:val="none"/>
@@ -9480,7 +9547,7 @@
             </w:r>
             <w:r xmlns:w="http://schemas.openxmlformats.org/wordprocessingml/2006/main" xmlns:wp="http://schemas.openxmlformats.org/drawingml/2006/wordprocessingDrawing" xmlns:r="http://schemas.openxmlformats.org/officeDocument/2006/relationships" xmlns:w14="http://schemas.microsoft.com/office/word/2010/wordml">
               <w:rPr>
-                <w:rFonts w:ascii="Helvetica" w:hAnsi="Helvetica" w:eastAsia="Helvetica" w:cs="Helvetica"/>
+                <w:rFonts w:ascii="Arial" w:hAnsi="Arial" w:eastAsia="Arial" w:cs="Arial"/>
                 <w:i w:val="false"/>
                 <w:b w:val="false"/>
                 <w:u w:val="none"/>
@@ -9493,16 +9560,16 @@
             </w:r>
             <w:r xmlns:w="http://schemas.openxmlformats.org/wordprocessingml/2006/main" xmlns:wp="http://schemas.openxmlformats.org/drawingml/2006/wordprocessingDrawing" xmlns:r="http://schemas.openxmlformats.org/officeDocument/2006/relationships" xmlns:w14="http://schemas.microsoft.com/office/word/2010/wordml">
               <w:rPr>
-                <w:rFonts w:ascii="Helvetica" w:hAnsi="Helvetica" w:eastAsia="Helvetica" w:cs="Helvetica"/>
-                <w:i w:val="false"/>
-                <w:b w:val="false"/>
-                <w:u w:val="none"/>
-                <w:strike w:val="false"/>
-                <w:sz w:val="22"/>
-                <w:szCs w:val="22"/>
-                <w:color w:val="000000"/>
-              </w:rPr>
-              <w:t xml:space="preserve">(26–40 points – similar conceptual design to the original, but with a completely different setting/population/procedure etc. In other words, it’s not done in a restaurant with posture and servers, and it still retains the basic logic - some type of action leads to people liking a person better, which in turn leads to an improvement in some outcome for that person.) Think outside the box and the options are limitless.</w:t>
+                <w:rFonts w:ascii="Arial" w:hAnsi="Arial" w:eastAsia="Arial" w:cs="Arial"/>
+                <w:i w:val="false"/>
+                <w:b w:val="false"/>
+                <w:u w:val="none"/>
+                <w:strike w:val="false"/>
+                <w:sz w:val="22"/>
+                <w:szCs w:val="22"/>
+                <w:color w:val="000000"/>
+              </w:rPr>
+              <w:t xml:space="preserve">(26–50 points – similar conceptual design to the original, but with a completely different setting/population/procedure etc. In other words, it’s not done in a restaurant with posture and servers, and it still retains the basic logic - some type of action leads to people liking a person better, which in turn leads to an improvement in some outcome for that person.) Think outside the box and the options are limitless.</w:t>
             </w:r>
           </w:p>
         </w:tc>
@@ -9540,7 +9607,7 @@
               <w:spacing w:after="100" w:before="100" w:line="240"/>
               <w:ind w:left="100" w:right="100" w:firstLine="0" w:firstLineChars="0"/>
               <w:rPr>
-                <w:rFonts w:ascii="Helvetica" w:hAnsi="Helvetica" w:eastAsia="Helvetica" w:cs="Helvetica"/>
+                <w:rFonts w:ascii="Arial" w:hAnsi="Arial" w:eastAsia="Arial" w:cs="Arial"/>
                 <w:i w:val="false"/>
                 <w:b w:val="false"/>
                 <w:u w:val="none"/>
@@ -9552,7 +9619,7 @@
             </w:pPr>
             <w:r xmlns:w="http://schemas.openxmlformats.org/wordprocessingml/2006/main" xmlns:wp="http://schemas.openxmlformats.org/drawingml/2006/wordprocessingDrawing" xmlns:r="http://schemas.openxmlformats.org/officeDocument/2006/relationships" xmlns:w14="http://schemas.microsoft.com/office/word/2010/wordml">
               <w:rPr>
-                <w:rFonts w:ascii="Helvetica" w:hAnsi="Helvetica" w:eastAsia="Helvetica" w:cs="Helvetica"/>
+                <w:rFonts w:ascii="Arial" w:hAnsi="Arial" w:eastAsia="Arial" w:cs="Arial"/>
                 <w:i w:val="false"/>
                 <w:b w:val="false"/>
                 <w:u w:val="none"/>
@@ -9594,7 +9661,7 @@
               <w:spacing w:after="100" w:before="100" w:line="240"/>
               <w:ind w:left="100" w:right="100" w:firstLine="0" w:firstLineChars="0"/>
               <w:rPr>
-                <w:rFonts w:ascii="Helvetica" w:hAnsi="Helvetica" w:eastAsia="Helvetica" w:cs="Helvetica"/>
+                <w:rFonts w:ascii="Arial" w:hAnsi="Arial" w:eastAsia="Arial" w:cs="Arial"/>
                 <w:i w:val="false"/>
                 <w:b w:val="false"/>
                 <w:u w:val="none"/>
@@ -9606,7 +9673,7 @@
             </w:pPr>
             <w:r xmlns:w="http://schemas.openxmlformats.org/wordprocessingml/2006/main" xmlns:wp="http://schemas.openxmlformats.org/drawingml/2006/wordprocessingDrawing" xmlns:r="http://schemas.openxmlformats.org/officeDocument/2006/relationships" xmlns:w14="http://schemas.microsoft.com/office/word/2010/wordml">
               <w:rPr>
-                <w:rFonts w:ascii="Helvetica" w:hAnsi="Helvetica" w:eastAsia="Helvetica" w:cs="Helvetica"/>
+                <w:rFonts w:ascii="Arial" w:hAnsi="Arial" w:eastAsia="Arial" w:cs="Arial"/>
                 <w:i w:val="false"/>
                 <w:b w:val="false"/>
                 <w:u w:val="none"/>
@@ -9648,7 +9715,7 @@
               <w:spacing w:after="100" w:before="100" w:line="240"/>
               <w:ind w:left="100" w:right="100" w:firstLine="0" w:firstLineChars="0"/>
               <w:rPr>
-                <w:rFonts w:ascii="Helvetica" w:hAnsi="Helvetica" w:eastAsia="Helvetica" w:cs="Helvetica"/>
+                <w:rFonts w:ascii="Arial" w:hAnsi="Arial" w:eastAsia="Arial" w:cs="Arial"/>
                 <w:i w:val="false"/>
                 <w:b w:val="false"/>
                 <w:u w:val="none"/>
@@ -9660,7 +9727,7 @@
             </w:pPr>
             <w:r xmlns:w="http://schemas.openxmlformats.org/wordprocessingml/2006/main" xmlns:wp="http://schemas.openxmlformats.org/drawingml/2006/wordprocessingDrawing" xmlns:r="http://schemas.openxmlformats.org/officeDocument/2006/relationships" xmlns:w14="http://schemas.microsoft.com/office/word/2010/wordml">
               <w:rPr>
-                <w:rFonts w:ascii="Helvetica" w:hAnsi="Helvetica" w:eastAsia="Helvetica" w:cs="Helvetica"/>
+                <w:rFonts w:ascii="Arial" w:hAnsi="Arial" w:eastAsia="Arial" w:cs="Arial"/>
                 <w:i w:val="false"/>
                 <w:b w:val="false"/>
                 <w:u w:val="none"/>
@@ -9707,7 +9774,7 @@
               <w:spacing w:after="100" w:before="100" w:line="240"/>
               <w:ind w:left="100" w:right="100" w:firstLine="0" w:firstLineChars="0"/>
               <w:rPr>
-                <w:rFonts w:ascii="Helvetica" w:hAnsi="Helvetica" w:eastAsia="Helvetica" w:cs="Helvetica"/>
+                <w:rFonts w:ascii="Arial" w:hAnsi="Arial" w:eastAsia="Arial" w:cs="Arial"/>
                 <w:i w:val="false"/>
                 <w:b w:val="false"/>
                 <w:u w:val="none"/>
@@ -9719,7 +9786,7 @@
             </w:pPr>
             <w:r xmlns:w="http://schemas.openxmlformats.org/wordprocessingml/2006/main" xmlns:wp="http://schemas.openxmlformats.org/drawingml/2006/wordprocessingDrawing" xmlns:r="http://schemas.openxmlformats.org/officeDocument/2006/relationships" xmlns:w14="http://schemas.microsoft.com/office/word/2010/wordml">
               <w:rPr>
-                <w:rFonts w:ascii="Helvetica" w:hAnsi="Helvetica" w:eastAsia="Helvetica" w:cs="Helvetica"/>
+                <w:rFonts w:ascii="Arial" w:hAnsi="Arial" w:eastAsia="Arial" w:cs="Arial"/>
                 <w:i w:val="false"/>
                 <w:b w:val="false"/>
                 <w:u w:val="none"/>
@@ -9761,7 +9828,7 @@
               <w:spacing w:after="100" w:before="100" w:line="240"/>
               <w:ind w:left="100" w:right="100" w:firstLine="0" w:firstLineChars="0"/>
               <w:rPr>
-                <w:rFonts w:ascii="Helvetica" w:hAnsi="Helvetica" w:eastAsia="Helvetica" w:cs="Helvetica"/>
+                <w:rFonts w:ascii="Arial" w:hAnsi="Arial" w:eastAsia="Arial" w:cs="Arial"/>
                 <w:i w:val="false"/>
                 <w:b w:val="false"/>
                 <w:u w:val="none"/>
@@ -9773,7 +9840,7 @@
             </w:pPr>
             <w:r xmlns:w="http://schemas.openxmlformats.org/wordprocessingml/2006/main" xmlns:wp="http://schemas.openxmlformats.org/drawingml/2006/wordprocessingDrawing" xmlns:r="http://schemas.openxmlformats.org/officeDocument/2006/relationships" xmlns:w14="http://schemas.microsoft.com/office/word/2010/wordml">
               <w:rPr>
-                <w:rFonts w:ascii="Helvetica" w:hAnsi="Helvetica" w:eastAsia="Helvetica" w:cs="Helvetica"/>
+                <w:rFonts w:ascii="Arial" w:hAnsi="Arial" w:eastAsia="Arial" w:cs="Arial"/>
                 <w:i w:val="false"/>
                 <w:b w:val="false"/>
                 <w:u w:val="none"/>
@@ -9815,7 +9882,7 @@
               <w:spacing w:after="100" w:before="100" w:line="240"/>
               <w:ind w:left="100" w:right="100" w:firstLine="0" w:firstLineChars="0"/>
               <w:rPr>
-                <w:rFonts w:ascii="Helvetica" w:hAnsi="Helvetica" w:eastAsia="Helvetica" w:cs="Helvetica"/>
+                <w:rFonts w:ascii="Arial" w:hAnsi="Arial" w:eastAsia="Arial" w:cs="Arial"/>
                 <w:i w:val="false"/>
                 <w:b w:val="false"/>
                 <w:u w:val="none"/>
@@ -9827,7 +9894,7 @@
             </w:pPr>
             <w:r xmlns:w="http://schemas.openxmlformats.org/wordprocessingml/2006/main" xmlns:wp="http://schemas.openxmlformats.org/drawingml/2006/wordprocessingDrawing" xmlns:r="http://schemas.openxmlformats.org/officeDocument/2006/relationships" xmlns:w14="http://schemas.microsoft.com/office/word/2010/wordml">
               <w:rPr>
-                <w:rFonts w:ascii="Helvetica" w:hAnsi="Helvetica" w:eastAsia="Helvetica" w:cs="Helvetica"/>
+                <w:rFonts w:ascii="Arial" w:hAnsi="Arial" w:eastAsia="Arial" w:cs="Arial"/>
                 <w:i w:val="false"/>
                 <w:b w:val="false"/>
                 <w:u w:val="none"/>
@@ -9874,7 +9941,7 @@
               <w:spacing w:after="100" w:before="100" w:line="240"/>
               <w:ind w:left="100" w:right="100" w:firstLine="0" w:firstLineChars="0"/>
               <w:rPr>
-                <w:rFonts w:ascii="Helvetica" w:hAnsi="Helvetica" w:eastAsia="Helvetica" w:cs="Helvetica"/>
+                <w:rFonts w:ascii="Arial" w:hAnsi="Arial" w:eastAsia="Arial" w:cs="Arial"/>
                 <w:i w:val="false"/>
                 <w:b w:val="false"/>
                 <w:u w:val="none"/>
@@ -9886,7 +9953,7 @@
             </w:pPr>
             <w:r xmlns:w="http://schemas.openxmlformats.org/wordprocessingml/2006/main" xmlns:wp="http://schemas.openxmlformats.org/drawingml/2006/wordprocessingDrawing" xmlns:r="http://schemas.openxmlformats.org/officeDocument/2006/relationships" xmlns:w14="http://schemas.microsoft.com/office/word/2010/wordml">
               <w:rPr>
-                <w:rFonts w:ascii="Helvetica" w:hAnsi="Helvetica" w:eastAsia="Helvetica" w:cs="Helvetica"/>
+                <w:rFonts w:ascii="Arial" w:hAnsi="Arial" w:eastAsia="Arial" w:cs="Arial"/>
                 <w:i w:val="false"/>
                 <w:b w:val="false"/>
                 <w:u w:val="none"/>
@@ -9928,7 +9995,7 @@
               <w:spacing w:after="100" w:before="100" w:line="240"/>
               <w:ind w:left="100" w:right="100" w:firstLine="0" w:firstLineChars="0"/>
               <w:rPr>
-                <w:rFonts w:ascii="Helvetica" w:hAnsi="Helvetica" w:eastAsia="Helvetica" w:cs="Helvetica"/>
+                <w:rFonts w:ascii="Arial" w:hAnsi="Arial" w:eastAsia="Arial" w:cs="Arial"/>
                 <w:i w:val="false"/>
                 <w:b w:val="false"/>
                 <w:u w:val="none"/>
@@ -9940,7 +10007,7 @@
             </w:pPr>
             <w:r xmlns:w="http://schemas.openxmlformats.org/wordprocessingml/2006/main" xmlns:wp="http://schemas.openxmlformats.org/drawingml/2006/wordprocessingDrawing" xmlns:r="http://schemas.openxmlformats.org/officeDocument/2006/relationships" xmlns:w14="http://schemas.microsoft.com/office/word/2010/wordml">
               <w:rPr>
-                <w:rFonts w:ascii="Helvetica" w:hAnsi="Helvetica" w:eastAsia="Helvetica" w:cs="Helvetica"/>
+                <w:rFonts w:ascii="Arial" w:hAnsi="Arial" w:eastAsia="Arial" w:cs="Arial"/>
                 <w:i w:val="false"/>
                 <w:b w:val="false"/>
                 <w:u w:val="none"/>
@@ -9982,7 +10049,7 @@
               <w:spacing w:after="100" w:before="100" w:line="240"/>
               <w:ind w:left="100" w:right="100" w:firstLine="0" w:firstLineChars="0"/>
               <w:rPr>
-                <w:rFonts w:ascii="Helvetica" w:hAnsi="Helvetica" w:eastAsia="Helvetica" w:cs="Helvetica"/>
+                <w:rFonts w:ascii="Arial" w:hAnsi="Arial" w:eastAsia="Arial" w:cs="Arial"/>
                 <w:i w:val="false"/>
                 <w:b w:val="false"/>
                 <w:u w:val="none"/>
@@ -9994,7 +10061,7 @@
             </w:pPr>
             <w:r xmlns:w="http://schemas.openxmlformats.org/wordprocessingml/2006/main" xmlns:wp="http://schemas.openxmlformats.org/drawingml/2006/wordprocessingDrawing" xmlns:r="http://schemas.openxmlformats.org/officeDocument/2006/relationships" xmlns:w14="http://schemas.microsoft.com/office/word/2010/wordml">
               <w:rPr>
-                <w:rFonts w:ascii="Helvetica" w:hAnsi="Helvetica" w:eastAsia="Helvetica" w:cs="Helvetica"/>
+                <w:rFonts w:ascii="Arial" w:hAnsi="Arial" w:eastAsia="Arial" w:cs="Arial"/>
                 <w:i w:val="false"/>
                 <w:b w:val="false"/>
                 <w:u w:val="none"/>
@@ -10041,7 +10108,7 @@
               <w:spacing w:after="100" w:before="100" w:line="240"/>
               <w:ind w:left="100" w:right="100" w:firstLine="0" w:firstLineChars="0"/>
               <w:rPr>
-                <w:rFonts w:ascii="Helvetica" w:hAnsi="Helvetica" w:eastAsia="Helvetica" w:cs="Helvetica"/>
+                <w:rFonts w:ascii="Arial" w:hAnsi="Arial" w:eastAsia="Arial" w:cs="Arial"/>
                 <w:i w:val="false"/>
                 <w:b w:val="false"/>
                 <w:u w:val="none"/>
@@ -10053,7 +10120,7 @@
             </w:pPr>
             <w:r xmlns:w="http://schemas.openxmlformats.org/wordprocessingml/2006/main" xmlns:wp="http://schemas.openxmlformats.org/drawingml/2006/wordprocessingDrawing" xmlns:r="http://schemas.openxmlformats.org/officeDocument/2006/relationships" xmlns:w14="http://schemas.microsoft.com/office/word/2010/wordml">
               <w:rPr>
-                <w:rFonts w:ascii="Helvetica" w:hAnsi="Helvetica" w:eastAsia="Helvetica" w:cs="Helvetica"/>
+                <w:rFonts w:ascii="Arial" w:hAnsi="Arial" w:eastAsia="Arial" w:cs="Arial"/>
                 <w:i w:val="false"/>
                 <w:b w:val="false"/>
                 <w:u w:val="none"/>
@@ -10095,7 +10162,7 @@
               <w:spacing w:after="100" w:before="100" w:line="240"/>
               <w:ind w:left="100" w:right="100" w:firstLine="0" w:firstLineChars="0"/>
               <w:rPr>
-                <w:rFonts w:ascii="Helvetica" w:hAnsi="Helvetica" w:eastAsia="Helvetica" w:cs="Helvetica"/>
+                <w:rFonts w:ascii="Arial" w:hAnsi="Arial" w:eastAsia="Arial" w:cs="Arial"/>
                 <w:i w:val="false"/>
                 <w:b w:val="false"/>
                 <w:u w:val="none"/>
@@ -10107,7 +10174,7 @@
             </w:pPr>
             <w:r xmlns:w="http://schemas.openxmlformats.org/wordprocessingml/2006/main" xmlns:wp="http://schemas.openxmlformats.org/drawingml/2006/wordprocessingDrawing" xmlns:r="http://schemas.openxmlformats.org/officeDocument/2006/relationships" xmlns:w14="http://schemas.microsoft.com/office/word/2010/wordml">
               <w:rPr>
-                <w:rFonts w:ascii="Helvetica" w:hAnsi="Helvetica" w:eastAsia="Helvetica" w:cs="Helvetica"/>
+                <w:rFonts w:ascii="Arial" w:hAnsi="Arial" w:eastAsia="Arial" w:cs="Arial"/>
                 <w:i w:val="false"/>
                 <w:b w:val="false"/>
                 <w:u w:val="none"/>
@@ -10149,7 +10216,7 @@
               <w:spacing w:after="100" w:before="100" w:line="240"/>
               <w:ind w:left="100" w:right="100" w:firstLine="0" w:firstLineChars="0"/>
               <w:rPr>
-                <w:rFonts w:ascii="Helvetica" w:hAnsi="Helvetica" w:eastAsia="Helvetica" w:cs="Helvetica"/>
+                <w:rFonts w:ascii="Arial" w:hAnsi="Arial" w:eastAsia="Arial" w:cs="Arial"/>
                 <w:i w:val="false"/>
                 <w:b w:val="false"/>
                 <w:u w:val="none"/>
@@ -10161,7 +10228,7 @@
             </w:pPr>
             <w:r xmlns:w="http://schemas.openxmlformats.org/wordprocessingml/2006/main" xmlns:wp="http://schemas.openxmlformats.org/drawingml/2006/wordprocessingDrawing" xmlns:r="http://schemas.openxmlformats.org/officeDocument/2006/relationships" xmlns:w14="http://schemas.microsoft.com/office/word/2010/wordml">
               <w:rPr>
-                <w:rFonts w:ascii="Helvetica" w:hAnsi="Helvetica" w:eastAsia="Helvetica" w:cs="Helvetica"/>
+                <w:rFonts w:ascii="Arial" w:hAnsi="Arial" w:eastAsia="Arial" w:cs="Arial"/>
                 <w:i w:val="false"/>
                 <w:b w:val="false"/>
                 <w:u w:val="none"/>
@@ -10208,7 +10275,7 @@
               <w:spacing w:after="100" w:before="100" w:line="240"/>
               <w:ind w:left="100" w:right="100" w:firstLine="0" w:firstLineChars="0"/>
               <w:rPr>
-                <w:rFonts w:ascii="Helvetica" w:hAnsi="Helvetica" w:eastAsia="Helvetica" w:cs="Helvetica"/>
+                <w:rFonts w:ascii="Arial" w:hAnsi="Arial" w:eastAsia="Arial" w:cs="Arial"/>
                 <w:i w:val="false"/>
                 <w:b w:val="false"/>
                 <w:u w:val="none"/>
@@ -10220,7 +10287,7 @@
             </w:pPr>
             <w:r xmlns:w="http://schemas.openxmlformats.org/wordprocessingml/2006/main" xmlns:wp="http://schemas.openxmlformats.org/drawingml/2006/wordprocessingDrawing" xmlns:r="http://schemas.openxmlformats.org/officeDocument/2006/relationships" xmlns:w14="http://schemas.microsoft.com/office/word/2010/wordml">
               <w:rPr>
-                <w:rFonts w:ascii="Helvetica" w:hAnsi="Helvetica" w:eastAsia="Helvetica" w:cs="Helvetica"/>
+                <w:rFonts w:ascii="Arial" w:hAnsi="Arial" w:eastAsia="Arial" w:cs="Arial"/>
                 <w:i w:val="false"/>
                 <w:b w:val="false"/>
                 <w:u w:val="none"/>
@@ -10262,7 +10329,7 @@
               <w:spacing w:after="100" w:before="100" w:line="240"/>
               <w:ind w:left="100" w:right="100" w:firstLine="0" w:firstLineChars="0"/>
               <w:rPr>
-                <w:rFonts w:ascii="Helvetica" w:hAnsi="Helvetica" w:eastAsia="Helvetica" w:cs="Helvetica"/>
+                <w:rFonts w:ascii="Arial" w:hAnsi="Arial" w:eastAsia="Arial" w:cs="Arial"/>
                 <w:i w:val="false"/>
                 <w:b w:val="false"/>
                 <w:u w:val="none"/>
@@ -10274,7 +10341,7 @@
             </w:pPr>
             <w:r xmlns:w="http://schemas.openxmlformats.org/wordprocessingml/2006/main" xmlns:wp="http://schemas.openxmlformats.org/drawingml/2006/wordprocessingDrawing" xmlns:r="http://schemas.openxmlformats.org/officeDocument/2006/relationships" xmlns:w14="http://schemas.microsoft.com/office/word/2010/wordml">
               <w:rPr>
-                <w:rFonts w:ascii="Helvetica" w:hAnsi="Helvetica" w:eastAsia="Helvetica" w:cs="Helvetica"/>
+                <w:rFonts w:ascii="Arial" w:hAnsi="Arial" w:eastAsia="Arial" w:cs="Arial"/>
                 <w:i w:val="false"/>
                 <w:b w:val="false"/>
                 <w:u w:val="none"/>
@@ -10316,7 +10383,7 @@
               <w:spacing w:after="100" w:before="100" w:line="240"/>
               <w:ind w:left="100" w:right="100" w:firstLine="0" w:firstLineChars="0"/>
               <w:rPr>
-                <w:rFonts w:ascii="Helvetica" w:hAnsi="Helvetica" w:eastAsia="Helvetica" w:cs="Helvetica"/>
+                <w:rFonts w:ascii="Arial" w:hAnsi="Arial" w:eastAsia="Arial" w:cs="Arial"/>
                 <w:i w:val="false"/>
                 <w:b w:val="false"/>
                 <w:u w:val="none"/>
@@ -10328,7 +10395,7 @@
             </w:pPr>
             <w:r xmlns:w="http://schemas.openxmlformats.org/wordprocessingml/2006/main" xmlns:wp="http://schemas.openxmlformats.org/drawingml/2006/wordprocessingDrawing" xmlns:r="http://schemas.openxmlformats.org/officeDocument/2006/relationships" xmlns:w14="http://schemas.microsoft.com/office/word/2010/wordml">
               <w:rPr>
-                <w:rFonts w:ascii="Helvetica" w:hAnsi="Helvetica" w:eastAsia="Helvetica" w:cs="Helvetica"/>
+                <w:rFonts w:ascii="Arial" w:hAnsi="Arial" w:eastAsia="Arial" w:cs="Arial"/>
                 <w:i w:val="false"/>
                 <w:b w:val="false"/>
                 <w:u w:val="none"/>
@@ -10375,7 +10442,7 @@
               <w:spacing w:after="100" w:before="100" w:line="240"/>
               <w:ind w:left="100" w:right="100" w:firstLine="0" w:firstLineChars="0"/>
               <w:rPr>
-                <w:rFonts w:ascii="Helvetica" w:hAnsi="Helvetica" w:eastAsia="Helvetica" w:cs="Helvetica"/>
+                <w:rFonts w:ascii="Arial" w:hAnsi="Arial" w:eastAsia="Arial" w:cs="Arial"/>
                 <w:i w:val="false"/>
                 <w:b w:val="false"/>
                 <w:u w:val="none"/>
@@ -10387,7 +10454,7 @@
             </w:pPr>
             <w:r xmlns:w="http://schemas.openxmlformats.org/wordprocessingml/2006/main" xmlns:wp="http://schemas.openxmlformats.org/drawingml/2006/wordprocessingDrawing" xmlns:r="http://schemas.openxmlformats.org/officeDocument/2006/relationships" xmlns:w14="http://schemas.microsoft.com/office/word/2010/wordml">
               <w:rPr>
-                <w:rFonts w:ascii="Helvetica" w:hAnsi="Helvetica" w:eastAsia="Helvetica" w:cs="Helvetica"/>
+                <w:rFonts w:ascii="Arial" w:hAnsi="Arial" w:eastAsia="Arial" w:cs="Arial"/>
                 <w:i w:val="false"/>
                 <w:b w:val="false"/>
                 <w:u w:val="none"/>
@@ -10429,7 +10496,7 @@
               <w:spacing w:after="100" w:before="100" w:line="240"/>
               <w:ind w:left="100" w:right="100" w:firstLine="0" w:firstLineChars="0"/>
               <w:rPr>
-                <w:rFonts w:ascii="Helvetica" w:hAnsi="Helvetica" w:eastAsia="Helvetica" w:cs="Helvetica"/>
+                <w:rFonts w:ascii="Arial" w:hAnsi="Arial" w:eastAsia="Arial" w:cs="Arial"/>
                 <w:i w:val="false"/>
                 <w:b w:val="false"/>
                 <w:u w:val="none"/>
@@ -10441,7 +10508,7 @@
             </w:pPr>
             <w:r xmlns:w="http://schemas.openxmlformats.org/wordprocessingml/2006/main" xmlns:wp="http://schemas.openxmlformats.org/drawingml/2006/wordprocessingDrawing" xmlns:r="http://schemas.openxmlformats.org/officeDocument/2006/relationships" xmlns:w14="http://schemas.microsoft.com/office/word/2010/wordml">
               <w:rPr>
-                <w:rFonts w:ascii="Helvetica" w:hAnsi="Helvetica" w:eastAsia="Helvetica" w:cs="Helvetica"/>
+                <w:rFonts w:ascii="Arial" w:hAnsi="Arial" w:eastAsia="Arial" w:cs="Arial"/>
                 <w:i w:val="false"/>
                 <w:b w:val="false"/>
                 <w:u w:val="none"/>
@@ -10483,7 +10550,7 @@
               <w:spacing w:after="100" w:before="100" w:line="240"/>
               <w:ind w:left="100" w:right="100" w:firstLine="0" w:firstLineChars="0"/>
               <w:rPr>
-                <w:rFonts w:ascii="Helvetica" w:hAnsi="Helvetica" w:eastAsia="Helvetica" w:cs="Helvetica"/>
+                <w:rFonts w:ascii="Arial" w:hAnsi="Arial" w:eastAsia="Arial" w:cs="Arial"/>
                 <w:i w:val="false"/>
                 <w:b w:val="false"/>
                 <w:u w:val="none"/>
@@ -10495,7 +10562,7 @@
             </w:pPr>
             <w:r xmlns:w="http://schemas.openxmlformats.org/wordprocessingml/2006/main" xmlns:wp="http://schemas.openxmlformats.org/drawingml/2006/wordprocessingDrawing" xmlns:r="http://schemas.openxmlformats.org/officeDocument/2006/relationships" xmlns:w14="http://schemas.microsoft.com/office/word/2010/wordml">
               <w:rPr>
-                <w:rFonts w:ascii="Helvetica" w:hAnsi="Helvetica" w:eastAsia="Helvetica" w:cs="Helvetica"/>
+                <w:rFonts w:ascii="Arial" w:hAnsi="Arial" w:eastAsia="Arial" w:cs="Arial"/>
                 <w:i w:val="false"/>
                 <w:b w:val="false"/>
                 <w:u w:val="none"/>
@@ -10542,7 +10609,7 @@
               <w:spacing w:after="100" w:before="100" w:line="240"/>
               <w:ind w:left="100" w:right="100" w:firstLine="0" w:firstLineChars="0"/>
               <w:rPr>
-                <w:rFonts w:ascii="Helvetica" w:hAnsi="Helvetica" w:eastAsia="Helvetica" w:cs="Helvetica"/>
+                <w:rFonts w:ascii="Arial" w:hAnsi="Arial" w:eastAsia="Arial" w:cs="Arial"/>
                 <w:i w:val="false"/>
                 <w:b w:val="false"/>
                 <w:u w:val="none"/>
@@ -10554,7 +10621,7 @@
             </w:pPr>
             <w:r xmlns:w="http://schemas.openxmlformats.org/wordprocessingml/2006/main" xmlns:wp="http://schemas.openxmlformats.org/drawingml/2006/wordprocessingDrawing" xmlns:r="http://schemas.openxmlformats.org/officeDocument/2006/relationships" xmlns:w14="http://schemas.microsoft.com/office/word/2010/wordml">
               <w:rPr>
-                <w:rFonts w:ascii="Helvetica" w:hAnsi="Helvetica" w:eastAsia="Helvetica" w:cs="Helvetica"/>
+                <w:rFonts w:ascii="Arial" w:hAnsi="Arial" w:eastAsia="Arial" w:cs="Arial"/>
                 <w:i w:val="false"/>
                 <w:b w:val="false"/>
                 <w:u w:val="none"/>
@@ -10596,7 +10663,7 @@
               <w:spacing w:after="100" w:before="100" w:line="240"/>
               <w:ind w:left="100" w:right="100" w:firstLine="0" w:firstLineChars="0"/>
               <w:rPr>
-                <w:rFonts w:ascii="Helvetica" w:hAnsi="Helvetica" w:eastAsia="Helvetica" w:cs="Helvetica"/>
+                <w:rFonts w:ascii="Arial" w:hAnsi="Arial" w:eastAsia="Arial" w:cs="Arial"/>
                 <w:i w:val="false"/>
                 <w:b w:val="false"/>
                 <w:u w:val="none"/>
@@ -10608,7 +10675,7 @@
             </w:pPr>
             <w:r xmlns:w="http://schemas.openxmlformats.org/wordprocessingml/2006/main" xmlns:wp="http://schemas.openxmlformats.org/drawingml/2006/wordprocessingDrawing" xmlns:r="http://schemas.openxmlformats.org/officeDocument/2006/relationships" xmlns:w14="http://schemas.microsoft.com/office/word/2010/wordml">
               <w:rPr>
-                <w:rFonts w:ascii="Helvetica" w:hAnsi="Helvetica" w:eastAsia="Helvetica" w:cs="Helvetica"/>
+                <w:rFonts w:ascii="Arial" w:hAnsi="Arial" w:eastAsia="Arial" w:cs="Arial"/>
                 <w:i w:val="false"/>
                 <w:b w:val="false"/>
                 <w:u w:val="none"/>
@@ -10650,7 +10717,7 @@
               <w:spacing w:after="100" w:before="100" w:line="240"/>
               <w:ind w:left="100" w:right="100" w:firstLine="0" w:firstLineChars="0"/>
               <w:rPr>
-                <w:rFonts w:ascii="Helvetica" w:hAnsi="Helvetica" w:eastAsia="Helvetica" w:cs="Helvetica"/>
+                <w:rFonts w:ascii="Arial" w:hAnsi="Arial" w:eastAsia="Arial" w:cs="Arial"/>
                 <w:i w:val="false"/>
                 <w:b w:val="false"/>
                 <w:u w:val="none"/>
@@ -10662,7 +10729,7 @@
             </w:pPr>
             <w:r xmlns:w="http://schemas.openxmlformats.org/wordprocessingml/2006/main" xmlns:wp="http://schemas.openxmlformats.org/drawingml/2006/wordprocessingDrawing" xmlns:r="http://schemas.openxmlformats.org/officeDocument/2006/relationships" xmlns:w14="http://schemas.microsoft.com/office/word/2010/wordml">
               <w:rPr>
-                <w:rFonts w:ascii="Helvetica" w:hAnsi="Helvetica" w:eastAsia="Helvetica" w:cs="Helvetica"/>
+                <w:rFonts w:ascii="Arial" w:hAnsi="Arial" w:eastAsia="Arial" w:cs="Arial"/>
                 <w:i w:val="false"/>
                 <w:b w:val="false"/>
                 <w:u w:val="none"/>
@@ -10709,7 +10776,7 @@
               <w:spacing w:after="100" w:before="100" w:line="240"/>
               <w:ind w:left="100" w:right="100" w:firstLine="0" w:firstLineChars="0"/>
               <w:rPr>
-                <w:rFonts w:ascii="Helvetica" w:hAnsi="Helvetica" w:eastAsia="Helvetica" w:cs="Helvetica"/>
+                <w:rFonts w:ascii="Arial" w:hAnsi="Arial" w:eastAsia="Arial" w:cs="Arial"/>
                 <w:i w:val="false"/>
                 <w:b w:val="false"/>
                 <w:u w:val="none"/>
@@ -10721,7 +10788,7 @@
             </w:pPr>
             <w:r xmlns:w="http://schemas.openxmlformats.org/wordprocessingml/2006/main" xmlns:wp="http://schemas.openxmlformats.org/drawingml/2006/wordprocessingDrawing" xmlns:r="http://schemas.openxmlformats.org/officeDocument/2006/relationships" xmlns:w14="http://schemas.microsoft.com/office/word/2010/wordml">
               <w:rPr>
-                <w:rFonts w:ascii="Helvetica" w:hAnsi="Helvetica" w:eastAsia="Helvetica" w:cs="Helvetica"/>
+                <w:rFonts w:ascii="Arial" w:hAnsi="Arial" w:eastAsia="Arial" w:cs="Arial"/>
                 <w:i w:val="false"/>
                 <w:b w:val="false"/>
                 <w:u w:val="none"/>
@@ -10763,7 +10830,7 @@
               <w:spacing w:after="100" w:before="100" w:line="240"/>
               <w:ind w:left="100" w:right="100" w:firstLine="0" w:firstLineChars="0"/>
               <w:rPr>
-                <w:rFonts w:ascii="Helvetica" w:hAnsi="Helvetica" w:eastAsia="Helvetica" w:cs="Helvetica"/>
+                <w:rFonts w:ascii="Arial" w:hAnsi="Arial" w:eastAsia="Arial" w:cs="Arial"/>
                 <w:i w:val="false"/>
                 <w:b w:val="false"/>
                 <w:u w:val="none"/>
@@ -10775,7 +10842,7 @@
             </w:pPr>
             <w:r xmlns:w="http://schemas.openxmlformats.org/wordprocessingml/2006/main" xmlns:wp="http://schemas.openxmlformats.org/drawingml/2006/wordprocessingDrawing" xmlns:r="http://schemas.openxmlformats.org/officeDocument/2006/relationships" xmlns:w14="http://schemas.microsoft.com/office/word/2010/wordml">
               <w:rPr>
-                <w:rFonts w:ascii="Helvetica" w:hAnsi="Helvetica" w:eastAsia="Helvetica" w:cs="Helvetica"/>
+                <w:rFonts w:ascii="Arial" w:hAnsi="Arial" w:eastAsia="Arial" w:cs="Arial"/>
                 <w:i w:val="false"/>
                 <w:b w:val="false"/>
                 <w:u w:val="none"/>
@@ -10817,7 +10884,7 @@
               <w:spacing w:after="100" w:before="100" w:line="240"/>
               <w:ind w:left="100" w:right="100" w:firstLine="0" w:firstLineChars="0"/>
               <w:rPr>
-                <w:rFonts w:ascii="Helvetica" w:hAnsi="Helvetica" w:eastAsia="Helvetica" w:cs="Helvetica"/>
+                <w:rFonts w:ascii="Arial" w:hAnsi="Arial" w:eastAsia="Arial" w:cs="Arial"/>
                 <w:i w:val="false"/>
                 <w:b w:val="false"/>
                 <w:u w:val="none"/>
@@ -10829,7 +10896,7 @@
             </w:pPr>
             <w:r xmlns:w="http://schemas.openxmlformats.org/wordprocessingml/2006/main" xmlns:wp="http://schemas.openxmlformats.org/drawingml/2006/wordprocessingDrawing" xmlns:r="http://schemas.openxmlformats.org/officeDocument/2006/relationships" xmlns:w14="http://schemas.microsoft.com/office/word/2010/wordml">
               <w:rPr>
-                <w:rFonts w:ascii="Helvetica" w:hAnsi="Helvetica" w:eastAsia="Helvetica" w:cs="Helvetica"/>
+                <w:rFonts w:ascii="Arial" w:hAnsi="Arial" w:eastAsia="Arial" w:cs="Arial"/>
                 <w:i w:val="false"/>
                 <w:b w:val="false"/>
                 <w:u w:val="none"/>
@@ -10876,7 +10943,7 @@
               <w:spacing w:after="100" w:before="100" w:line="240"/>
               <w:ind w:left="100" w:right="100" w:firstLine="0" w:firstLineChars="0"/>
               <w:rPr>
-                <w:rFonts w:ascii="Helvetica" w:hAnsi="Helvetica" w:eastAsia="Helvetica" w:cs="Helvetica"/>
+                <w:rFonts w:ascii="Arial" w:hAnsi="Arial" w:eastAsia="Arial" w:cs="Arial"/>
                 <w:i w:val="false"/>
                 <w:b w:val="false"/>
                 <w:u w:val="none"/>
@@ -10888,7 +10955,7 @@
             </w:pPr>
             <w:r xmlns:w="http://schemas.openxmlformats.org/wordprocessingml/2006/main" xmlns:wp="http://schemas.openxmlformats.org/drawingml/2006/wordprocessingDrawing" xmlns:r="http://schemas.openxmlformats.org/officeDocument/2006/relationships" xmlns:w14="http://schemas.microsoft.com/office/word/2010/wordml">
               <w:rPr>
-                <w:rFonts w:ascii="Helvetica" w:hAnsi="Helvetica" w:eastAsia="Helvetica" w:cs="Helvetica"/>
+                <w:rFonts w:ascii="Arial" w:hAnsi="Arial" w:eastAsia="Arial" w:cs="Arial"/>
                 <w:i w:val="false"/>
                 <w:b w:val="false"/>
                 <w:u w:val="none"/>
@@ -10930,7 +10997,7 @@
               <w:spacing w:after="100" w:before="100" w:line="240"/>
               <w:ind w:left="100" w:right="100" w:firstLine="0" w:firstLineChars="0"/>
               <w:rPr>
-                <w:rFonts w:ascii="Helvetica" w:hAnsi="Helvetica" w:eastAsia="Helvetica" w:cs="Helvetica"/>
+                <w:rFonts w:ascii="Arial" w:hAnsi="Arial" w:eastAsia="Arial" w:cs="Arial"/>
                 <w:i w:val="false"/>
                 <w:b w:val="false"/>
                 <w:u w:val="none"/>
@@ -10942,7 +11009,7 @@
             </w:pPr>
             <w:r xmlns:w="http://schemas.openxmlformats.org/wordprocessingml/2006/main" xmlns:wp="http://schemas.openxmlformats.org/drawingml/2006/wordprocessingDrawing" xmlns:r="http://schemas.openxmlformats.org/officeDocument/2006/relationships" xmlns:w14="http://schemas.microsoft.com/office/word/2010/wordml">
               <w:rPr>
-                <w:rFonts w:ascii="Helvetica" w:hAnsi="Helvetica" w:eastAsia="Helvetica" w:cs="Helvetica"/>
+                <w:rFonts w:ascii="Arial" w:hAnsi="Arial" w:eastAsia="Arial" w:cs="Arial"/>
                 <w:i w:val="false"/>
                 <w:b w:val="false"/>
                 <w:u w:val="none"/>
@@ -10984,7 +11051,7 @@
               <w:spacing w:after="100" w:before="100" w:line="240"/>
               <w:ind w:left="100" w:right="100" w:firstLine="0" w:firstLineChars="0"/>
               <w:rPr>
-                <w:rFonts w:ascii="Helvetica" w:hAnsi="Helvetica" w:eastAsia="Helvetica" w:cs="Helvetica"/>
+                <w:rFonts w:ascii="Arial" w:hAnsi="Arial" w:eastAsia="Arial" w:cs="Arial"/>
                 <w:i w:val="false"/>
                 <w:b w:val="false"/>
                 <w:u w:val="none"/>
@@ -10996,7 +11063,7 @@
             </w:pPr>
             <w:r xmlns:w="http://schemas.openxmlformats.org/wordprocessingml/2006/main" xmlns:wp="http://schemas.openxmlformats.org/drawingml/2006/wordprocessingDrawing" xmlns:r="http://schemas.openxmlformats.org/officeDocument/2006/relationships" xmlns:w14="http://schemas.microsoft.com/office/word/2010/wordml">
               <w:rPr>
-                <w:rFonts w:ascii="Helvetica" w:hAnsi="Helvetica" w:eastAsia="Helvetica" w:cs="Helvetica"/>
+                <w:rFonts w:ascii="Arial" w:hAnsi="Arial" w:eastAsia="Arial" w:cs="Arial"/>
                 <w:i w:val="false"/>
                 <w:b w:val="false"/>
                 <w:u w:val="none"/>
@@ -11043,7 +11110,7 @@
               <w:spacing w:after="100" w:before="100" w:line="240"/>
               <w:ind w:left="100" w:right="100" w:firstLine="0" w:firstLineChars="0"/>
               <w:rPr>
-                <w:rFonts w:ascii="Helvetica" w:hAnsi="Helvetica" w:eastAsia="Helvetica" w:cs="Helvetica"/>
+                <w:rFonts w:ascii="Arial" w:hAnsi="Arial" w:eastAsia="Arial" w:cs="Arial"/>
                 <w:i w:val="false"/>
                 <w:b w:val="false"/>
                 <w:u w:val="none"/>
@@ -11055,7 +11122,7 @@
             </w:pPr>
             <w:r xmlns:w="http://schemas.openxmlformats.org/wordprocessingml/2006/main" xmlns:wp="http://schemas.openxmlformats.org/drawingml/2006/wordprocessingDrawing" xmlns:r="http://schemas.openxmlformats.org/officeDocument/2006/relationships" xmlns:w14="http://schemas.microsoft.com/office/word/2010/wordml">
               <w:rPr>
-                <w:rFonts w:ascii="Helvetica" w:hAnsi="Helvetica" w:eastAsia="Helvetica" w:cs="Helvetica"/>
+                <w:rFonts w:ascii="Arial" w:hAnsi="Arial" w:eastAsia="Arial" w:cs="Arial"/>
                 <w:i w:val="false"/>
                 <w:b w:val="false"/>
                 <w:u w:val="none"/>
@@ -11097,7 +11164,7 @@
               <w:spacing w:after="100" w:before="100" w:line="240"/>
               <w:ind w:left="100" w:right="100" w:firstLine="0" w:firstLineChars="0"/>
               <w:rPr>
-                <w:rFonts w:ascii="Helvetica" w:hAnsi="Helvetica" w:eastAsia="Helvetica" w:cs="Helvetica"/>
+                <w:rFonts w:ascii="Arial" w:hAnsi="Arial" w:eastAsia="Arial" w:cs="Arial"/>
                 <w:i w:val="false"/>
                 <w:b w:val="false"/>
                 <w:u w:val="none"/>
@@ -11109,7 +11176,7 @@
             </w:pPr>
             <w:r xmlns:w="http://schemas.openxmlformats.org/wordprocessingml/2006/main" xmlns:wp="http://schemas.openxmlformats.org/drawingml/2006/wordprocessingDrawing" xmlns:r="http://schemas.openxmlformats.org/officeDocument/2006/relationships" xmlns:w14="http://schemas.microsoft.com/office/word/2010/wordml">
               <w:rPr>
-                <w:rFonts w:ascii="Helvetica" w:hAnsi="Helvetica" w:eastAsia="Helvetica" w:cs="Helvetica"/>
+                <w:rFonts w:ascii="Arial" w:hAnsi="Arial" w:eastAsia="Arial" w:cs="Arial"/>
                 <w:i w:val="false"/>
                 <w:b w:val="false"/>
                 <w:u w:val="none"/>
@@ -11151,7 +11218,7 @@
               <w:spacing w:after="100" w:before="100" w:line="240"/>
               <w:ind w:left="100" w:right="100" w:firstLine="0" w:firstLineChars="0"/>
               <w:rPr>
-                <w:rFonts w:ascii="Helvetica" w:hAnsi="Helvetica" w:eastAsia="Helvetica" w:cs="Helvetica"/>
+                <w:rFonts w:ascii="Arial" w:hAnsi="Arial" w:eastAsia="Arial" w:cs="Arial"/>
                 <w:i w:val="false"/>
                 <w:b w:val="false"/>
                 <w:u w:val="none"/>
@@ -11163,7 +11230,7 @@
             </w:pPr>
             <w:r xmlns:w="http://schemas.openxmlformats.org/wordprocessingml/2006/main" xmlns:wp="http://schemas.openxmlformats.org/drawingml/2006/wordprocessingDrawing" xmlns:r="http://schemas.openxmlformats.org/officeDocument/2006/relationships" xmlns:w14="http://schemas.microsoft.com/office/word/2010/wordml">
               <w:rPr>
-                <w:rFonts w:ascii="Helvetica" w:hAnsi="Helvetica" w:eastAsia="Helvetica" w:cs="Helvetica"/>
+                <w:rFonts w:ascii="Arial" w:hAnsi="Arial" w:eastAsia="Arial" w:cs="Arial"/>
                 <w:i w:val="false"/>
                 <w:b w:val="false"/>
                 <w:u w:val="none"/>
@@ -11210,7 +11277,7 @@
               <w:spacing w:after="100" w:before="100" w:line="240"/>
               <w:ind w:left="100" w:right="100" w:firstLine="0" w:firstLineChars="0"/>
               <w:rPr>
-                <w:rFonts w:ascii="Helvetica" w:hAnsi="Helvetica" w:eastAsia="Helvetica" w:cs="Helvetica"/>
+                <w:rFonts w:ascii="Arial" w:hAnsi="Arial" w:eastAsia="Arial" w:cs="Arial"/>
                 <w:i w:val="false"/>
                 <w:b w:val="false"/>
                 <w:u w:val="none"/>
@@ -11222,7 +11289,7 @@
             </w:pPr>
             <w:r xmlns:w="http://schemas.openxmlformats.org/wordprocessingml/2006/main" xmlns:wp="http://schemas.openxmlformats.org/drawingml/2006/wordprocessingDrawing" xmlns:r="http://schemas.openxmlformats.org/officeDocument/2006/relationships" xmlns:w14="http://schemas.microsoft.com/office/word/2010/wordml">
               <w:rPr>
-                <w:rFonts w:ascii="Helvetica" w:hAnsi="Helvetica" w:eastAsia="Helvetica" w:cs="Helvetica"/>
+                <w:rFonts w:ascii="Arial" w:hAnsi="Arial" w:eastAsia="Arial" w:cs="Arial"/>
                 <w:i w:val="false"/>
                 <w:b w:val="false"/>
                 <w:u w:val="none"/>
@@ -11264,7 +11331,7 @@
               <w:spacing w:after="100" w:before="100" w:line="240"/>
               <w:ind w:left="100" w:right="100" w:firstLine="0" w:firstLineChars="0"/>
               <w:rPr>
-                <w:rFonts w:ascii="Helvetica" w:hAnsi="Helvetica" w:eastAsia="Helvetica" w:cs="Helvetica"/>
+                <w:rFonts w:ascii="Arial" w:hAnsi="Arial" w:eastAsia="Arial" w:cs="Arial"/>
                 <w:i w:val="false"/>
                 <w:b w:val="false"/>
                 <w:u w:val="none"/>
@@ -11276,7 +11343,7 @@
             </w:pPr>
             <w:r xmlns:w="http://schemas.openxmlformats.org/wordprocessingml/2006/main" xmlns:wp="http://schemas.openxmlformats.org/drawingml/2006/wordprocessingDrawing" xmlns:r="http://schemas.openxmlformats.org/officeDocument/2006/relationships" xmlns:w14="http://schemas.microsoft.com/office/word/2010/wordml">
               <w:rPr>
-                <w:rFonts w:ascii="Helvetica" w:hAnsi="Helvetica" w:eastAsia="Helvetica" w:cs="Helvetica"/>
+                <w:rFonts w:ascii="Arial" w:hAnsi="Arial" w:eastAsia="Arial" w:cs="Arial"/>
                 <w:i w:val="false"/>
                 <w:b w:val="false"/>
                 <w:u w:val="none"/>
@@ -11318,7 +11385,7 @@
               <w:spacing w:after="100" w:before="100" w:line="240"/>
               <w:ind w:left="100" w:right="100" w:firstLine="0" w:firstLineChars="0"/>
               <w:rPr>
-                <w:rFonts w:ascii="Helvetica" w:hAnsi="Helvetica" w:eastAsia="Helvetica" w:cs="Helvetica"/>
+                <w:rFonts w:ascii="Arial" w:hAnsi="Arial" w:eastAsia="Arial" w:cs="Arial"/>
                 <w:i w:val="false"/>
                 <w:b w:val="false"/>
                 <w:u w:val="none"/>
@@ -11330,7 +11397,7 @@
             </w:pPr>
             <w:r xmlns:w="http://schemas.openxmlformats.org/wordprocessingml/2006/main" xmlns:wp="http://schemas.openxmlformats.org/drawingml/2006/wordprocessingDrawing" xmlns:r="http://schemas.openxmlformats.org/officeDocument/2006/relationships" xmlns:w14="http://schemas.microsoft.com/office/word/2010/wordml">
               <w:rPr>
-                <w:rFonts w:ascii="Helvetica" w:hAnsi="Helvetica" w:eastAsia="Helvetica" w:cs="Helvetica"/>
+                <w:rFonts w:ascii="Arial" w:hAnsi="Arial" w:eastAsia="Arial" w:cs="Arial"/>
                 <w:i w:val="false"/>
                 <w:b w:val="false"/>
                 <w:u w:val="none"/>
@@ -11377,7 +11444,7 @@
               <w:spacing w:after="100" w:before="100" w:line="240"/>
               <w:ind w:left="100" w:right="100" w:firstLine="0" w:firstLineChars="0"/>
               <w:rPr>
-                <w:rFonts w:ascii="Helvetica" w:hAnsi="Helvetica" w:eastAsia="Helvetica" w:cs="Helvetica"/>
+                <w:rFonts w:ascii="Arial" w:hAnsi="Arial" w:eastAsia="Arial" w:cs="Arial"/>
                 <w:i w:val="false"/>
                 <w:b w:val="false"/>
                 <w:u w:val="none"/>
@@ -11389,7 +11456,7 @@
             </w:pPr>
             <w:r xmlns:w="http://schemas.openxmlformats.org/wordprocessingml/2006/main" xmlns:wp="http://schemas.openxmlformats.org/drawingml/2006/wordprocessingDrawing" xmlns:r="http://schemas.openxmlformats.org/officeDocument/2006/relationships" xmlns:w14="http://schemas.microsoft.com/office/word/2010/wordml">
               <w:rPr>
-                <w:rFonts w:ascii="Helvetica" w:hAnsi="Helvetica" w:eastAsia="Helvetica" w:cs="Helvetica"/>
+                <w:rFonts w:ascii="Arial" w:hAnsi="Arial" w:eastAsia="Arial" w:cs="Arial"/>
                 <w:i w:val="false"/>
                 <w:b w:val="false"/>
                 <w:u w:val="none"/>
@@ -11431,7 +11498,7 @@
               <w:spacing w:after="100" w:before="100" w:line="240"/>
               <w:ind w:left="100" w:right="100" w:firstLine="0" w:firstLineChars="0"/>
               <w:rPr>
-                <w:rFonts w:ascii="Helvetica" w:hAnsi="Helvetica" w:eastAsia="Helvetica" w:cs="Helvetica"/>
+                <w:rFonts w:ascii="Arial" w:hAnsi="Arial" w:eastAsia="Arial" w:cs="Arial"/>
                 <w:i w:val="false"/>
                 <w:b w:val="false"/>
                 <w:u w:val="none"/>
@@ -11443,7 +11510,7 @@
             </w:pPr>
             <w:r xmlns:w="http://schemas.openxmlformats.org/wordprocessingml/2006/main" xmlns:wp="http://schemas.openxmlformats.org/drawingml/2006/wordprocessingDrawing" xmlns:r="http://schemas.openxmlformats.org/officeDocument/2006/relationships" xmlns:w14="http://schemas.microsoft.com/office/word/2010/wordml">
               <w:rPr>
-                <w:rFonts w:ascii="Helvetica" w:hAnsi="Helvetica" w:eastAsia="Helvetica" w:cs="Helvetica"/>
+                <w:rFonts w:ascii="Arial" w:hAnsi="Arial" w:eastAsia="Arial" w:cs="Arial"/>
                 <w:i w:val="false"/>
                 <w:b w:val="false"/>
                 <w:u w:val="none"/>
@@ -11485,7 +11552,7 @@
               <w:spacing w:after="100" w:before="100" w:line="240"/>
               <w:ind w:left="100" w:right="100" w:firstLine="0" w:firstLineChars="0"/>
               <w:rPr>
-                <w:rFonts w:ascii="Helvetica" w:hAnsi="Helvetica" w:eastAsia="Helvetica" w:cs="Helvetica"/>
+                <w:rFonts w:ascii="Arial" w:hAnsi="Arial" w:eastAsia="Arial" w:cs="Arial"/>
                 <w:i w:val="false"/>
                 <w:b w:val="false"/>
                 <w:u w:val="none"/>
@@ -11497,7 +11564,7 @@
             </w:pPr>
             <w:r xmlns:w="http://schemas.openxmlformats.org/wordprocessingml/2006/main" xmlns:wp="http://schemas.openxmlformats.org/drawingml/2006/wordprocessingDrawing" xmlns:r="http://schemas.openxmlformats.org/officeDocument/2006/relationships" xmlns:w14="http://schemas.microsoft.com/office/word/2010/wordml">
               <w:rPr>
-                <w:rFonts w:ascii="Helvetica" w:hAnsi="Helvetica" w:eastAsia="Helvetica" w:cs="Helvetica"/>
+                <w:rFonts w:ascii="Arial" w:hAnsi="Arial" w:eastAsia="Arial" w:cs="Arial"/>
                 <w:i w:val="false"/>
                 <w:b w:val="false"/>
                 <w:u w:val="none"/>
@@ -11530,394 +11597,112 @@
 </file>
 
 <file path=word/footer1.xml><?xml version="1.0" encoding="utf-8"?>
-<w:ftr xmlns:wpc="http://schemas.microsoft.com/office/word/2010/wordprocessingCanvas" xmlns:cx="http://schemas.microsoft.com/office/drawing/2014/chartex" xmlns:cx1="http://schemas.microsoft.com/office/drawing/2015/9/8/chartex" xmlns:cx2="http://schemas.microsoft.com/office/drawing/2015/10/21/chartex" xmlns:cx3="http://schemas.microsoft.com/office/drawing/2016/5/9/chartex" xmlns:cx4="http://schemas.microsoft.com/office/drawing/2016/5/10/chartex" xmlns:cx5="http://schemas.microsoft.com/office/drawing/2016/5/11/chartex" xmlns:cx6="http://schemas.microsoft.com/office/drawing/2016/5/12/chartex" xmlns:cx7="http://schemas.microsoft.com/office/drawing/2016/5/13/chartex" xmlns:cx8="http://schemas.microsoft.com/office/drawing/2016/5/14/chartex" xmlns:mc="http://schemas.openxmlformats.org/markup-compatibility/2006" xmlns:aink="http://schemas.microsoft.com/office/drawing/2016/ink" xmlns:am3d="http://schemas.microsoft.com/office/drawing/2017/model3d" xmlns:o="urn:schemas-microsoft-com:office:office" xmlns:oel="http://schemas.microsoft.com/office/2019/extlst" xmlns:r="http://schemas.openxmlformats.org/officeDocument/2006/relationships" xmlns:m="http://schemas.openxmlformats.org/officeDocument/2006/math" xmlns:v="urn:schemas-microsoft-com:vml" xmlns:wp14="http://schemas.microsoft.com/office/word/2010/wordprocessingDrawing" xmlns:wp="http://schemas.openxmlformats.org/drawingml/2006/wordprocessingDrawing" xmlns:w10="urn:schemas-microsoft-com:office:word" xmlns:w="http://schemas.openxmlformats.org/wordprocessingml/2006/main" xmlns:w14="http://schemas.microsoft.com/office/word/2010/wordml" xmlns:w15="http://schemas.microsoft.com/office/word/2012/wordml" xmlns:w16cex="http://schemas.microsoft.com/office/word/2018/wordml/cex" xmlns:w16cid="http://schemas.microsoft.com/office/word/2016/wordml/cid" xmlns:w16="http://schemas.microsoft.com/office/word/2018/wordml" xmlns:w16du="http://schemas.microsoft.com/office/word/2023/wordml/word16du" xmlns:w16sdtdh="http://schemas.microsoft.com/office/word/2020/wordml/sdtdatahash" xmlns:w16sdtfl="http://schemas.microsoft.com/office/word/2024/wordml/sdtformatlock" xmlns:w16se="http://schemas.microsoft.com/office/word/2015/wordml/symex" xmlns:wpg="http://schemas.microsoft.com/office/word/2010/wordprocessingGroup" xmlns:wpi="http://schemas.microsoft.com/office/word/2010/wordprocessingInk" xmlns:wne="http://schemas.microsoft.com/office/word/2006/wordml" xmlns:wps="http://schemas.microsoft.com/office/word/2010/wordprocessingShape" mc:Ignorable="w14 w15 w16se w16cid w16 w16cex w16sdtdh w16sdtfl w16du wp14">
-  <w:sdt>
-    <w:sdtPr>
-      <w:rPr>
-        <w:rStyle w:val="PageNumber"/>
-      </w:rPr>
-      <w:id w:val="-1602941162"/>
-      <w:docPartObj>
-        <w:docPartGallery w:val="Page Numbers (Bottom of Page)"/>
-        <w:docPartUnique/>
-      </w:docPartObj>
-    </w:sdtPr>
-    <w:sdtContent>
-      <w:p>
-        <w:pPr>
-          <w:pStyle w:val="Footer"/>
-          <w:framePr w:wrap="none" w:vAnchor="text" w:hAnchor="margin" w:y="1"/>
-          <w:rPr>
-            <w:rStyle w:val="PageNumber"/>
-          </w:rPr>
-        </w:pPr>
-        <w:r>
-          <w:rPr>
-            <w:rStyle w:val="PageNumber"/>
-          </w:rPr>
-          <w:fldChar w:fldCharType="begin"/>
-        </w:r>
-        <w:r>
-          <w:rPr>
-            <w:rStyle w:val="PageNumber"/>
-          </w:rPr>
-          <w:instrText xml:space="preserve"> PAGE </w:instrText>
-        </w:r>
-        <w:r>
-          <w:rPr>
-            <w:rStyle w:val="PageNumber"/>
-          </w:rPr>
-          <w:fldChar w:fldCharType="separate"/>
-        </w:r>
-        <w:r>
-          <w:rPr>
-            <w:rStyle w:val="PageNumber"/>
-            <w:noProof/>
-          </w:rPr>
-          <w:t>1</w:t>
-        </w:r>
-        <w:r>
-          <w:rPr>
-            <w:rStyle w:val="PageNumber"/>
-          </w:rPr>
-          <w:fldChar w:fldCharType="end"/>
-        </w:r>
-      </w:p>
-    </w:sdtContent>
-  </w:sdt>
-  <w:sdt>
-    <w:sdtPr>
-      <w:rPr>
-        <w:rStyle w:val="PageNumber"/>
-      </w:rPr>
-      <w:id w:val="-145356932"/>
-      <w:docPartObj>
-        <w:docPartGallery w:val="Page Numbers (Bottom of Page)"/>
-        <w:docPartUnique/>
-      </w:docPartObj>
-    </w:sdtPr>
-    <w:sdtContent>
-      <w:p>
-        <w:pPr>
-          <w:pStyle w:val="Footer"/>
-          <w:framePr w:wrap="none" w:vAnchor="text" w:hAnchor="margin" w:y="1"/>
-          <w:ind w:right="360" w:firstLine="360"/>
-          <w:rPr>
-            <w:rStyle w:val="PageNumber"/>
-          </w:rPr>
-        </w:pPr>
-        <w:r>
-          <w:rPr>
-            <w:rStyle w:val="PageNumber"/>
-          </w:rPr>
-          <w:fldChar w:fldCharType="begin"/>
-        </w:r>
-        <w:r>
-          <w:rPr>
-            <w:rStyle w:val="PageNumber"/>
-          </w:rPr>
-          <w:instrText xml:space="preserve"> PAGE </w:instrText>
-        </w:r>
-        <w:r>
-          <w:rPr>
-            <w:rStyle w:val="PageNumber"/>
-          </w:rPr>
-          <w:fldChar w:fldCharType="separate"/>
-        </w:r>
-        <w:r>
-          <w:rPr>
-            <w:rStyle w:val="PageNumber"/>
-            <w:noProof/>
-          </w:rPr>
-          <w:t>1</w:t>
-        </w:r>
-        <w:r>
-          <w:rPr>
-            <w:rStyle w:val="PageNumber"/>
-          </w:rPr>
-          <w:fldChar w:fldCharType="end"/>
-        </w:r>
-      </w:p>
-    </w:sdtContent>
-  </w:sdt>
+<w:ftr xmlns:w="http://schemas.openxmlformats.org/wordprocessingml/2006/main">
   <w:p>
     <w:pPr>
       <w:pStyle w:val="Footer"/>
-      <w:ind w:right="360" w:firstLine="360"/>
+      <w:tabs>
+        <w:tab w:val="center" w:pos="4680"/>
+        <w:tab w:val="right" w:pos="9360"/>
+      </w:tabs>
+      <w:pBdr>
+        <w:top w:val="single" w:sz="8" w:space="4" w:color="000000"/>
+      </w:pBdr>
+      <w:spacing w:before="0" w:after="0" w:line="220" w:lineRule="auto"/>
     </w:pPr>
+    <w:r>
+      <w:tab/>
+    </w:r>
+    <w:r>
+      <w:rPr>
+        <w:rFonts w:ascii="Arial" w:hAnsi="Arial"/>
+        <w:b/>
+        <w:color w:val="C8102E"/>
+        <w:spacing w:val="12"/>
+        <w:sz w:val="18"/>
+        <w:szCs w:val="18"/>
+      </w:rPr>
+      <w:t>NEBRASKA</w:t>
+    </w:r>
+    <w:r>
+      <w:tab/>
+    </w:r>
+    <w:r>
+      <w:t xml:space="preserve">- </w:t>
+    </w:r>
+    <w:r>
+      <w:fldChar w:fldCharType="begin"/>
+    </w:r>
+    <w:r>
+      <w:instrText xml:space="preserve"> PAGE </w:instrText>
+    </w:r>
+    <w:r>
+      <w:fldChar w:fldCharType="separate"/>
+    </w:r>
+    <w:r>
+      <w:t>1</w:t>
+    </w:r>
+    <w:r>
+      <w:fldChar w:fldCharType="end"/>
+    </w:r>
+    <w:r>
+      <w:t xml:space="preserve"> -</w:t>
+    </w:r>
   </w:p>
 </w:ftr>
 </file>
 
 <file path=word/footer2.xml><?xml version="1.0" encoding="utf-8"?>
-<w:ftr xmlns:wpc="http://schemas.microsoft.com/office/word/2010/wordprocessingCanvas" xmlns:cx="http://schemas.microsoft.com/office/drawing/2014/chartex" xmlns:cx1="http://schemas.microsoft.com/office/drawing/2015/9/8/chartex" xmlns:cx2="http://schemas.microsoft.com/office/drawing/2015/10/21/chartex" xmlns:cx3="http://schemas.microsoft.com/office/drawing/2016/5/9/chartex" xmlns:cx4="http://schemas.microsoft.com/office/drawing/2016/5/10/chartex" xmlns:cx5="http://schemas.microsoft.com/office/drawing/2016/5/11/chartex" xmlns:cx6="http://schemas.microsoft.com/office/drawing/2016/5/12/chartex" xmlns:cx7="http://schemas.microsoft.com/office/drawing/2016/5/13/chartex" xmlns:cx8="http://schemas.microsoft.com/office/drawing/2016/5/14/chartex" xmlns:mc="http://schemas.openxmlformats.org/markup-compatibility/2006" xmlns:aink="http://schemas.microsoft.com/office/drawing/2016/ink" xmlns:am3d="http://schemas.microsoft.com/office/drawing/2017/model3d" xmlns:o="urn:schemas-microsoft-com:office:office" xmlns:oel="http://schemas.microsoft.com/office/2019/extlst" xmlns:r="http://schemas.openxmlformats.org/officeDocument/2006/relationships" xmlns:m="http://schemas.openxmlformats.org/officeDocument/2006/math" xmlns:v="urn:schemas-microsoft-com:vml" xmlns:wp14="http://schemas.microsoft.com/office/word/2010/wordprocessingDrawing" xmlns:wp="http://schemas.openxmlformats.org/drawingml/2006/wordprocessingDrawing" xmlns:w10="urn:schemas-microsoft-com:office:word" xmlns:w="http://schemas.openxmlformats.org/wordprocessingml/2006/main" xmlns:w14="http://schemas.microsoft.com/office/word/2010/wordml" xmlns:w15="http://schemas.microsoft.com/office/word/2012/wordml" xmlns:w16cex="http://schemas.microsoft.com/office/word/2018/wordml/cex" xmlns:w16cid="http://schemas.microsoft.com/office/word/2016/wordml/cid" xmlns:w16="http://schemas.microsoft.com/office/word/2018/wordml" xmlns:w16du="http://schemas.microsoft.com/office/word/2023/wordml/word16du" xmlns:w16sdtdh="http://schemas.microsoft.com/office/word/2020/wordml/sdtdatahash" xmlns:w16sdtfl="http://schemas.microsoft.com/office/word/2024/wordml/sdtformatlock" xmlns:w16se="http://schemas.microsoft.com/office/word/2015/wordml/symex" xmlns:wpg="http://schemas.microsoft.com/office/word/2010/wordprocessingGroup" xmlns:wpi="http://schemas.microsoft.com/office/word/2010/wordprocessingInk" xmlns:wne="http://schemas.microsoft.com/office/word/2006/wordml" xmlns:wps="http://schemas.microsoft.com/office/word/2010/wordprocessingShape" mc:Ignorable="w14 w15 w16se w16cid w16 w16cex w16sdtdh w16sdtfl w16du wp14">
-  <w:sdt>
-    <w:sdtPr>
-      <w:rPr>
-        <w:rStyle w:val="PageNumber"/>
-      </w:rPr>
-      <w:id w:val="-398136938"/>
-      <w:docPartObj>
-        <w:docPartGallery w:val="Page Numbers (Bottom of Page)"/>
-        <w:docPartUnique/>
-      </w:docPartObj>
-    </w:sdtPr>
-    <w:sdtContent>
-      <w:p>
-        <w:pPr>
-          <w:pStyle w:val="Footer"/>
-          <w:framePr w:wrap="none" w:vAnchor="text" w:hAnchor="margin" w:y="1"/>
-          <w:rPr>
-            <w:rStyle w:val="PageNumber"/>
-          </w:rPr>
-        </w:pPr>
-        <w:r>
-          <w:rPr>
-            <w:rStyle w:val="PageNumber"/>
-          </w:rPr>
-          <w:fldChar w:fldCharType="begin"/>
-        </w:r>
-        <w:r>
-          <w:rPr>
-            <w:rStyle w:val="PageNumber"/>
-          </w:rPr>
-          <w:instrText xml:space="preserve"> PAGE </w:instrText>
-        </w:r>
-        <w:r>
-          <w:rPr>
-            <w:rStyle w:val="PageNumber"/>
-          </w:rPr>
-          <w:fldChar w:fldCharType="separate"/>
-        </w:r>
-        <w:r>
-          <w:rPr>
-            <w:rStyle w:val="PageNumber"/>
-            <w:noProof/>
-          </w:rPr>
-          <w:t>- 1 -</w:t>
-        </w:r>
-        <w:r>
-          <w:rPr>
-            <w:rStyle w:val="PageNumber"/>
-          </w:rPr>
-          <w:fldChar w:fldCharType="end"/>
-        </w:r>
-      </w:p>
-    </w:sdtContent>
-  </w:sdt>
+<w:ftr xmlns:w="http://schemas.openxmlformats.org/wordprocessingml/2006/main">
   <w:p>
     <w:pPr>
       <w:pStyle w:val="Footer"/>
-      <w:ind w:right="360" w:firstLine="360"/>
+      <w:tabs>
+        <w:tab w:val="center" w:pos="4680"/>
+        <w:tab w:val="right" w:pos="9360"/>
+      </w:tabs>
+      <w:pBdr>
+        <w:top w:val="single" w:sz="8" w:space="4" w:color="000000"/>
+      </w:pBdr>
+      <w:spacing w:before="0" w:after="0" w:line="220" w:lineRule="auto"/>
     </w:pPr>
     <w:r>
-      <w:rPr>
-        <w:noProof/>
-      </w:rPr>
-      <w:drawing>
-        <wp:anchor distT="0" distB="0" distL="114300" distR="114300" simplePos="0" relativeHeight="251658240" behindDoc="1" locked="0" layoutInCell="1" allowOverlap="1" wp14:anchorId="3C4A1701" wp14:editId="7E49379E">
-          <wp:simplePos x="0" y="0"/>
-          <wp:positionH relativeFrom="column">
-            <wp:posOffset>5567347</wp:posOffset>
-          </wp:positionH>
-          <wp:positionV relativeFrom="paragraph">
-            <wp:posOffset>112459</wp:posOffset>
-          </wp:positionV>
-          <wp:extent cx="891515" cy="378020"/>
-          <wp:effectExtent l="0" t="0" r="0" b="3175"/>
-          <wp:wrapNone/>
-          <wp:docPr id="724861626" name="Picture 2" descr="A black line and the text NEBRASKA in red. "/>
-          <wp:cNvGraphicFramePr>
-            <a:graphicFrameLocks xmlns:a="http://schemas.openxmlformats.org/drawingml/2006/main" noChangeAspect="1"/>
-          </wp:cNvGraphicFramePr>
-          <a:graphic xmlns:a="http://schemas.openxmlformats.org/drawingml/2006/main">
-            <a:graphicData uri="http://schemas.openxmlformats.org/drawingml/2006/picture">
-              <pic:pic xmlns:pic="http://schemas.openxmlformats.org/drawingml/2006/picture">
-                <pic:nvPicPr>
-                  <pic:cNvPr id="724861626" name="Picture 2" descr="A black line and the text NEBRASKA in red. "/>
-                  <pic:cNvPicPr>
-                    <a:picLocks noChangeAspect="1"/>
-                  </pic:cNvPicPr>
-                </pic:nvPicPr>
-                <pic:blipFill rotWithShape="1">
-                  <a:blip r:embed="rId1">
-                    <a:extLst>
-                      <a:ext uri="{28A0092B-C50C-407E-A947-70E740481C1C}">
-                        <a14:useLocalDpi xmlns:a14="http://schemas.microsoft.com/office/drawing/2010/main" val="0"/>
-                      </a:ext>
-                    </a:extLst>
-                  </a:blip>
-                  <a:srcRect l="67772" r="9300"/>
-                  <a:stretch>
-                    <a:fillRect/>
-                  </a:stretch>
-                </pic:blipFill>
-                <pic:spPr bwMode="auto">
-                  <a:xfrm>
-                    <a:off x="0" y="0"/>
-                    <a:ext cx="891515" cy="378020"/>
-                  </a:xfrm>
-                  <a:prstGeom prst="rect">
-                    <a:avLst/>
-                  </a:prstGeom>
-                  <a:ln>
-                    <a:noFill/>
-                  </a:ln>
-                  <a:extLst>
-                    <a:ext uri="{53640926-AAD7-44D8-BBD7-CCE9431645EC}">
-                      <a14:shadowObscured xmlns:a14="http://schemas.microsoft.com/office/drawing/2010/main"/>
-                    </a:ext>
-                  </a:extLst>
-                </pic:spPr>
-              </pic:pic>
-            </a:graphicData>
-          </a:graphic>
-          <wp14:sizeRelH relativeFrom="margin">
-            <wp14:pctWidth>0</wp14:pctWidth>
-          </wp14:sizeRelH>
-          <wp14:sizeRelV relativeFrom="margin">
-            <wp14:pctHeight>0</wp14:pctHeight>
-          </wp14:sizeRelV>
-        </wp:anchor>
-      </w:drawing>
+      <w:tab/>
     </w:r>
     <w:r>
       <w:rPr>
-        <w:noProof/>
-      </w:rPr>
-      <mc:AlternateContent>
-        <mc:Choice Requires="wps">
-          <w:drawing>
-            <wp:anchor distT="0" distB="0" distL="114300" distR="114300" simplePos="0" relativeHeight="251669504" behindDoc="1" locked="0" layoutInCell="1" allowOverlap="1" wp14:anchorId="21D6F732" wp14:editId="54604F3B">
-              <wp:simplePos x="0" y="0"/>
-              <wp:positionH relativeFrom="column">
-                <wp:posOffset>-914400</wp:posOffset>
-              </wp:positionH>
-              <wp:positionV relativeFrom="paragraph">
-                <wp:posOffset>83816</wp:posOffset>
-              </wp:positionV>
-              <wp:extent cx="847991" cy="0"/>
-              <wp:effectExtent l="0" t="12700" r="28575" b="25400"/>
-              <wp:wrapNone/>
-              <wp:docPr id="1138935457" name="Straight Connector 1">
-                <ns0:decorative xmlns:ns0="http://schemas.microsoft.com/office/drawing/2017/decorative" val="1"/>
-              </wp:docPr>
-              <wp:cNvGraphicFramePr/>
-              <a:graphic xmlns:a="http://schemas.openxmlformats.org/drawingml/2006/main">
-                <a:graphicData uri="http://schemas.microsoft.com/office/word/2010/wordprocessingShape">
-                  <wps:wsp>
-                    <wps:cNvCnPr/>
-                    <wps:spPr>
-                      <a:xfrm>
-                        <a:off x="0" y="0"/>
-                        <a:ext cx="847991" cy="0"/>
-                      </a:xfrm>
-                      <a:prstGeom prst="line">
-                        <a:avLst/>
-                      </a:prstGeom>
-                      <a:ln w="38100"/>
-                    </wps:spPr>
-                    <wps:style>
-                      <a:lnRef idx="3">
-                        <a:schemeClr val="dk1"/>
-                      </a:lnRef>
-                      <a:fillRef idx="0">
-                        <a:schemeClr val="dk1"/>
-                      </a:fillRef>
-                      <a:effectRef idx="2">
-                        <a:schemeClr val="dk1"/>
-                      </a:effectRef>
-                      <a:fontRef idx="minor">
-                        <a:schemeClr val="tx1"/>
-                      </a:fontRef>
-                    </wps:style>
-                    <wps:bodyPr/>
-                  </wps:wsp>
-                </a:graphicData>
-              </a:graphic>
-              <wp14:sizeRelH relativeFrom="margin">
-                <wp14:pctWidth>0</wp14:pctWidth>
-              </wp14:sizeRelH>
-              <wp14:sizeRelV relativeFrom="margin">
-                <wp14:pctHeight>0</wp14:pctHeight>
-              </wp14:sizeRelV>
-            </wp:anchor>
-          </w:drawing>
-        </mc:Choice>
-        <mc:Fallback>
-          <w:pict>
-            <v:line w14:anchorId="48B09629" id="Straight Connector 1" o:spid="_x0000_s1026" style="position:absolute;z-index:-251646976;visibility:visible;mso-wrap-style:square;mso-width-percent:0;mso-height-percent:0;mso-wrap-distance-left:9pt;mso-wrap-distance-top:0;mso-wrap-distance-right:9pt;mso-wrap-distance-bottom:0;mso-position-horizontal:absolute;mso-position-horizontal-relative:text;mso-position-vertical:absolute;mso-position-vertical-relative:text;mso-width-percent:0;mso-height-percent:0;mso-width-relative:margin;mso-height-relative:margin" from="-1in,6.6pt" to="-5.25pt,6.6pt" o:gfxdata="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" strokecolor="black [3200]" strokeweight="3pt">
-              <v:stroke joinstyle="miter"/>
-            </v:line>
-          </w:pict>
-        </mc:Fallback>
-      </mc:AlternateContent>
+        <w:rFonts w:ascii="Arial" w:hAnsi="Arial"/>
+        <w:b/>
+        <w:color w:val="C8102E"/>
+        <w:spacing w:val="12"/>
+        <w:sz w:val="18"/>
+        <w:szCs w:val="18"/>
+      </w:rPr>
+      <w:t>NEBRASKA</w:t>
     </w:r>
     <w:r>
-      <w:rPr>
-        <w:noProof/>
-      </w:rPr>
-      <mc:AlternateContent>
-        <mc:Choice Requires="wps">
-          <w:drawing>
-            <wp:anchor distT="0" distB="0" distL="114300" distR="114300" simplePos="0" relativeHeight="251667456" behindDoc="1" locked="0" layoutInCell="1" allowOverlap="1" wp14:anchorId="6DB231D0" wp14:editId="68302D1D">
-              <wp:simplePos x="0" y="0"/>
-              <wp:positionH relativeFrom="column">
-                <wp:posOffset>143034</wp:posOffset>
-              </wp:positionH>
-              <wp:positionV relativeFrom="paragraph">
-                <wp:posOffset>84217</wp:posOffset>
-              </wp:positionV>
-              <wp:extent cx="7010400" cy="0"/>
-              <wp:effectExtent l="0" t="12700" r="25400" b="25400"/>
-              <wp:wrapNone/>
-              <wp:docPr id="1705665425" name="Straight Connector 1">
-                <ns1:decorative xmlns:ns1="http://schemas.microsoft.com/office/drawing/2017/decorative" val="1"/>
-              </wp:docPr>
-              <wp:cNvGraphicFramePr/>
-              <a:graphic xmlns:a="http://schemas.openxmlformats.org/drawingml/2006/main">
-                <a:graphicData uri="http://schemas.microsoft.com/office/word/2010/wordprocessingShape">
-                  <wps:wsp>
-                    <wps:cNvCnPr/>
-                    <wps:spPr>
-                      <a:xfrm>
-                        <a:off x="0" y="0"/>
-                        <a:ext cx="7010400" cy="0"/>
-                      </a:xfrm>
-                      <a:prstGeom prst="line">
-                        <a:avLst/>
-                      </a:prstGeom>
-                      <a:ln w="38100"/>
-                    </wps:spPr>
-                    <wps:style>
-                      <a:lnRef idx="3">
-                        <a:schemeClr val="dk1"/>
-                      </a:lnRef>
-                      <a:fillRef idx="0">
-                        <a:schemeClr val="dk1"/>
-                      </a:fillRef>
-                      <a:effectRef idx="2">
-                        <a:schemeClr val="dk1"/>
-                      </a:effectRef>
-                      <a:fontRef idx="minor">
-                        <a:schemeClr val="tx1"/>
-                      </a:fontRef>
-                    </wps:style>
-                    <wps:bodyPr/>
-                  </wps:wsp>
-                </a:graphicData>
-              </a:graphic>
-            </wp:anchor>
-          </w:drawing>
-        </mc:Choice>
-        <mc:Fallback>
-          <w:pict>
-            <v:line w14:anchorId="145E04E9" id="Straight Connector 1" o:spid="_x0000_s1026" style="position:absolute;z-index:-251649024;visibility:visible;mso-wrap-style:square;mso-wrap-distance-left:9pt;mso-wrap-distance-top:0;mso-wrap-distance-right:9pt;mso-wrap-distance-bottom:0;mso-position-horizontal:absolute;mso-position-horizontal-relative:text;mso-position-vertical:absolute;mso-position-vertical-relative:text" from="11.25pt,6.65pt" to="563.25pt,6.65pt" o:gfxdata="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" strokecolor="black [3200]" strokeweight="3pt">
-              <v:stroke joinstyle="miter"/>
-            </v:line>
-          </w:pict>
-        </mc:Fallback>
-      </mc:AlternateContent>
+      <w:tab/>
+    </w:r>
+    <w:r>
+      <w:t xml:space="preserve">- </w:t>
+    </w:r>
+    <w:r>
+      <w:fldChar w:fldCharType="begin"/>
+    </w:r>
+    <w:r>
+      <w:instrText xml:space="preserve"> PAGE </w:instrText>
+    </w:r>
+    <w:r>
+      <w:fldChar w:fldCharType="separate"/>
+    </w:r>
+    <w:r>
+      <w:t>1</w:t>
+    </w:r>
+    <w:r>
+      <w:fldChar w:fldCharType="end"/>
+    </w:r>
+    <w:r>
+      <w:t xml:space="preserve"> -</w:t>
     </w:r>
   </w:p>
 </w:ftr>
@@ -11943,216 +11728,120 @@
 </file>
 
 <file path=word/header1.xml><?xml version="1.0" encoding="utf-8"?>
-<w:hdr xmlns:adec="http://schemas.microsoft.com/office/drawing/2017/decorative" xmlns:wpc="http://schemas.microsoft.com/office/word/2010/wordprocessingCanvas" xmlns:cx="http://schemas.microsoft.com/office/drawing/2014/chartex" xmlns:cx1="http://schemas.microsoft.com/office/drawing/2015/9/8/chartex" xmlns:cx2="http://schemas.microsoft.com/office/drawing/2015/10/21/chartex" xmlns:cx3="http://schemas.microsoft.com/office/drawing/2016/5/9/chartex" xmlns:cx4="http://schemas.microsoft.com/office/drawing/2016/5/10/chartex" xmlns:cx5="http://schemas.microsoft.com/office/drawing/2016/5/11/chartex" xmlns:cx6="http://schemas.microsoft.com/office/drawing/2016/5/12/chartex" xmlns:cx7="http://schemas.microsoft.com/office/drawing/2016/5/13/chartex" xmlns:cx8="http://schemas.microsoft.com/office/drawing/2016/5/14/chartex" xmlns:mc="http://schemas.openxmlformats.org/markup-compatibility/2006" xmlns:aink="http://schemas.microsoft.com/office/drawing/2016/ink" xmlns:am3d="http://schemas.microsoft.com/office/drawing/2017/model3d" xmlns:o="urn:schemas-microsoft-com:office:office" xmlns:oel="http://schemas.microsoft.com/office/2019/extlst" xmlns:r="http://schemas.openxmlformats.org/officeDocument/2006/relationships" xmlns:m="http://schemas.openxmlformats.org/officeDocument/2006/math" xmlns:v="urn:schemas-microsoft-com:vml" xmlns:wp14="http://schemas.microsoft.com/office/word/2010/wordprocessingDrawing" xmlns:wp="http://schemas.openxmlformats.org/drawingml/2006/wordprocessingDrawing" xmlns:w10="urn:schemas-microsoft-com:office:word" xmlns:w="http://schemas.openxmlformats.org/wordprocessingml/2006/main" xmlns:w14="http://schemas.microsoft.com/office/word/2010/wordml" xmlns:w15="http://schemas.microsoft.com/office/word/2012/wordml" xmlns:w16cex="http://schemas.microsoft.com/office/word/2018/wordml/cex" xmlns:w16cid="http://schemas.microsoft.com/office/word/2016/wordml/cid" xmlns:w16="http://schemas.microsoft.com/office/word/2018/wordml" xmlns:w16du="http://schemas.microsoft.com/office/word/2023/wordml/word16du" xmlns:w16sdtdh="http://schemas.microsoft.com/office/word/2020/wordml/sdtdatahash" xmlns:w16sdtfl="http://schemas.microsoft.com/office/word/2024/wordml/sdtformatlock" xmlns:w16se="http://schemas.microsoft.com/office/word/2015/wordml/symex" xmlns:wpg="http://schemas.microsoft.com/office/word/2010/wordprocessingGroup" xmlns:wpi="http://schemas.microsoft.com/office/word/2010/wordprocessingInk" xmlns:wne="http://schemas.microsoft.com/office/word/2006/wordml" xmlns:wps="http://schemas.microsoft.com/office/word/2010/wordprocessingShape" mc:Ignorable="w14 w15 w16se w16cid w16 w16cex w16sdtdh w16sdtfl w16du wp14">
+<w:hdr xmlns:w="http://schemas.openxmlformats.org/wordprocessingml/2006/main" xmlns:r="http://schemas.openxmlformats.org/officeDocument/2006/relationships" xmlns:wp="http://schemas.openxmlformats.org/drawingml/2006/wordprocessingDrawing" xmlns:a="http://schemas.openxmlformats.org/drawingml/2006/main" xmlns:pic="http://schemas.openxmlformats.org/drawingml/2006/picture">
+  <w:tbl>
+    <w:tblPr>
+      <w:tblW w:w="9360" w:type="dxa"/>
+      <w:tblLayout w:type="fixed"/>
+      <w:tblBorders>
+        <w:top w:val="nil"/>
+        <w:left w:val="nil"/>
+        <w:bottom w:val="single" w:sz="12" w:space="0" w:color="000000"/>
+        <w:right w:val="nil"/>
+        <w:insideH w:val="nil"/>
+        <w:insideV w:val="nil"/>
+      </w:tblBorders>
+      <w:tblCellMar>
+        <w:top w:w="0" w:type="dxa"/>
+        <w:left w:w="0" w:type="dxa"/>
+        <w:bottom w:w="80" w:type="dxa"/>
+        <w:right w:w="0" w:type="dxa"/>
+      </w:tblCellMar>
+      <w:tblCaption w:val="Course header"/>
+      <w:tblDescription w:val="PSYC350 LAB with Nebraska N logo."/>
+      <w:tblLook w:val="0000" w:firstRow="0" w:lastRow="0" w:firstColumn="0" w:lastColumn="0" w:noHBand="1" w:noVBand="1"/>
+    </w:tblPr>
+    <w:tblGrid>
+      <w:gridCol w:w="8000"/>
+      <w:gridCol w:w="1360"/>
+    </w:tblGrid>
+    <w:tr>
+      <w:trPr>
+        <w:cantSplit/>
+      </w:trPr>
+      <w:tc>
+        <w:tcPr>
+          <w:tcW w:w="8000" w:type="dxa"/>
+          <w:vAlign w:val="center"/>
+        </w:tcPr>
+        <w:p>
+          <w:pPr>
+            <w:pStyle w:val="Header"/>
+            <w:spacing w:before="0" w:after="0" w:line="240" w:lineRule="auto"/>
+          </w:pPr>
+          <w:r>
+            <w:rPr>
+              <w:rFonts w:ascii="Arial" w:hAnsi="Arial" w:cs="Arial" w:eastAsia="Arial"/>
+              <w:b/>
+              <w:color w:val="1A1A1A"/>
+              <w:sz w:val="20"/>
+              <w:szCs w:val="20"/>
+            </w:rPr>
+            <w:t>PSYC350 LAB</w:t>
+          </w:r>
+        </w:p>
+      </w:tc>
+      <w:tc>
+        <w:tcPr>
+          <w:tcW w:w="1360" w:type="dxa"/>
+          <w:vAlign w:val="center"/>
+        </w:tcPr>
+        <w:p>
+          <w:pPr>
+            <w:pStyle w:val="Header"/>
+            <w:jc w:val="right"/>
+            <w:spacing w:before="0" w:after="0" w:line="240" w:lineRule="auto"/>
+          </w:pPr>
+          <w:r>
+            <w:drawing>
+              <wp:inline distT="0" distB="0" distL="0" distR="0">
+                <wp:extent cx="411480" cy="360000"/>
+                <wp:effectExtent l="0" t="0" r="0" b="0"/>
+                <wp:docPr id="1" name="Nebraska N logo" descr="Nebraska N logo" title=""/>
+                <wp:cNvGraphicFramePr>
+                  <a:graphicFrameLocks noChangeAspect="1"/>
+                </wp:cNvGraphicFramePr>
+                <a:graphic>
+                  <a:graphicData uri="http://schemas.openxmlformats.org/drawingml/2006/picture">
+                    <pic:pic>
+                      <pic:nvPicPr>
+                        <pic:cNvPr id="1" name="Nebraska N logo" descr="Nebraska N logo"/>
+                        <pic:cNvPicPr>
+                          <a:picLocks noChangeAspect="1"/>
+                        </pic:cNvPicPr>
+                      </pic:nvPicPr>
+                      <pic:blipFill>
+                        <a:blip r:embed="rId1"/>
+                        <a:stretch>
+                          <a:fillRect/>
+                        </a:stretch>
+                      </pic:blipFill>
+                      <pic:spPr>
+                        <a:xfrm>
+                          <a:off x="0" y="0"/>
+                          <a:ext cx="411480" cy="360000"/>
+                        </a:xfrm>
+                        <a:prstGeom prst="rect">
+                          <a:avLst/>
+                        </a:prstGeom>
+                        <a:ln>
+                          <a:noFill/>
+                        </a:ln>
+                      </pic:spPr>
+                    </pic:pic>
+                  </a:graphicData>
+                </a:graphic>
+              </wp:inline>
+            </w:drawing>
+          </w:r>
+        </w:p>
+      </w:tc>
+    </w:tr>
+  </w:tbl>
   <w:p>
     <w:pPr>
-      <w:pStyle w:val="Header"/>
+      <w:spacing w:before="0" w:after="0" w:line="20" w:lineRule="exact"/>
     </w:pPr>
-    <w:r>
-      <w:rPr>
-        <w:noProof/>
-      </w:rPr>
-      <w:drawing>
-        <wp:anchor distT="0" distB="0" distL="114300" distR="114300" simplePos="0" relativeHeight="251665408" behindDoc="1" locked="0" layoutInCell="1" allowOverlap="1" wp14:anchorId="048C4747" wp14:editId="4180D4FB">
-          <wp:simplePos x="0" y="0"/>
-          <wp:positionH relativeFrom="column">
-            <wp:posOffset>6010275</wp:posOffset>
-          </wp:positionH>
-          <wp:positionV relativeFrom="paragraph">
-            <wp:posOffset>-323850</wp:posOffset>
-          </wp:positionV>
-          <wp:extent cx="523374" cy="457200"/>
-          <wp:effectExtent l="0" t="0" r="0" b="0"/>
-          <wp:wrapNone/>
-          <wp:docPr id="1428854869" name="Picture 1" descr="">
-            <adec:decorative val="1"/>
-          </wp:docPr>
-          <wp:cNvGraphicFramePr>
-            <a:graphicFrameLocks xmlns:a="http://schemas.openxmlformats.org/drawingml/2006/main" noChangeAspect="1"/>
-          </wp:cNvGraphicFramePr>
-          <a:graphic xmlns:a="http://schemas.openxmlformats.org/drawingml/2006/main">
-            <a:graphicData uri="http://schemas.openxmlformats.org/drawingml/2006/picture">
-              <pic:pic xmlns:pic="http://schemas.openxmlformats.org/drawingml/2006/picture">
-                <pic:nvPicPr>
-                  <pic:cNvPr id="1428854869" name="Picture 1" descr=""/>
-                  <pic:cNvPicPr>
-                    <a:picLocks noChangeAspect="1"/>
-                  </pic:cNvPicPr>
-                </pic:nvPicPr>
-                <pic:blipFill>
-                  <a:blip r:embed="rId1">
-                    <a:extLst>
-                      <a:ext uri="{28A0092B-C50C-407E-A947-70E740481C1C}">
-                        <a14:useLocalDpi xmlns:a14="http://schemas.microsoft.com/office/drawing/2010/main" val="0"/>
-                      </a:ext>
-                    </a:extLst>
-                  </a:blip>
-                  <a:stretch>
-                    <a:fillRect/>
-                  </a:stretch>
-                </pic:blipFill>
-                <pic:spPr>
-                  <a:xfrm>
-                    <a:off x="0" y="0"/>
-                    <a:ext cx="523374" cy="457200"/>
-                  </a:xfrm>
-                  <a:prstGeom prst="rect">
-                    <a:avLst/>
-                  </a:prstGeom>
-                </pic:spPr>
-              </pic:pic>
-            </a:graphicData>
-          </a:graphic>
-          <wp14:sizeRelH relativeFrom="margin">
-            <wp14:pctWidth>0</wp14:pctWidth>
-          </wp14:sizeRelH>
-          <wp14:sizeRelV relativeFrom="margin">
-            <wp14:pctHeight>0</wp14:pctHeight>
-          </wp14:sizeRelV>
-        </wp:anchor>
-      </w:drawing>
-    </w:r>
-    <w:r>
-      <w:rPr>
-        <w:noProof/>
-      </w:rPr>
-      <mc:AlternateContent>
-        <mc:Choice Requires="wps">
-          <w:drawing>
-            <wp:anchor distT="0" distB="0" distL="114300" distR="114300" simplePos="0" relativeHeight="251663360" behindDoc="1" locked="0" layoutInCell="1" allowOverlap="1" wp14:anchorId="76194198" wp14:editId="377CA5F0">
-              <wp:simplePos x="0" y="0"/>
-              <wp:positionH relativeFrom="column">
-                <wp:posOffset>6416125</wp:posOffset>
-              </wp:positionH>
-              <wp:positionV relativeFrom="paragraph">
-                <wp:posOffset>-76697</wp:posOffset>
-              </wp:positionV>
-              <wp:extent cx="437050" cy="0"/>
-              <wp:effectExtent l="0" t="12700" r="33020" b="25400"/>
-              <wp:wrapNone/>
-              <wp:docPr id="160056721" name="Straight Connector 1">
-                <adec:decorative val="1"/>
-              </wp:docPr>
-              <wp:cNvGraphicFramePr/>
-              <a:graphic xmlns:a="http://schemas.openxmlformats.org/drawingml/2006/main">
-                <a:graphicData uri="http://schemas.microsoft.com/office/word/2010/wordprocessingShape">
-                  <wps:wsp>
-                    <wps:cNvCnPr/>
-                    <wps:spPr>
-                      <a:xfrm>
-                        <a:off x="0" y="0"/>
-                        <a:ext cx="437050" cy="0"/>
-                      </a:xfrm>
-                      <a:prstGeom prst="line">
-                        <a:avLst/>
-                      </a:prstGeom>
-                      <a:ln w="38100"/>
-                    </wps:spPr>
-                    <wps:style>
-                      <a:lnRef idx="3">
-                        <a:schemeClr val="dk1"/>
-                      </a:lnRef>
-                      <a:fillRef idx="0">
-                        <a:schemeClr val="dk1"/>
-                      </a:fillRef>
-                      <a:effectRef idx="2">
-                        <a:schemeClr val="dk1"/>
-                      </a:effectRef>
-                      <a:fontRef idx="minor">
-                        <a:schemeClr val="tx1"/>
-                      </a:fontRef>
-                    </wps:style>
-                    <wps:bodyPr/>
-                  </wps:wsp>
-                </a:graphicData>
-              </a:graphic>
-            </wp:anchor>
-          </w:drawing>
-        </mc:Choice>
-        <mc:Fallback>
-          <w:pict>
-            <v:line w14:anchorId="61EE608E" id="Straight Connector 1" o:spid="_x0000_s1026" style="position:absolute;z-index:-251653120;visibility:visible;mso-wrap-style:square;mso-wrap-distance-left:9pt;mso-wrap-distance-top:0;mso-wrap-distance-right:9pt;mso-wrap-distance-bottom:0;mso-position-horizontal:absolute;mso-position-horizontal-relative:text;mso-position-vertical:absolute;mso-position-vertical-relative:text" from="505.2pt,-6.05pt" to="539.6pt,-6.05pt" o:gfxdata="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" strokecolor="black [3200]" strokeweight="3pt">
-              <v:stroke joinstyle="miter"/>
-            </v:line>
-          </w:pict>
-        </mc:Fallback>
-      </mc:AlternateContent>
-    </w:r>
-    <w:r>
-      <w:rPr>
-        <w:noProof/>
-      </w:rPr>
-      <mc:AlternateContent>
-        <mc:Choice Requires="wps">
-          <w:drawing>
-            <wp:anchor distT="0" distB="0" distL="114300" distR="114300" simplePos="0" relativeHeight="251664384" behindDoc="1" locked="0" layoutInCell="1" allowOverlap="1" wp14:anchorId="2470D6F5" wp14:editId="5BB71F83">
-              <wp:simplePos x="0" y="0"/>
-              <wp:positionH relativeFrom="column">
-                <wp:posOffset>-914400</wp:posOffset>
-              </wp:positionH>
-              <wp:positionV relativeFrom="paragraph">
-                <wp:posOffset>-76697</wp:posOffset>
-              </wp:positionV>
-              <wp:extent cx="7010400" cy="0"/>
-              <wp:effectExtent l="0" t="12700" r="25400" b="25400"/>
-              <wp:wrapNone/>
-              <wp:docPr id="1347243333" name="Straight Connector 1">
-                <adec:decorative val="1"/>
-              </wp:docPr>
-              <wp:cNvGraphicFramePr/>
-              <a:graphic xmlns:a="http://schemas.openxmlformats.org/drawingml/2006/main">
-                <a:graphicData uri="http://schemas.microsoft.com/office/word/2010/wordprocessingShape">
-                  <wps:wsp>
-                    <wps:cNvCnPr/>
-                    <wps:spPr>
-                      <a:xfrm>
-                        <a:off x="0" y="0"/>
-                        <a:ext cx="7010400" cy="0"/>
-                      </a:xfrm>
-                      <a:prstGeom prst="line">
-                        <a:avLst/>
-                      </a:prstGeom>
-                      <a:ln w="38100"/>
-                    </wps:spPr>
-                    <wps:style>
-                      <a:lnRef idx="3">
-                        <a:schemeClr val="dk1"/>
-                      </a:lnRef>
-                      <a:fillRef idx="0">
-                        <a:schemeClr val="dk1"/>
-                      </a:fillRef>
-                      <a:effectRef idx="2">
-                        <a:schemeClr val="dk1"/>
-                      </a:effectRef>
-                      <a:fontRef idx="minor">
-                        <a:schemeClr val="tx1"/>
-                      </a:fontRef>
-                    </wps:style>
-                    <wps:bodyPr/>
-                  </wps:wsp>
-                </a:graphicData>
-              </a:graphic>
-            </wp:anchor>
-          </w:drawing>
-        </mc:Choice>
-        <mc:Fallback>
-          <w:pict>
-            <v:line w14:anchorId="2D0A0F32" id="Straight Connector 1" o:spid="_x0000_s1026" style="position:absolute;z-index:-251652096;visibility:visible;mso-wrap-style:square;mso-wrap-distance-left:9pt;mso-wrap-distance-top:0;mso-wrap-distance-right:9pt;mso-wrap-distance-bottom:0;mso-position-horizontal:absolute;mso-position-horizontal-relative:text;mso-position-vertical:absolute;mso-position-vertical-relative:text" from="-1in,-6.05pt" to="480pt,-6.05pt" o:gfxdata="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" strokecolor="black [3200]" strokeweight="3pt">
-              <v:stroke joinstyle="miter"/>
-            </v:line>
-          </w:pict>
-        </mc:Fallback>
-      </mc:AlternateContent>
-    </w:r>
-    <w:r>
-      <w:t>PSYC350</w:t>
-    </w:r>
-    <w:r>
-      <w:t xml:space="preserve"> L</w:t>
-    </w:r>
-    <w:r>
-      <w:t>AB</w:t>
-    </w:r>
   </w:p>
 </w:hdr>
 </file>
@@ -12357,7 +12046,7 @@
     <w:tmpl w:val="421A2B20"/>
     <w:lvl w:ilvl="0">
       <w:numFmt w:val="bullet"/>
-      <w:lvlText w:val=""/>
+      <w:lvlText w:val="•"/>
       <w:lvlJc w:val="left"/>
       <w:pPr>
         <w:ind w:hanging="360" w:left="720"/>
@@ -12368,7 +12057,7 @@
     </w:lvl>
     <w:lvl w:ilvl="1">
       <w:numFmt w:val="bullet"/>
-      <w:lvlText w:val="o"/>
+      <w:lvlText w:val="◦"/>
       <w:lvlJc w:val="left"/>
       <w:pPr>
         <w:ind w:hanging="360" w:left="1440"/>
@@ -12379,7 +12068,7 @@
     </w:lvl>
     <w:lvl w:ilvl="2">
       <w:numFmt w:val="bullet"/>
-      <w:lvlText w:val=""/>
+      <w:lvlText w:val="▪"/>
       <w:lvlJc w:val="left"/>
       <w:pPr>
         <w:ind w:hanging="360" w:left="2160"/>
@@ -12390,7 +12079,7 @@
     </w:lvl>
     <w:lvl w:ilvl="3">
       <w:numFmt w:val="bullet"/>
-      <w:lvlText w:val=""/>
+      <w:lvlText w:val="•"/>
       <w:lvlJc w:val="left"/>
       <w:pPr>
         <w:ind w:hanging="360" w:left="2880"/>
@@ -12401,7 +12090,7 @@
     </w:lvl>
     <w:lvl w:ilvl="4">
       <w:numFmt w:val="bullet"/>
-      <w:lvlText w:val="o"/>
+      <w:lvlText w:val="◦"/>
       <w:lvlJc w:val="left"/>
       <w:pPr>
         <w:ind w:hanging="360" w:left="3600"/>
@@ -12412,7 +12101,7 @@
     </w:lvl>
     <w:lvl w:ilvl="5">
       <w:numFmt w:val="bullet"/>
-      <w:lvlText w:val=""/>
+      <w:lvlText w:val="▪"/>
       <w:lvlJc w:val="left"/>
       <w:pPr>
         <w:ind w:hanging="360" w:left="4320"/>
@@ -12423,7 +12112,7 @@
     </w:lvl>
     <w:lvl w:ilvl="6">
       <w:numFmt w:val="bullet"/>
-      <w:lvlText w:val=""/>
+      <w:lvlText w:val="•"/>
       <w:lvlJc w:val="left"/>
       <w:pPr>
         <w:ind w:hanging="360" w:left="5040"/>
@@ -12434,7 +12123,7 @@
     </w:lvl>
     <w:lvl w:ilvl="7">
       <w:numFmt w:val="bullet"/>
-      <w:lvlText w:val="o"/>
+      <w:lvlText w:val="◦"/>
       <w:lvlJc w:val="left"/>
       <w:pPr>
         <w:ind w:hanging="360" w:left="5760"/>
@@ -12445,7 +12134,7 @@
     </w:lvl>
     <w:lvl w:ilvl="8">
       <w:numFmt w:val="bullet"/>
-      <w:lvlText w:val=""/>
+      <w:lvlText w:val="▪"/>
       <w:lvlJc w:val="left"/>
       <w:pPr>
         <w:ind w:hanging="360" w:left="6480"/>
@@ -17142,7 +16831,15 @@
       <w:lvlJc w:val="left"/>
       <w:pPr>
         <w:ind w:left="720" w:hanging="360"/>
-      </w:pPr>
+        <w:spacing w:before="0" w:after="120" w:line="288" w:lineRule="auto"/>
+      </w:pPr>
+      <w:rPr>
+        <w:rFonts w:ascii="Arial" w:hAnsi="Arial" w:cs="Arial" w:eastAsia="Arial"/>
+        <w:sz w:val="23"/>
+        <w:szCs w:val="23"/>
+        <w:color w:val="222222"/>
+      </w:rPr>
+      <w:suff w:val="tab"/>
     </w:lvl>
     <w:lvl w:ilvl="1">
       <w:numFmt w:val="bullet"/>
@@ -17150,7 +16847,15 @@
       <w:lvlJc w:val="left"/>
       <w:pPr>
         <w:ind w:left="1440" w:hanging="360"/>
-      </w:pPr>
+        <w:spacing w:before="0" w:after="120" w:line="288" w:lineRule="auto"/>
+      </w:pPr>
+      <w:rPr>
+        <w:rFonts w:ascii="Arial" w:hAnsi="Arial" w:cs="Arial" w:eastAsia="Arial"/>
+        <w:sz w:val="23"/>
+        <w:szCs w:val="23"/>
+        <w:color w:val="222222"/>
+      </w:rPr>
+      <w:suff w:val="tab"/>
     </w:lvl>
     <w:lvl w:ilvl="2">
       <w:numFmt w:val="bullet"/>
@@ -17158,7 +16863,15 @@
       <w:lvlJc w:val="left"/>
       <w:pPr>
         <w:ind w:left="2160" w:hanging="360"/>
-      </w:pPr>
+        <w:spacing w:before="0" w:after="120" w:line="288" w:lineRule="auto"/>
+      </w:pPr>
+      <w:rPr>
+        <w:rFonts w:ascii="Arial" w:hAnsi="Arial" w:cs="Arial" w:eastAsia="Arial"/>
+        <w:sz w:val="23"/>
+        <w:szCs w:val="23"/>
+        <w:color w:val="222222"/>
+      </w:rPr>
+      <w:suff w:val="tab"/>
     </w:lvl>
     <w:lvl w:ilvl="3">
       <w:numFmt w:val="bullet"/>
@@ -17166,7 +16879,15 @@
       <w:lvlJc w:val="left"/>
       <w:pPr>
         <w:ind w:left="2880" w:hanging="360"/>
-      </w:pPr>
+        <w:spacing w:before="0" w:after="120" w:line="288" w:lineRule="auto"/>
+      </w:pPr>
+      <w:rPr>
+        <w:rFonts w:ascii="Arial" w:hAnsi="Arial" w:cs="Arial" w:eastAsia="Arial"/>
+        <w:sz w:val="23"/>
+        <w:szCs w:val="23"/>
+        <w:color w:val="222222"/>
+      </w:rPr>
+      <w:suff w:val="tab"/>
     </w:lvl>
     <w:lvl w:ilvl="4">
       <w:numFmt w:val="bullet"/>
@@ -17174,7 +16895,15 @@
       <w:lvlJc w:val="left"/>
       <w:pPr>
         <w:ind w:left="3600" w:hanging="360"/>
-      </w:pPr>
+        <w:spacing w:before="0" w:after="120" w:line="288" w:lineRule="auto"/>
+      </w:pPr>
+      <w:rPr>
+        <w:rFonts w:ascii="Arial" w:hAnsi="Arial" w:cs="Arial" w:eastAsia="Arial"/>
+        <w:sz w:val="23"/>
+        <w:szCs w:val="23"/>
+        <w:color w:val="222222"/>
+      </w:rPr>
+      <w:suff w:val="tab"/>
     </w:lvl>
     <w:lvl w:ilvl="5">
       <w:numFmt w:val="bullet"/>
@@ -17182,7 +16911,15 @@
       <w:lvlJc w:val="left"/>
       <w:pPr>
         <w:ind w:left="4320" w:hanging="360"/>
-      </w:pPr>
+        <w:spacing w:before="0" w:after="120" w:line="288" w:lineRule="auto"/>
+      </w:pPr>
+      <w:rPr>
+        <w:rFonts w:ascii="Arial" w:hAnsi="Arial" w:cs="Arial" w:eastAsia="Arial"/>
+        <w:sz w:val="23"/>
+        <w:szCs w:val="23"/>
+        <w:color w:val="222222"/>
+      </w:rPr>
+      <w:suff w:val="tab"/>
     </w:lvl>
     <w:lvl w:ilvl="6">
       <w:numFmt w:val="bullet"/>
@@ -17190,7 +16927,15 @@
       <w:lvlJc w:val="left"/>
       <w:pPr>
         <w:ind w:left="5040" w:hanging="360"/>
-      </w:pPr>
+        <w:spacing w:before="0" w:after="120" w:line="288" w:lineRule="auto"/>
+      </w:pPr>
+      <w:rPr>
+        <w:rFonts w:ascii="Arial" w:hAnsi="Arial" w:cs="Arial" w:eastAsia="Arial"/>
+        <w:sz w:val="23"/>
+        <w:szCs w:val="23"/>
+        <w:color w:val="222222"/>
+      </w:rPr>
+      <w:suff w:val="tab"/>
     </w:lvl>
     <w:lvl w:ilvl="7">
       <w:numFmt w:val="bullet"/>
@@ -17198,7 +16943,15 @@
       <w:lvlJc w:val="left"/>
       <w:pPr>
         <w:ind w:left="5760" w:hanging="360"/>
-      </w:pPr>
+        <w:spacing w:before="0" w:after="120" w:line="288" w:lineRule="auto"/>
+      </w:pPr>
+      <w:rPr>
+        <w:rFonts w:ascii="Arial" w:hAnsi="Arial" w:cs="Arial" w:eastAsia="Arial"/>
+        <w:sz w:val="23"/>
+        <w:szCs w:val="23"/>
+        <w:color w:val="222222"/>
+      </w:rPr>
+      <w:suff w:val="tab"/>
     </w:lvl>
     <w:lvl w:ilvl="8">
       <w:numFmt w:val="bullet"/>
@@ -17206,7 +16959,15 @@
       <w:lvlJc w:val="left"/>
       <w:pPr>
         <w:ind w:left="6480" w:hanging="360"/>
-      </w:pPr>
+        <w:spacing w:before="0" w:after="120" w:line="288" w:lineRule="auto"/>
+      </w:pPr>
+      <w:rPr>
+        <w:rFonts w:ascii="Arial" w:hAnsi="Arial" w:cs="Arial" w:eastAsia="Arial"/>
+        <w:sz w:val="23"/>
+        <w:szCs w:val="23"/>
+        <w:color w:val="222222"/>
+      </w:rPr>
+      <w:suff w:val="tab"/>
     </w:lvl>
   </w:abstractNum>
   <w:num w16cid:durableId="313026888" w:numId="1">
@@ -17433,17 +17194,18 @@
   <w:docDefaults>
     <w:rPrDefault>
       <w:rPr>
-        <w:rFonts w:asciiTheme="minorHAnsi" w:cstheme="minorBidi" w:eastAsiaTheme="minorHAnsi" w:hAnsiTheme="minorHAnsi"/>
+        <w:rFonts w:ascii="Arial" w:asciiTheme="minorHAnsi" w:cs="Arial" w:cstheme="minorBidi" w:eastAsia="Arial" w:eastAsiaTheme="minorHAnsi" w:hAnsi="Arial" w:hAnsiTheme="minorHAnsi"/>
         <w:kern w:val="2"/>
-        <w:sz w:val="24"/>
-        <w:szCs w:val="24"/>
+        <w:sz w:val="23"/>
+        <w:szCs w:val="23"/>
         <w:lang w:bidi="ar-SA" w:eastAsia="en-US" w:val="en-US"/>
         <w14:ligatures w14:val="standardContextual"/>
+        <w:color w:val="222222"/>
       </w:rPr>
     </w:rPrDefault>
     <w:pPrDefault>
       <w:pPr>
-        <w:spacing w:after="160" w:line="278" w:lineRule="auto"/>
+        <w:spacing w:after="160" w:before="0" w:line="300" w:lineRule="auto"/>
       </w:pPr>
     </w:pPrDefault>
   </w:docDefaults>
@@ -17829,6 +17591,16 @@
     <w:name w:val="Normal"/>
     <w:qFormat/>
     <w:rsid w:val="00E6184A"/>
+    <w:pPr>
+      <w:spacing w:after="160" w:before="0" w:line="300" w:lineRule="auto"/>
+      <w:widowControl/>
+    </w:pPr>
+    <w:rPr>
+      <w:rFonts w:ascii="Arial" w:cs="Arial" w:eastAsia="Arial" w:hAnsi="Arial"/>
+      <w:sz w:val="23"/>
+      <w:szCs w:val="23"/>
+      <w:color w:val="222222"/>
+    </w:rPr>
   </w:style>
   <w:style w:styleId="Heading1" w:type="paragraph">
     <w:name w:val="heading 1"/>
@@ -17852,7 +17624,7 @@
         <w:right w:color="000000" w:shadow="1" w:space="4" w:sz="4" w:themeColor="text1" w:val="single"/>
       </w:pBdr>
       <w:shd w:color="F2F2F2" w:fill="F2F2F2" w:themeColor="background1" w:themeFill="background1" w:themeFillShade="F2" w:themeShade="F2" w:val="solid"/>
-      <w:spacing w:after="480" w:before="360"/>
+      <w:spacing w:after="200" w:before="360" w:line="300" w:lineRule="auto"/>
       <w:outlineLvl w:val="0"/>
     </w:pPr>
     <w:rPr>
@@ -17878,15 +17650,17 @@
         <w:ilvl w:val="1"/>
         <w:numId w:val="42"/>
       </w:numPr>
-      <w:spacing w:after="80" w:before="160"/>
+      <w:spacing w:after="140" w:before="300" w:line="300" w:lineRule="auto"/>
       <w:outlineLvl w:val="1"/>
+      <w:keepNext/>
+      <w:keepLines/>
     </w:pPr>
     <w:rPr>
-      <w:rFonts w:cstheme="majorBidi" w:eastAsiaTheme="majorEastAsia"/>
+      <w:rFonts w:ascii="Arial" w:cs="Arial" w:cstheme="majorBidi" w:eastAsia="Arial" w:eastAsiaTheme="majorEastAsia" w:hAnsi="Arial"/>
       <w:b/>
-      <w:color w:themeColor="text1" w:val="000000"/>
-      <w:sz w:val="32"/>
-      <w:szCs w:val="32"/>
+      <w:color w:themeColor="text1" w:val="1A1A1A"/>
+      <w:sz w:val="30"/>
+      <w:szCs w:val="30"/>
     </w:rPr>
   </w:style>
   <w:style w:styleId="Heading3" w:type="paragraph">
@@ -17904,13 +17678,16 @@
         <w:ilvl w:val="2"/>
         <w:numId w:val="42"/>
       </w:numPr>
-      <w:spacing w:after="80" w:before="160"/>
+      <w:spacing w:after="120" w:before="240" w:line="288" w:lineRule="auto"/>
       <w:outlineLvl w:val="2"/>
+      <w:keepNext/>
+      <w:keepLines/>
     </w:pPr>
     <w:rPr>
-      <w:color w:themeColor="text1" w:val="000000"/>
-      <w:sz w:val="28"/>
-      <w:szCs w:val="28"/>
+      <w:rFonts w:ascii="Arial" w:cs="Arial" w:eastAsia="Arial" w:hAnsi="Arial"/>
+      <w:color w:themeColor="text1" w:val="333333"/>
+      <w:sz w:val="26"/>
+      <w:szCs w:val="26"/>
     </w:rPr>
   </w:style>
   <w:style w:styleId="Heading4" w:type="paragraph">
@@ -18237,9 +18014,11 @@
     <w:qFormat/>
     <w:rsid w:val="00AC7473"/>
     <w:pPr>
-      <w:spacing w:after="120" w:line="240" w:lineRule="auto"/>
+      <w:spacing w:after="100" w:before="0" w:line="288" w:lineRule="auto"/>
       <w:contextualSpacing/>
       <w:jc w:val="center"/>
+      <w:keepNext/>
+      <w:keepLines/>
     </w:pPr>
     <w:rPr>
       <w:rFonts w:asciiTheme="majorHAnsi" w:cstheme="majorBidi" w:eastAsiaTheme="majorEastAsia" w:hAnsiTheme="majorHAnsi"/>
@@ -18281,9 +18060,12 @@
         <w:ilvl w:val="1"/>
       </w:numPr>
       <w:jc w:val="center"/>
+      <w:spacing w:after="260" w:before="0" w:line="288" w:lineRule="auto"/>
+      <w:keepNext/>
+      <w:keepLines/>
     </w:pPr>
     <w:rPr>
-      <w:rFonts w:asciiTheme="majorHAnsi" w:cstheme="majorBidi" w:eastAsiaTheme="majorEastAsia" w:hAnsiTheme="majorHAnsi"/>
+      <w:rFonts w:ascii="Arial" w:asciiTheme="majorHAnsi" w:cs="Arial" w:cstheme="majorBidi" w:eastAsia="Arial" w:eastAsiaTheme="majorEastAsia" w:hAnsi="Arial" w:hAnsiTheme="majorHAnsi"/>
       <w:color w:themeColor="text1" w:themeTint="A6" w:val="595959"/>
       <w:spacing w:val="15"/>
       <w:sz w:val="28"/>
@@ -18344,7 +18126,14 @@
     <w:pPr>
       <w:ind w:left="720"/>
       <w:contextualSpacing/>
+      <w:spacing w:after="120" w:before="0" w:line="288" w:lineRule="auto"/>
     </w:pPr>
+    <w:rPr>
+      <w:rFonts w:ascii="Arial" w:cs="Arial" w:eastAsia="Arial" w:hAnsi="Arial"/>
+      <w:sz w:val="23"/>
+      <w:szCs w:val="23"/>
+      <w:color w:val="222222"/>
+    </w:rPr>
   </w:style>
   <w:style w:styleId="IntenseEmphasis" w:type="character">
     <w:name w:val="Intense Emphasis"/>
@@ -18516,190 +18305,271 @@
     <w:autoRedefine/>
     <w:qFormat/>
     <w:pPr>
-      <w:shd w:color="auto" w:fill="F1F3F5" w:val="clear"/>
-      <w:wordWrap w:val="0"/>
+      <w:shd w:color="auto" w:fill="F7F7F7" w:val="clear"/>
+      <w:wordWrap w:val="1"/>
+      <w:spacing w:after="160" w:before="120" w:line="264" w:lineRule="auto"/>
+      <w:ind w:left="160" w:right="160"/>
+      <w:pBdr>
+        <w:left w:color="C8102E" w:space="12" w:sz="14" w:val="single"/>
+        <w:top w:color="D9D9D9" w:space="6" w:sz="4" w:val="single"/>
+        <w:bottom w:color="D9D9D9" w:space="6" w:sz="4" w:val="single"/>
+        <w:right w:color="D9D9D9" w:space="6" w:sz="4" w:val="single"/>
+      </w:pBdr>
     </w:pPr>
+    <w:rPr>
+      <w:rFonts w:ascii="Courier New" w:cs="Courier New" w:eastAsia="Courier New" w:hAnsi="Courier New"/>
+      <w:sz w:val="19"/>
+      <w:szCs w:val="19"/>
+      <w:color w:val="1F2937"/>
+    </w:rPr>
   </w:style>
   <w:style w:customStyle="1" w:styleId="KeywordTok" w:type="character">
     <w:name w:val="KeywordTok"/>
     <w:rPr>
+      <w:rFonts w:ascii="Courier New" w:cs="Courier New" w:eastAsia="Courier New" w:hAnsi="Courier New"/>
       <w:b/>
       <w:color w:val="003B4F"/>
-      <w:shd w:color="auto" w:fill="F1F3F5" w:val="clear"/>
+      <w:shd w:color="auto" w:fill="F7F7F7" w:val="clear"/>
+      <w:sz w:val="19"/>
+      <w:szCs w:val="19"/>
     </w:rPr>
   </w:style>
   <w:style w:customStyle="1" w:styleId="DataTypeTok" w:type="character">
     <w:name w:val="DataTypeTok"/>
     <w:rsid w:val="008B5ADE"/>
     <w:rPr>
-      <w:rFonts w:asciiTheme="minorHAnsi" w:hAnsiTheme="minorHAnsi"/>
+      <w:rFonts w:ascii="Courier New" w:asciiTheme="minorHAnsi" w:cs="Courier New" w:eastAsia="Courier New" w:hAnsi="Courier New" w:hAnsiTheme="minorHAnsi"/>
       <w:color w:val="AD0000"/>
-      <w:shd w:color="auto" w:fill="F1F3F5" w:val="clear"/>
+      <w:shd w:color="auto" w:fill="F7F7F7" w:val="clear"/>
+      <w:sz w:val="19"/>
+      <w:szCs w:val="19"/>
     </w:rPr>
   </w:style>
   <w:style w:customStyle="1" w:styleId="DecValTok" w:type="character">
     <w:name w:val="DecValTok"/>
     <w:rPr>
+      <w:rFonts w:ascii="Courier New" w:cs="Courier New" w:eastAsia="Courier New" w:hAnsi="Courier New"/>
       <w:color w:val="AD0000"/>
-      <w:shd w:color="auto" w:fill="F1F3F5" w:val="clear"/>
+      <w:shd w:color="auto" w:fill="F7F7F7" w:val="clear"/>
+      <w:sz w:val="19"/>
+      <w:szCs w:val="19"/>
     </w:rPr>
   </w:style>
   <w:style w:customStyle="1" w:styleId="BaseNTok" w:type="character">
     <w:name w:val="BaseNTok"/>
     <w:rsid w:val="008B5ADE"/>
     <w:rPr>
-      <w:rFonts w:asciiTheme="minorHAnsi" w:hAnsiTheme="minorHAnsi"/>
+      <w:rFonts w:ascii="Courier New" w:asciiTheme="minorHAnsi" w:cs="Courier New" w:eastAsia="Courier New" w:hAnsi="Courier New" w:hAnsiTheme="minorHAnsi"/>
       <w:color w:val="AD0000"/>
-      <w:shd w:color="auto" w:fill="F1F3F5" w:val="clear"/>
+      <w:shd w:color="auto" w:fill="F7F7F7" w:val="clear"/>
+      <w:sz w:val="19"/>
+      <w:szCs w:val="19"/>
     </w:rPr>
   </w:style>
   <w:style w:customStyle="1" w:styleId="FloatTok" w:type="character">
     <w:name w:val="FloatTok"/>
     <w:rPr>
+      <w:rFonts w:ascii="Courier New" w:cs="Courier New" w:eastAsia="Courier New" w:hAnsi="Courier New"/>
       <w:color w:val="AD0000"/>
-      <w:shd w:color="auto" w:fill="F1F3F5" w:val="clear"/>
+      <w:shd w:color="auto" w:fill="F7F7F7" w:val="clear"/>
+      <w:sz w:val="19"/>
+      <w:szCs w:val="19"/>
     </w:rPr>
   </w:style>
   <w:style w:customStyle="1" w:styleId="ConstantTok" w:type="character">
     <w:name w:val="ConstantTok"/>
     <w:rPr>
+      <w:rFonts w:ascii="Courier New" w:cs="Courier New" w:eastAsia="Courier New" w:hAnsi="Courier New"/>
       <w:color w:val="8F5902"/>
-      <w:shd w:color="auto" w:fill="F1F3F5" w:val="clear"/>
+      <w:shd w:color="auto" w:fill="F7F7F7" w:val="clear"/>
+      <w:sz w:val="19"/>
+      <w:szCs w:val="19"/>
     </w:rPr>
   </w:style>
   <w:style w:customStyle="1" w:styleId="CharTok" w:type="character">
     <w:name w:val="CharTok"/>
     <w:rsid w:val="008B5ADE"/>
     <w:rPr>
-      <w:rFonts w:asciiTheme="minorHAnsi" w:hAnsiTheme="minorHAnsi"/>
+      <w:rFonts w:ascii="Courier New" w:asciiTheme="minorHAnsi" w:cs="Courier New" w:eastAsia="Courier New" w:hAnsi="Courier New" w:hAnsiTheme="minorHAnsi"/>
       <w:color w:val="20794D"/>
-      <w:shd w:color="auto" w:fill="F1F3F5" w:val="clear"/>
+      <w:shd w:color="auto" w:fill="F7F7F7" w:val="clear"/>
+      <w:sz w:val="19"/>
+      <w:szCs w:val="19"/>
     </w:rPr>
   </w:style>
   <w:style w:customStyle="1" w:styleId="SpecialCharTok" w:type="character">
     <w:name w:val="SpecialCharTok"/>
     <w:rPr>
+      <w:rFonts w:ascii="Courier New" w:cs="Courier New" w:eastAsia="Courier New" w:hAnsi="Courier New"/>
       <w:color w:val="5E5E5E"/>
-      <w:shd w:color="auto" w:fill="F1F3F5" w:val="clear"/>
+      <w:shd w:color="auto" w:fill="F7F7F7" w:val="clear"/>
+      <w:sz w:val="19"/>
+      <w:szCs w:val="19"/>
     </w:rPr>
   </w:style>
   <w:style w:customStyle="1" w:styleId="StringTok" w:type="character">
     <w:name w:val="StringTok"/>
     <w:rPr>
+      <w:rFonts w:ascii="Courier New" w:cs="Courier New" w:eastAsia="Courier New" w:hAnsi="Courier New"/>
       <w:color w:val="20794D"/>
-      <w:shd w:color="auto" w:fill="F1F3F5" w:val="clear"/>
+      <w:shd w:color="auto" w:fill="F7F7F7" w:val="clear"/>
+      <w:sz w:val="19"/>
+      <w:szCs w:val="19"/>
     </w:rPr>
   </w:style>
   <w:style w:customStyle="1" w:styleId="VerbatimStringTok" w:type="character">
     <w:name w:val="VerbatimStringTok"/>
     <w:rPr>
+      <w:rFonts w:ascii="Courier New" w:cs="Courier New" w:eastAsia="Courier New" w:hAnsi="Courier New"/>
       <w:color w:val="20794D"/>
-      <w:shd w:color="auto" w:fill="F1F3F5" w:val="clear"/>
+      <w:shd w:color="auto" w:fill="F7F7F7" w:val="clear"/>
+      <w:sz w:val="19"/>
+      <w:szCs w:val="19"/>
     </w:rPr>
   </w:style>
   <w:style w:customStyle="1" w:styleId="SpecialStringTok" w:type="character">
     <w:name w:val="SpecialStringTok"/>
     <w:rPr>
+      <w:rFonts w:ascii="Courier New" w:cs="Courier New" w:eastAsia="Courier New" w:hAnsi="Courier New"/>
       <w:color w:val="20794D"/>
-      <w:shd w:color="auto" w:fill="F1F3F5" w:val="clear"/>
+      <w:shd w:color="auto" w:fill="F7F7F7" w:val="clear"/>
+      <w:sz w:val="19"/>
+      <w:szCs w:val="19"/>
     </w:rPr>
   </w:style>
   <w:style w:customStyle="1" w:styleId="ImportTok" w:type="character">
     <w:name w:val="ImportTok"/>
     <w:rPr>
+      <w:rFonts w:ascii="Courier New" w:cs="Courier New" w:eastAsia="Courier New" w:hAnsi="Courier New"/>
       <w:color w:val="00769E"/>
-      <w:shd w:color="auto" w:fill="F1F3F5" w:val="clear"/>
+      <w:shd w:color="auto" w:fill="F7F7F7" w:val="clear"/>
+      <w:sz w:val="19"/>
+      <w:szCs w:val="19"/>
     </w:rPr>
   </w:style>
   <w:style w:customStyle="1" w:styleId="CommentTok" w:type="character">
     <w:name w:val="CommentTok"/>
     <w:rPr>
+      <w:rFonts w:ascii="Courier New" w:cs="Courier New" w:eastAsia="Courier New" w:hAnsi="Courier New"/>
       <w:color w:val="5E5E5E"/>
-      <w:shd w:color="auto" w:fill="F1F3F5" w:val="clear"/>
+      <w:shd w:color="auto" w:fill="F7F7F7" w:val="clear"/>
+      <w:sz w:val="19"/>
+      <w:szCs w:val="19"/>
     </w:rPr>
   </w:style>
   <w:style w:customStyle="1" w:styleId="DocumentationTok" w:type="character">
     <w:name w:val="DocumentationTok"/>
     <w:rsid w:val="008B5ADE"/>
     <w:rPr>
-      <w:rFonts w:asciiTheme="minorHAnsi" w:hAnsiTheme="minorHAnsi"/>
+      <w:rFonts w:ascii="Courier New" w:asciiTheme="minorHAnsi" w:cs="Courier New" w:eastAsia="Courier New" w:hAnsi="Courier New" w:hAnsiTheme="minorHAnsi"/>
       <w:i/>
       <w:color w:val="5E5E5E"/>
-      <w:shd w:color="auto" w:fill="F1F3F5" w:val="clear"/>
+      <w:shd w:color="auto" w:fill="F7F7F7" w:val="clear"/>
+      <w:sz w:val="19"/>
+      <w:szCs w:val="19"/>
     </w:rPr>
   </w:style>
   <w:style w:customStyle="1" w:styleId="AnnotationTok" w:type="character">
     <w:name w:val="AnnotationTok"/>
     <w:rPr>
+      <w:rFonts w:ascii="Courier New" w:cs="Courier New" w:eastAsia="Courier New" w:hAnsi="Courier New"/>
       <w:color w:val="5E5E5E"/>
-      <w:shd w:color="auto" w:fill="F1F3F5" w:val="clear"/>
+      <w:shd w:color="auto" w:fill="F7F7F7" w:val="clear"/>
+      <w:sz w:val="19"/>
+      <w:szCs w:val="19"/>
     </w:rPr>
   </w:style>
   <w:style w:customStyle="1" w:styleId="CommentVarTok" w:type="character">
     <w:name w:val="CommentVarTok"/>
     <w:rPr>
+      <w:rFonts w:ascii="Courier New" w:cs="Courier New" w:eastAsia="Courier New" w:hAnsi="Courier New"/>
       <w:i/>
       <w:color w:val="5E5E5E"/>
-      <w:shd w:color="auto" w:fill="F1F3F5" w:val="clear"/>
+      <w:shd w:color="auto" w:fill="F7F7F7" w:val="clear"/>
+      <w:sz w:val="19"/>
+      <w:szCs w:val="19"/>
     </w:rPr>
   </w:style>
   <w:style w:customStyle="1" w:styleId="OtherTok" w:type="character">
     <w:name w:val="OtherTok"/>
     <w:rPr>
+      <w:rFonts w:ascii="Courier New" w:cs="Courier New" w:eastAsia="Courier New" w:hAnsi="Courier New"/>
       <w:color w:val="003B4F"/>
-      <w:shd w:color="auto" w:fill="F1F3F5" w:val="clear"/>
+      <w:shd w:color="auto" w:fill="F7F7F7" w:val="clear"/>
+      <w:sz w:val="19"/>
+      <w:szCs w:val="19"/>
     </w:rPr>
   </w:style>
   <w:style w:customStyle="1" w:styleId="FunctionTok" w:type="character">
     <w:name w:val="FunctionTok"/>
     <w:rPr>
+      <w:rFonts w:ascii="Courier New" w:cs="Courier New" w:eastAsia="Courier New" w:hAnsi="Courier New"/>
       <w:color w:val="4758AB"/>
-      <w:shd w:color="auto" w:fill="F1F3F5" w:val="clear"/>
+      <w:shd w:color="auto" w:fill="F7F7F7" w:val="clear"/>
+      <w:sz w:val="19"/>
+      <w:szCs w:val="19"/>
     </w:rPr>
   </w:style>
   <w:style w:customStyle="1" w:styleId="VariableTok" w:type="character">
     <w:name w:val="VariableTok"/>
     <w:rPr>
+      <w:rFonts w:ascii="Courier New" w:cs="Courier New" w:eastAsia="Courier New" w:hAnsi="Courier New"/>
       <w:color w:val="111111"/>
-      <w:shd w:color="auto" w:fill="F1F3F5" w:val="clear"/>
+      <w:shd w:color="auto" w:fill="F7F7F7" w:val="clear"/>
+      <w:sz w:val="19"/>
+      <w:szCs w:val="19"/>
     </w:rPr>
   </w:style>
   <w:style w:customStyle="1" w:styleId="ControlFlowTok" w:type="character">
     <w:name w:val="ControlFlowTok"/>
     <w:rPr>
+      <w:rFonts w:ascii="Courier New" w:cs="Courier New" w:eastAsia="Courier New" w:hAnsi="Courier New"/>
       <w:b/>
       <w:color w:val="003B4F"/>
-      <w:shd w:color="auto" w:fill="F1F3F5" w:val="clear"/>
+      <w:shd w:color="auto" w:fill="F7F7F7" w:val="clear"/>
+      <w:sz w:val="19"/>
+      <w:szCs w:val="19"/>
     </w:rPr>
   </w:style>
   <w:style w:customStyle="1" w:styleId="OperatorTok" w:type="character">
     <w:name w:val="OperatorTok"/>
     <w:rPr>
+      <w:rFonts w:ascii="Courier New" w:cs="Courier New" w:eastAsia="Courier New" w:hAnsi="Courier New"/>
       <w:color w:val="5E5E5E"/>
-      <w:shd w:color="auto" w:fill="F1F3F5" w:val="clear"/>
+      <w:shd w:color="auto" w:fill="F7F7F7" w:val="clear"/>
+      <w:sz w:val="19"/>
+      <w:szCs w:val="19"/>
     </w:rPr>
   </w:style>
   <w:style w:customStyle="1" w:styleId="BuiltInTok" w:type="character">
     <w:name w:val="BuiltInTok"/>
     <w:rsid w:val="008B5ADE"/>
     <w:rPr>
-      <w:rFonts w:asciiTheme="minorHAnsi" w:hAnsiTheme="minorHAnsi"/>
+      <w:rFonts w:ascii="Courier New" w:asciiTheme="minorHAnsi" w:cs="Courier New" w:eastAsia="Courier New" w:hAnsi="Courier New" w:hAnsiTheme="minorHAnsi"/>
       <w:color w:val="003B4F"/>
-      <w:shd w:color="auto" w:fill="F1F3F5" w:val="clear"/>
+      <w:shd w:color="auto" w:fill="F7F7F7" w:val="clear"/>
+      <w:sz w:val="19"/>
+      <w:szCs w:val="19"/>
     </w:rPr>
   </w:style>
   <w:style w:customStyle="1" w:styleId="ExtensionTok" w:type="character">
     <w:name w:val="ExtensionTok"/>
     <w:rPr>
+      <w:rFonts w:ascii="Courier New" w:cs="Courier New" w:eastAsia="Courier New" w:hAnsi="Courier New"/>
       <w:color w:val="003B4F"/>
-      <w:shd w:color="auto" w:fill="F1F3F5" w:val="clear"/>
+      <w:shd w:color="auto" w:fill="F7F7F7" w:val="clear"/>
+      <w:sz w:val="19"/>
+      <w:szCs w:val="19"/>
     </w:rPr>
   </w:style>
   <w:style w:customStyle="1" w:styleId="PreprocessorTok" w:type="character">
     <w:name w:val="PreprocessorTok"/>
     <w:rPr>
+      <w:rFonts w:ascii="Courier New" w:cs="Courier New" w:eastAsia="Courier New" w:hAnsi="Courier New"/>
       <w:color w:val="AD0000"/>
-      <w:shd w:color="auto" w:fill="F1F3F5" w:val="clear"/>
+      <w:shd w:color="auto" w:fill="F7F7F7" w:val="clear"/>
+      <w:sz w:val="19"/>
+      <w:szCs w:val="19"/>
     </w:rPr>
   </w:style>
   <w:style w:customStyle="1" w:styleId="AttributeTok" w:type="character">
@@ -18707,31 +18577,42 @@
     <w:qFormat/>
     <w:rsid w:val="008B5ADE"/>
     <w:rPr>
-      <w:rFonts w:asciiTheme="minorHAnsi" w:hAnsiTheme="minorHAnsi"/>
+      <w:rFonts w:ascii="Courier New" w:asciiTheme="minorHAnsi" w:cs="Courier New" w:eastAsia="Courier New" w:hAnsi="Courier New" w:hAnsiTheme="minorHAnsi"/>
       <w:color w:val="657422"/>
-      <w:shd w:color="auto" w:fill="F1F3F5" w:val="clear"/>
+      <w:shd w:color="auto" w:fill="F7F7F7" w:val="clear"/>
+      <w:sz w:val="19"/>
+      <w:szCs w:val="19"/>
     </w:rPr>
   </w:style>
   <w:style w:customStyle="1" w:styleId="RegionMarkerTok" w:type="character">
     <w:name w:val="RegionMarkerTok"/>
     <w:rPr>
+      <w:rFonts w:ascii="Courier New" w:cs="Courier New" w:eastAsia="Courier New" w:hAnsi="Courier New"/>
       <w:color w:val="003B4F"/>
-      <w:shd w:color="auto" w:fill="F1F3F5" w:val="clear"/>
+      <w:shd w:color="auto" w:fill="F7F7F7" w:val="clear"/>
+      <w:sz w:val="19"/>
+      <w:szCs w:val="19"/>
     </w:rPr>
   </w:style>
   <w:style w:customStyle="1" w:styleId="InformationTok" w:type="character">
     <w:name w:val="InformationTok"/>
     <w:rPr>
+      <w:rFonts w:ascii="Courier New" w:cs="Courier New" w:eastAsia="Courier New" w:hAnsi="Courier New"/>
       <w:color w:val="5E5E5E"/>
-      <w:shd w:color="auto" w:fill="F1F3F5" w:val="clear"/>
+      <w:shd w:color="auto" w:fill="F7F7F7" w:val="clear"/>
+      <w:sz w:val="19"/>
+      <w:szCs w:val="19"/>
     </w:rPr>
   </w:style>
   <w:style w:customStyle="1" w:styleId="WarningTok" w:type="character">
     <w:name w:val="WarningTok"/>
     <w:rPr>
+      <w:rFonts w:ascii="Courier New" w:cs="Courier New" w:eastAsia="Courier New" w:hAnsi="Courier New"/>
       <w:i/>
       <w:color w:val="5E5E5E"/>
-      <w:shd w:color="auto" w:fill="F1F3F5" w:val="clear"/>
+      <w:shd w:color="auto" w:fill="F7F7F7" w:val="clear"/>
+      <w:sz w:val="19"/>
+      <w:szCs w:val="19"/>
     </w:rPr>
   </w:style>
   <w:style w:customStyle="1" w:styleId="AlertTok" w:type="character">
@@ -18739,23 +18620,31 @@
     <w:qFormat/>
     <w:rsid w:val="008B5ADE"/>
     <w:rPr>
-      <w:rFonts w:asciiTheme="minorHAnsi" w:hAnsiTheme="minorHAnsi"/>
+      <w:rFonts w:ascii="Courier New" w:asciiTheme="minorHAnsi" w:cs="Courier New" w:eastAsia="Courier New" w:hAnsi="Courier New" w:hAnsiTheme="minorHAnsi"/>
       <w:color w:val="AD0000"/>
-      <w:shd w:color="auto" w:fill="F1F3F5" w:val="clear"/>
+      <w:shd w:color="auto" w:fill="F7F7F7" w:val="clear"/>
+      <w:sz w:val="19"/>
+      <w:szCs w:val="19"/>
     </w:rPr>
   </w:style>
   <w:style w:customStyle="1" w:styleId="ErrorTok" w:type="character">
     <w:name w:val="ErrorTok"/>
     <w:rPr>
+      <w:rFonts w:ascii="Courier New" w:cs="Courier New" w:eastAsia="Courier New" w:hAnsi="Courier New"/>
       <w:color w:val="AD0000"/>
-      <w:shd w:color="auto" w:fill="F1F3F5" w:val="clear"/>
+      <w:shd w:color="auto" w:fill="F7F7F7" w:val="clear"/>
+      <w:sz w:val="19"/>
+      <w:szCs w:val="19"/>
     </w:rPr>
   </w:style>
   <w:style w:customStyle="1" w:styleId="NormalTok" w:type="character">
     <w:name w:val="NormalTok"/>
     <w:rPr>
+      <w:rFonts w:ascii="Courier New" w:cs="Courier New" w:eastAsia="Courier New" w:hAnsi="Courier New"/>
       <w:color w:val="003B4F"/>
-      <w:shd w:color="auto" w:fill="F1F3F5" w:val="clear"/>
+      <w:shd w:color="auto" w:fill="F7F7F7" w:val="clear"/>
+      <w:sz w:val="19"/>
+      <w:szCs w:val="19"/>
     </w:rPr>
   </w:style>
   <w:style w:customStyle="1" w:styleId="Section1" w:type="character">
@@ -19605,6 +19494,7 @@
       <w:spacing w:after="200" w:line="240" w:lineRule="auto"/>
     </w:pPr>
     <w:rPr>
+      <w:rFonts w:ascii="Arial" w:cs="Arial" w:eastAsia="Arial" w:hAnsi="Arial"/>
       <w:i/>
       <w:iCs/>
       <w:color w:themeColor="text2" w:val="44546A"/>
@@ -19645,11 +19535,15 @@
     <w:qFormat/>
     <w:rsid w:val="00491A31"/>
     <w:pPr>
-      <w:spacing w:after="180" w:before="180" w:line="240" w:lineRule="auto"/>
+      <w:spacing w:after="160" w:before="0" w:line="300" w:lineRule="auto"/>
     </w:pPr>
     <w:rPr>
+      <w:rFonts w:ascii="Arial" w:cs="Arial" w:eastAsia="Arial" w:hAnsi="Arial"/>
       <w:kern w:val="0"/>
       <w14:ligatures w14:val="none"/>
+      <w:sz w:val="23"/>
+      <w:szCs w:val="23"/>
+      <w:color w:val="222222"/>
     </w:rPr>
   </w:style>
   <w:style w:customStyle="1" w:styleId="VerbatimChar" w:type="character">
@@ -19659,8 +19553,11 @@
     <w:qFormat/>
     <w:rsid w:val="00D15FFF"/>
     <w:rPr>
-      <w:rFonts w:ascii="Atkinson Hyperlegible" w:hAnsi="Atkinson Hyperlegible"/>
+      <w:rFonts w:ascii="Courier New" w:cs="Courier New" w:eastAsia="Courier New" w:hAnsi="Courier New"/>
       <w:shd w:color="auto" w:fill="F1F3F5" w:val="clear"/>
+      <w:sz w:val="20"/>
+      <w:szCs w:val="20"/>
+      <w:color w:val="1F2937"/>
     </w:rPr>
   </w:style>
   <w:style w:styleId="BodyText" w:type="paragraph">
@@ -19673,8 +19570,14 @@
     <w:qFormat/>
     <w:rsid w:val="00AA286D"/>
     <w:pPr>
-      <w:spacing w:after="240" w:before="120"/>
+      <w:spacing w:after="160" w:before="0" w:line="300" w:lineRule="auto"/>
     </w:pPr>
+    <w:rPr>
+      <w:rFonts w:ascii="Arial" w:cs="Arial" w:eastAsia="Arial" w:hAnsi="Arial"/>
+      <w:sz w:val="23"/>
+      <w:szCs w:val="23"/>
+      <w:color w:val="222222"/>
+    </w:rPr>
   </w:style>
   <w:style w:customStyle="1" w:styleId="BodyTextChar" w:type="character">
     <w:name w:val="Body Text Char"/>
@@ -19689,11 +19592,15 @@
     <w:qFormat/>
     <w:rsid w:val="00D15FFF"/>
     <w:pPr>
-      <w:spacing w:after="36" w:before="36" w:line="240" w:lineRule="auto"/>
+      <w:spacing w:after="120" w:before="0" w:line="288" w:lineRule="auto"/>
     </w:pPr>
     <w:rPr>
+      <w:rFonts w:ascii="Arial" w:cs="Arial" w:eastAsia="Arial" w:hAnsi="Arial"/>
       <w:kern w:val="0"/>
       <w14:ligatures w14:val="none"/>
+      <w:sz w:val="23"/>
+      <w:szCs w:val="23"/>
+      <w:color w:val="222222"/>
     </w:rPr>
   </w:style>
   <w:style w:styleId="FootnoteReference" w:type="character">
@@ -20545,20 +20452,22 @@
     <w:qFormat/>
     <w:rsid w:val="00050EB4"/>
     <w:pPr>
-      <w:numPr>
-        <w:numId w:val="51"/>
-      </w:numPr>
       <w:pBdr>
-        <w:top w:color="auto" w:space="5" w:sz="4" w:val="dotted"/>
-        <w:left w:color="auto" w:space="4" w:sz="4" w:val="dotted"/>
-        <w:bottom w:color="auto" w:space="5" w:sz="4" w:val="dotted"/>
-        <w:right w:color="auto" w:space="4" w:sz="4" w:val="dotted"/>
+        <w:top w:color="B7B7B7" w:space="12" w:sz="6" w:val="single"/>
+        <w:left w:color="C8102E" w:space="12" w:sz="14" w:val="single"/>
+        <w:bottom w:color="B7B7B7" w:space="12" w:sz="6" w:val="single"/>
+        <w:right w:color="B7B7B7" w:space="12" w:sz="6" w:val="single"/>
       </w:pBdr>
-      <w:ind w:right="1008"/>
+      <w:ind w:left="240" w:right="240"/>
+      <w:spacing w:after="360" w:before="180" w:line="300" w:lineRule="auto"/>
+      <w:widowControl/>
+      <w:shd w:color="auto" w:fill="F7F7F7" w:val="clear"/>
     </w:pPr>
     <w:rPr>
-      <w:rFonts w:cs="Times New Roman (Body CS)"/>
-      <w:sz w:val="22"/>
+      <w:rFonts w:ascii="Arial" w:cs="Arial" w:eastAsia="Arial" w:hAnsi="Arial"/>
+      <w:sz w:val="23"/>
+      <w:szCs w:val="23"/>
+      <w:color w:val="222222"/>
     </w:rPr>
   </w:style>
   <w:style w:styleId="HTMLAddress" w:type="paragraph">
@@ -20637,7 +20546,7 @@
       </w:pBdr>
       <w:shd w:color="auto" w:fill="auto" w:val="clear"/>
       <w:spacing w:line="360" w:lineRule="auto"/>
-      <w:ind w:left="-1152" w:right="-1152"/>
+      <w:ind w:left="0" w:right="0"/>
     </w:pPr>
     <w:rPr>
       <w:sz w:val="20"/>
@@ -20775,7 +20684,7 @@
     <w:qFormat/>
     <w:rsid w:val="00E6184A"/>
     <w:rPr>
-      <w:rFonts w:asciiTheme="minorHAnsi" w:hAnsiTheme="minorHAnsi"/>
+      <w:rFonts w:ascii="Arial" w:asciiTheme="minorHAnsi" w:cs="Arial" w:eastAsia="Arial" w:hAnsi="Arial" w:hAnsiTheme="minorHAnsi"/>
       <w:b/>
       <w:i w:val="0"/>
       <w:caps w:val="0"/>
